--- a/TC(p. 4.1)/TC(p.4.1).docx
+++ b/TC(p. 4.1)/TC(p.4.1).docx
@@ -15,6 +15,21 @@
           <w:bCs/>
         </w:rPr>
         <w:t>4.1 Diagramy przypadków użycia</w:t>
+      </w:r>
+    </w:p>
+    <w:p>
+      <w:pPr>
+        <w:rPr>
+          <w:b/>
+          <w:bCs/>
+        </w:rPr>
+      </w:pPr>
+      <w:r>
+        <w:rPr>
+          <w:rFonts w:ascii="Arial" w:hAnsi="Arial" w:cs="Arial"/>
+          <w:color w:val="000000"/>
+        </w:rPr>
+        <w:t>Diagram przedstawia interakcje pomiędzy użytkownikami systemu, a funkcjonalnościami systemu menażerii chomików.</w:t>
       </w:r>
     </w:p>
     <w:p>
@@ -38,7 +53,7 @@
                     <pic:cNvPicPr/>
                   </pic:nvPicPr>
                   <pic:blipFill>
-                    <a:blip r:embed="rId4">
+                    <a:blip r:embed="rId5">
                       <a:extLst>
                         <a:ext uri="{28A0092B-C50C-407E-A947-70E740481C1C}">
                           <a14:useLocalDpi xmlns:a14="http://schemas.microsoft.com/office/drawing/2010/main" val="0"/>
@@ -65,6 +80,2887 @@
         </w:drawing>
       </w:r>
     </w:p>
+    <w:p/>
+    <w:p>
+      <w:pPr>
+        <w:spacing w:before="240" w:after="240" w:line="240" w:lineRule="auto"/>
+        <w:rPr>
+          <w:rFonts w:ascii="Times New Roman" w:eastAsia="Times New Roman" w:hAnsi="Times New Roman" w:cs="Times New Roman"/>
+          <w:color w:val="000000"/>
+          <w:kern w:val="0"/>
+          <w:sz w:val="24"/>
+          <w:szCs w:val="24"/>
+          <w:lang w:eastAsia="pl-PL"/>
+          <w14:ligatures w14:val="none"/>
+        </w:rPr>
+      </w:pPr>
+      <w:r>
+        <w:rPr>
+          <w:rFonts w:ascii="Arial" w:eastAsia="Times New Roman" w:hAnsi="Arial" w:cs="Arial"/>
+          <w:b/>
+          <w:bCs/>
+          <w:color w:val="000000"/>
+          <w:kern w:val="0"/>
+          <w:sz w:val="28"/>
+          <w:szCs w:val="28"/>
+          <w:lang w:eastAsia="pl-PL"/>
+          <w14:ligatures w14:val="none"/>
+        </w:rPr>
+        <w:t>4.1.1 Opisy wszystkich aktorów</w:t>
+      </w:r>
+    </w:p>
+    <w:p>
+      <w:pPr>
+        <w:spacing w:before="240" w:after="240" w:line="240" w:lineRule="auto"/>
+        <w:rPr>
+          <w:rFonts w:ascii="Times New Roman" w:eastAsia="Times New Roman" w:hAnsi="Times New Roman" w:cs="Times New Roman"/>
+          <w:color w:val="000000"/>
+          <w:kern w:val="0"/>
+          <w:sz w:val="24"/>
+          <w:szCs w:val="24"/>
+          <w:lang w:eastAsia="pl-PL"/>
+          <w14:ligatures w14:val="none"/>
+        </w:rPr>
+      </w:pPr>
+      <w:r>
+        <w:rPr>
+          <w:rFonts w:ascii="Arial" w:eastAsia="Times New Roman" w:hAnsi="Arial" w:cs="Arial"/>
+          <w:b/>
+          <w:bCs/>
+          <w:color w:val="000000"/>
+          <w:kern w:val="0"/>
+          <w:sz w:val="24"/>
+          <w:szCs w:val="24"/>
+          <w:lang w:eastAsia="pl-PL"/>
+          <w14:ligatures w14:val="none"/>
+        </w:rPr>
+        <w:t>Niezalogowany użytkownik</w:t>
+      </w:r>
+    </w:p>
+    <w:p>
+      <w:pPr>
+        <w:spacing w:before="240" w:after="240" w:line="240" w:lineRule="auto"/>
+        <w:rPr>
+          <w:rFonts w:ascii="Times New Roman" w:eastAsia="Times New Roman" w:hAnsi="Times New Roman" w:cs="Times New Roman"/>
+          <w:color w:val="000000"/>
+          <w:kern w:val="0"/>
+          <w:sz w:val="24"/>
+          <w:szCs w:val="24"/>
+          <w:lang w:eastAsia="pl-PL"/>
+          <w14:ligatures w14:val="none"/>
+        </w:rPr>
+      </w:pPr>
+      <w:r>
+        <w:rPr>
+          <w:rFonts w:ascii="Arial" w:eastAsia="Times New Roman" w:hAnsi="Arial" w:cs="Arial"/>
+          <w:color w:val="000000"/>
+          <w:kern w:val="0"/>
+          <w:lang w:eastAsia="pl-PL"/>
+          <w14:ligatures w14:val="none"/>
+        </w:rPr>
+        <w:lastRenderedPageBreak/>
+        <w:t xml:space="preserve">Niezalogowany użytkownik to osoba odwiedzająca system bez wcześniejszego zalogowania się. Ma on ograniczony dostęp do funkcjonalności systemu i może jedynie przeglądać ogólne informacje o menażerii oraz listę dostępnych chomików przeznaczonych do leasingu. Nie ma możliwości składania </w:t>
+      </w:r>
+      <w:proofErr w:type="gramStart"/>
+      <w:r>
+        <w:rPr>
+          <w:rFonts w:ascii="Arial" w:eastAsia="Times New Roman" w:hAnsi="Arial" w:cs="Arial"/>
+          <w:color w:val="000000"/>
+          <w:kern w:val="0"/>
+          <w:lang w:eastAsia="pl-PL"/>
+          <w14:ligatures w14:val="none"/>
+        </w:rPr>
+        <w:t>wniosków,</w:t>
+      </w:r>
+      <w:proofErr w:type="gramEnd"/>
+      <w:r>
+        <w:rPr>
+          <w:rFonts w:ascii="Arial" w:eastAsia="Times New Roman" w:hAnsi="Arial" w:cs="Arial"/>
+          <w:color w:val="000000"/>
+          <w:kern w:val="0"/>
+          <w:lang w:eastAsia="pl-PL"/>
+          <w14:ligatures w14:val="none"/>
+        </w:rPr>
+        <w:t xml:space="preserve"> ani wykonywania operacji wymagających identyfikacji użytkownika.</w:t>
+      </w:r>
+    </w:p>
+    <w:p>
+      <w:pPr>
+        <w:spacing w:after="0" w:line="240" w:lineRule="auto"/>
+        <w:rPr>
+          <w:rFonts w:ascii="Times New Roman" w:eastAsia="Times New Roman" w:hAnsi="Times New Roman" w:cs="Times New Roman"/>
+          <w:color w:val="000000"/>
+          <w:kern w:val="0"/>
+          <w:sz w:val="24"/>
+          <w:szCs w:val="24"/>
+          <w:lang w:eastAsia="pl-PL"/>
+          <w14:ligatures w14:val="none"/>
+        </w:rPr>
+      </w:pPr>
+    </w:p>
+    <w:p>
+      <w:pPr>
+        <w:spacing w:before="240" w:after="240" w:line="240" w:lineRule="auto"/>
+        <w:rPr>
+          <w:rFonts w:ascii="Times New Roman" w:eastAsia="Times New Roman" w:hAnsi="Times New Roman" w:cs="Times New Roman"/>
+          <w:color w:val="000000"/>
+          <w:kern w:val="0"/>
+          <w:sz w:val="24"/>
+          <w:szCs w:val="24"/>
+          <w:lang w:eastAsia="pl-PL"/>
+          <w14:ligatures w14:val="none"/>
+        </w:rPr>
+      </w:pPr>
+      <w:r>
+        <w:rPr>
+          <w:rFonts w:ascii="Arial" w:eastAsia="Times New Roman" w:hAnsi="Arial" w:cs="Arial"/>
+          <w:b/>
+          <w:bCs/>
+          <w:color w:val="000000"/>
+          <w:kern w:val="0"/>
+          <w:sz w:val="24"/>
+          <w:szCs w:val="24"/>
+          <w:lang w:eastAsia="pl-PL"/>
+          <w14:ligatures w14:val="none"/>
+        </w:rPr>
+        <w:t>Zalogowany użytkownik </w:t>
+      </w:r>
+    </w:p>
+    <w:p>
+      <w:pPr>
+        <w:spacing w:before="240" w:after="240" w:line="240" w:lineRule="auto"/>
+        <w:rPr>
+          <w:rFonts w:ascii="Times New Roman" w:eastAsia="Times New Roman" w:hAnsi="Times New Roman" w:cs="Times New Roman"/>
+          <w:color w:val="000000"/>
+          <w:kern w:val="0"/>
+          <w:sz w:val="24"/>
+          <w:szCs w:val="24"/>
+          <w:lang w:eastAsia="pl-PL"/>
+          <w14:ligatures w14:val="none"/>
+        </w:rPr>
+      </w:pPr>
+      <w:r>
+        <w:rPr>
+          <w:rFonts w:ascii="Arial" w:eastAsia="Times New Roman" w:hAnsi="Arial" w:cs="Arial"/>
+          <w:color w:val="000000"/>
+          <w:kern w:val="0"/>
+          <w:lang w:eastAsia="pl-PL"/>
+          <w14:ligatures w14:val="none"/>
+        </w:rPr>
+        <w:t>Zalogowany użytkownik to zarejestrowany i zalogowany do systemu klient, który korzysta z jego funkcjonalności w celu wypożyczenia chomika. Może on przeglądać dostępne gryzonie, zapoznawać się z ich szczegółami, w tym historią chorób, a także składać wnioski leasingowe. Użytkownik ma możliwość zarządzania swoimi rezerwacjami, w tym ich anulowania przed odbiorem chomika. Dodatkowo może zgłaszać reklamacje w przypadku problemów związanych ze stanem zdrowia wypożyczonego chomika.</w:t>
+      </w:r>
+    </w:p>
+    <w:p>
+      <w:pPr>
+        <w:spacing w:after="0" w:line="240" w:lineRule="auto"/>
+        <w:rPr>
+          <w:rFonts w:ascii="Times New Roman" w:eastAsia="Times New Roman" w:hAnsi="Times New Roman" w:cs="Times New Roman"/>
+          <w:color w:val="000000"/>
+          <w:kern w:val="0"/>
+          <w:sz w:val="24"/>
+          <w:szCs w:val="24"/>
+          <w:lang w:eastAsia="pl-PL"/>
+          <w14:ligatures w14:val="none"/>
+        </w:rPr>
+      </w:pPr>
+    </w:p>
+    <w:p>
+      <w:pPr>
+        <w:spacing w:before="240" w:after="240" w:line="240" w:lineRule="auto"/>
+        <w:rPr>
+          <w:rFonts w:ascii="Times New Roman" w:eastAsia="Times New Roman" w:hAnsi="Times New Roman" w:cs="Times New Roman"/>
+          <w:color w:val="000000"/>
+          <w:kern w:val="0"/>
+          <w:sz w:val="24"/>
+          <w:szCs w:val="24"/>
+          <w:lang w:eastAsia="pl-PL"/>
+          <w14:ligatures w14:val="none"/>
+        </w:rPr>
+      </w:pPr>
+      <w:r>
+        <w:rPr>
+          <w:rFonts w:ascii="Arial" w:eastAsia="Times New Roman" w:hAnsi="Arial" w:cs="Arial"/>
+          <w:b/>
+          <w:bCs/>
+          <w:color w:val="000000"/>
+          <w:kern w:val="0"/>
+          <w:sz w:val="24"/>
+          <w:szCs w:val="24"/>
+          <w:lang w:eastAsia="pl-PL"/>
+          <w14:ligatures w14:val="none"/>
+        </w:rPr>
+        <w:t>Administrator</w:t>
+      </w:r>
+    </w:p>
+    <w:p>
+      <w:pPr>
+        <w:spacing w:before="240" w:after="240" w:line="240" w:lineRule="auto"/>
+        <w:rPr>
+          <w:rFonts w:ascii="Times New Roman" w:eastAsia="Times New Roman" w:hAnsi="Times New Roman" w:cs="Times New Roman"/>
+          <w:color w:val="000000"/>
+          <w:kern w:val="0"/>
+          <w:sz w:val="24"/>
+          <w:szCs w:val="24"/>
+          <w:lang w:eastAsia="pl-PL"/>
+          <w14:ligatures w14:val="none"/>
+        </w:rPr>
+      </w:pPr>
+      <w:r>
+        <w:rPr>
+          <w:rFonts w:ascii="Arial" w:eastAsia="Times New Roman" w:hAnsi="Arial" w:cs="Arial"/>
+          <w:color w:val="000000"/>
+          <w:kern w:val="0"/>
+          <w:lang w:eastAsia="pl-PL"/>
+          <w14:ligatures w14:val="none"/>
+        </w:rPr>
+        <w:t>Administrator to użytkownik systemu odpowiedzialny za jego zarządzanie oraz utrzymanie poprawności danych. Posiada szerokie uprawnienia, które umożliwiają mu dodawanie, edytowanie oraz usuwanie informacji o chomikach. Administrator zarządza procesem leasingu, a także rejestruje zdarzenia związane z rozmnażaniem gryzoni oraz ich udziałem w wystawach. Jego zadaniem jest również nadzorowanie poprawnego działania systemu i kontrola danych wprowadzonych przez innych użytkowników.  </w:t>
+      </w:r>
+    </w:p>
+    <w:p>
+      <w:pPr>
+        <w:spacing w:after="0" w:line="240" w:lineRule="auto"/>
+        <w:rPr>
+          <w:rFonts w:ascii="Times New Roman" w:eastAsia="Times New Roman" w:hAnsi="Times New Roman" w:cs="Times New Roman"/>
+          <w:color w:val="000000"/>
+          <w:kern w:val="0"/>
+          <w:sz w:val="24"/>
+          <w:szCs w:val="24"/>
+          <w:lang w:eastAsia="pl-PL"/>
+          <w14:ligatures w14:val="none"/>
+        </w:rPr>
+      </w:pPr>
+    </w:p>
+    <w:p>
+      <w:pPr>
+        <w:spacing w:before="240" w:after="240" w:line="240" w:lineRule="auto"/>
+        <w:rPr>
+          <w:rFonts w:ascii="Times New Roman" w:eastAsia="Times New Roman" w:hAnsi="Times New Roman" w:cs="Times New Roman"/>
+          <w:color w:val="000000"/>
+          <w:kern w:val="0"/>
+          <w:sz w:val="24"/>
+          <w:szCs w:val="24"/>
+          <w:lang w:eastAsia="pl-PL"/>
+          <w14:ligatures w14:val="none"/>
+        </w:rPr>
+      </w:pPr>
+      <w:r>
+        <w:rPr>
+          <w:rFonts w:ascii="Arial" w:eastAsia="Times New Roman" w:hAnsi="Arial" w:cs="Arial"/>
+          <w:b/>
+          <w:bCs/>
+          <w:color w:val="000000"/>
+          <w:kern w:val="0"/>
+          <w:sz w:val="24"/>
+          <w:szCs w:val="24"/>
+          <w:lang w:eastAsia="pl-PL"/>
+          <w14:ligatures w14:val="none"/>
+        </w:rPr>
+        <w:t>Weterynarz</w:t>
+      </w:r>
+    </w:p>
+    <w:p>
+      <w:pPr>
+        <w:spacing w:before="240" w:after="240" w:line="240" w:lineRule="auto"/>
+        <w:rPr>
+          <w:rFonts w:ascii="Times New Roman" w:eastAsia="Times New Roman" w:hAnsi="Times New Roman" w:cs="Times New Roman"/>
+          <w:color w:val="000000"/>
+          <w:kern w:val="0"/>
+          <w:sz w:val="24"/>
+          <w:szCs w:val="24"/>
+          <w:lang w:eastAsia="pl-PL"/>
+          <w14:ligatures w14:val="none"/>
+        </w:rPr>
+      </w:pPr>
+      <w:r>
+        <w:rPr>
+          <w:rFonts w:ascii="Arial" w:eastAsia="Times New Roman" w:hAnsi="Arial" w:cs="Arial"/>
+          <w:color w:val="000000"/>
+          <w:kern w:val="0"/>
+          <w:lang w:eastAsia="pl-PL"/>
+          <w14:ligatures w14:val="none"/>
+        </w:rPr>
+        <w:t>Weterynarz to użytkownik systemu odpowiedzialny za opiekę zdrowotną nad chomikami oraz organizacją ich codziennej pielęgnacji. Do jego obowiązków należy planowanie harmonogramów karmienia oraz sprzątania klatek. Weterynarz prowadzi dokumentację medyczną zwierząt, w tym historię leczenia i przeprowadzonych zabiegów, co pozwala na bieżące monitorowanie ich stanu zdrowia.</w:t>
+      </w:r>
+    </w:p>
+    <w:p>
+      <w:pPr>
+        <w:spacing w:after="0" w:line="240" w:lineRule="auto"/>
+        <w:rPr>
+          <w:rFonts w:ascii="Times New Roman" w:eastAsia="Times New Roman" w:hAnsi="Times New Roman" w:cs="Times New Roman"/>
+          <w:color w:val="000000"/>
+          <w:kern w:val="0"/>
+          <w:sz w:val="24"/>
+          <w:szCs w:val="24"/>
+          <w:lang w:eastAsia="pl-PL"/>
+          <w14:ligatures w14:val="none"/>
+        </w:rPr>
+      </w:pPr>
+    </w:p>
+    <w:p>
+      <w:pPr>
+        <w:spacing w:before="240" w:after="240" w:line="240" w:lineRule="auto"/>
+        <w:rPr>
+          <w:rFonts w:ascii="Times New Roman" w:eastAsia="Times New Roman" w:hAnsi="Times New Roman" w:cs="Times New Roman"/>
+          <w:color w:val="000000"/>
+          <w:kern w:val="0"/>
+          <w:sz w:val="24"/>
+          <w:szCs w:val="24"/>
+          <w:lang w:eastAsia="pl-PL"/>
+          <w14:ligatures w14:val="none"/>
+        </w:rPr>
+      </w:pPr>
+      <w:r>
+        <w:rPr>
+          <w:rFonts w:ascii="Arial" w:eastAsia="Times New Roman" w:hAnsi="Arial" w:cs="Arial"/>
+          <w:b/>
+          <w:bCs/>
+          <w:color w:val="000000"/>
+          <w:kern w:val="0"/>
+          <w:sz w:val="24"/>
+          <w:szCs w:val="24"/>
+          <w:lang w:eastAsia="pl-PL"/>
+          <w14:ligatures w14:val="none"/>
+        </w:rPr>
+        <w:t>Pracownik Analityczny</w:t>
+      </w:r>
+    </w:p>
+    <w:p>
+      <w:pPr>
+        <w:spacing w:before="240" w:after="240" w:line="240" w:lineRule="auto"/>
+        <w:rPr>
+          <w:rFonts w:ascii="Times New Roman" w:eastAsia="Times New Roman" w:hAnsi="Times New Roman" w:cs="Times New Roman"/>
+          <w:color w:val="000000"/>
+          <w:kern w:val="0"/>
+          <w:sz w:val="24"/>
+          <w:szCs w:val="24"/>
+          <w:lang w:eastAsia="pl-PL"/>
+          <w14:ligatures w14:val="none"/>
+        </w:rPr>
+      </w:pPr>
+      <w:r>
+        <w:rPr>
+          <w:rFonts w:ascii="Arial" w:eastAsia="Times New Roman" w:hAnsi="Arial" w:cs="Arial"/>
+          <w:color w:val="000000"/>
+          <w:kern w:val="0"/>
+          <w:lang w:eastAsia="pl-PL"/>
+          <w14:ligatures w14:val="none"/>
+        </w:rPr>
+        <w:t xml:space="preserve">Pracownik analityczny to użytkownik systemu posiadający dostęp do danych operacyjnych menażerii w celu ich analizy i raportowania. Jego głównym zadaniem jest przygotowanie zestawień dotyczących działalności systemu, takich jak przychody z leasingu, liczba </w:t>
+      </w:r>
+      <w:proofErr w:type="spellStart"/>
+      <w:r>
+        <w:rPr>
+          <w:rFonts w:ascii="Arial" w:eastAsia="Times New Roman" w:hAnsi="Arial" w:cs="Arial"/>
+          <w:color w:val="000000"/>
+          <w:kern w:val="0"/>
+          <w:lang w:eastAsia="pl-PL"/>
+          <w14:ligatures w14:val="none"/>
+        </w:rPr>
+        <w:t>wypożyczeń</w:t>
+      </w:r>
+      <w:proofErr w:type="spellEnd"/>
+      <w:r>
+        <w:rPr>
+          <w:rFonts w:ascii="Arial" w:eastAsia="Times New Roman" w:hAnsi="Arial" w:cs="Arial"/>
+          <w:color w:val="000000"/>
+          <w:kern w:val="0"/>
+          <w:lang w:eastAsia="pl-PL"/>
+          <w14:ligatures w14:val="none"/>
+        </w:rPr>
+        <w:t xml:space="preserve"> czy historia udziału chomików w wystawach. Na podstawie tych danych możliwe jest podejmowanie decyzji biznesowych oraz ocena efektywności działania menażerii.</w:t>
+      </w:r>
+    </w:p>
+    <w:p>
+      <w:pPr>
+        <w:spacing w:after="0" w:line="240" w:lineRule="auto"/>
+        <w:rPr>
+          <w:rFonts w:ascii="Times New Roman" w:eastAsia="Times New Roman" w:hAnsi="Times New Roman" w:cs="Times New Roman"/>
+          <w:color w:val="000000"/>
+          <w:kern w:val="0"/>
+          <w:sz w:val="24"/>
+          <w:szCs w:val="24"/>
+          <w:lang w:eastAsia="pl-PL"/>
+          <w14:ligatures w14:val="none"/>
+        </w:rPr>
+      </w:pPr>
+    </w:p>
+    <w:p>
+      <w:pPr>
+        <w:spacing w:before="240" w:after="240" w:line="240" w:lineRule="auto"/>
+        <w:rPr>
+          <w:rFonts w:ascii="Times New Roman" w:eastAsia="Times New Roman" w:hAnsi="Times New Roman" w:cs="Times New Roman"/>
+          <w:color w:val="000000"/>
+          <w:kern w:val="0"/>
+          <w:sz w:val="24"/>
+          <w:szCs w:val="24"/>
+          <w:lang w:eastAsia="pl-PL"/>
+          <w14:ligatures w14:val="none"/>
+        </w:rPr>
+      </w:pPr>
+      <w:r>
+        <w:rPr>
+          <w:rFonts w:ascii="Arial" w:eastAsia="Times New Roman" w:hAnsi="Arial" w:cs="Arial"/>
+          <w:b/>
+          <w:bCs/>
+          <w:color w:val="000000"/>
+          <w:kern w:val="0"/>
+          <w:sz w:val="24"/>
+          <w:szCs w:val="24"/>
+          <w:lang w:eastAsia="pl-PL"/>
+          <w14:ligatures w14:val="none"/>
+        </w:rPr>
+        <w:t>Pracownik</w:t>
+      </w:r>
+    </w:p>
+    <w:p>
+      <w:pPr>
+        <w:spacing w:before="240" w:after="240" w:line="240" w:lineRule="auto"/>
+        <w:rPr>
+          <w:rFonts w:ascii="Times New Roman" w:eastAsia="Times New Roman" w:hAnsi="Times New Roman" w:cs="Times New Roman"/>
+          <w:color w:val="000000"/>
+          <w:kern w:val="0"/>
+          <w:sz w:val="24"/>
+          <w:szCs w:val="24"/>
+          <w:lang w:eastAsia="pl-PL"/>
+          <w14:ligatures w14:val="none"/>
+        </w:rPr>
+      </w:pPr>
+      <w:r>
+        <w:rPr>
+          <w:rFonts w:ascii="Arial" w:eastAsia="Times New Roman" w:hAnsi="Arial" w:cs="Arial"/>
+          <w:color w:val="000000"/>
+          <w:kern w:val="0"/>
+          <w:lang w:eastAsia="pl-PL"/>
+          <w14:ligatures w14:val="none"/>
+        </w:rPr>
+        <w:t xml:space="preserve">Pracownik to użytkownik systemu odpowiedzialny za wykonywanie codziennych czynności związanych z utrzymaniem chomików w menażerii. Do jego obowiązków należy karmienie </w:t>
+      </w:r>
+      <w:r>
+        <w:rPr>
+          <w:rFonts w:ascii="Arial" w:eastAsia="Times New Roman" w:hAnsi="Arial" w:cs="Arial"/>
+          <w:color w:val="000000"/>
+          <w:kern w:val="0"/>
+          <w:lang w:eastAsia="pl-PL"/>
+          <w14:ligatures w14:val="none"/>
+        </w:rPr>
+        <w:lastRenderedPageBreak/>
+        <w:t>gryzoni oraz sprzątanie klatek zgodnie z ustalonym harmonogramem i odnotowanie tego w systemie.</w:t>
+      </w:r>
+    </w:p>
+    <w:p>
+      <w:pPr>
+        <w:spacing w:after="0" w:line="240" w:lineRule="auto"/>
+        <w:rPr>
+          <w:rFonts w:ascii="Times New Roman" w:eastAsia="Times New Roman" w:hAnsi="Times New Roman" w:cs="Times New Roman"/>
+          <w:color w:val="000000"/>
+          <w:kern w:val="0"/>
+          <w:sz w:val="24"/>
+          <w:szCs w:val="24"/>
+          <w:lang w:eastAsia="pl-PL"/>
+          <w14:ligatures w14:val="none"/>
+        </w:rPr>
+      </w:pPr>
+    </w:p>
+    <w:p>
+      <w:pPr>
+        <w:spacing w:before="240" w:after="240" w:line="240" w:lineRule="auto"/>
+        <w:rPr>
+          <w:rFonts w:ascii="Times New Roman" w:eastAsia="Times New Roman" w:hAnsi="Times New Roman" w:cs="Times New Roman"/>
+          <w:color w:val="000000"/>
+          <w:kern w:val="0"/>
+          <w:sz w:val="24"/>
+          <w:szCs w:val="24"/>
+          <w:lang w:eastAsia="pl-PL"/>
+          <w14:ligatures w14:val="none"/>
+        </w:rPr>
+      </w:pPr>
+      <w:r>
+        <w:rPr>
+          <w:rFonts w:ascii="Arial" w:eastAsia="Times New Roman" w:hAnsi="Arial" w:cs="Arial"/>
+          <w:b/>
+          <w:bCs/>
+          <w:color w:val="000000"/>
+          <w:kern w:val="0"/>
+          <w:sz w:val="28"/>
+          <w:szCs w:val="28"/>
+          <w:lang w:eastAsia="pl-PL"/>
+          <w14:ligatures w14:val="none"/>
+        </w:rPr>
+        <w:t>4.1.2. Opisy wybranych przypadków użycia</w:t>
+      </w:r>
+    </w:p>
+    <w:p>
+      <w:pPr>
+        <w:spacing w:before="240" w:after="240" w:line="240" w:lineRule="auto"/>
+        <w:rPr>
+          <w:rFonts w:ascii="Times New Roman" w:eastAsia="Times New Roman" w:hAnsi="Times New Roman" w:cs="Times New Roman"/>
+          <w:color w:val="000000"/>
+          <w:kern w:val="0"/>
+          <w:sz w:val="24"/>
+          <w:szCs w:val="24"/>
+          <w:lang w:eastAsia="pl-PL"/>
+          <w14:ligatures w14:val="none"/>
+        </w:rPr>
+      </w:pPr>
+      <w:r>
+        <w:rPr>
+          <w:rFonts w:ascii="Arial" w:eastAsia="Times New Roman" w:hAnsi="Arial" w:cs="Arial"/>
+          <w:b/>
+          <w:bCs/>
+          <w:color w:val="000000"/>
+          <w:kern w:val="0"/>
+          <w:sz w:val="26"/>
+          <w:szCs w:val="26"/>
+          <w:lang w:eastAsia="pl-PL"/>
+          <w14:ligatures w14:val="none"/>
+        </w:rPr>
+        <w:t>Złożenie wniosku leasingowego</w:t>
+      </w:r>
+    </w:p>
+    <w:p>
+      <w:pPr>
+        <w:spacing w:before="240" w:after="240" w:line="240" w:lineRule="auto"/>
+        <w:rPr>
+          <w:rFonts w:ascii="Times New Roman" w:eastAsia="Times New Roman" w:hAnsi="Times New Roman" w:cs="Times New Roman"/>
+          <w:color w:val="000000"/>
+          <w:kern w:val="0"/>
+          <w:sz w:val="24"/>
+          <w:szCs w:val="24"/>
+          <w:lang w:eastAsia="pl-PL"/>
+          <w14:ligatures w14:val="none"/>
+        </w:rPr>
+      </w:pPr>
+      <w:r>
+        <w:rPr>
+          <w:rFonts w:ascii="Arial" w:eastAsia="Times New Roman" w:hAnsi="Arial" w:cs="Arial"/>
+          <w:b/>
+          <w:bCs/>
+          <w:color w:val="000000"/>
+          <w:kern w:val="0"/>
+          <w:lang w:eastAsia="pl-PL"/>
+          <w14:ligatures w14:val="none"/>
+        </w:rPr>
+        <w:t>Aktorzy:</w:t>
+      </w:r>
+    </w:p>
+    <w:p>
+      <w:pPr>
+        <w:numPr>
+          <w:ilvl w:val="0"/>
+          <w:numId w:val="1"/>
+        </w:numPr>
+        <w:spacing w:before="240" w:after="240" w:line="240" w:lineRule="auto"/>
+        <w:textAlignment w:val="baseline"/>
+        <w:rPr>
+          <w:rFonts w:ascii="Arial" w:eastAsia="Times New Roman" w:hAnsi="Arial" w:cs="Arial"/>
+          <w:color w:val="000000"/>
+          <w:kern w:val="0"/>
+          <w:lang w:eastAsia="pl-PL"/>
+          <w14:ligatures w14:val="none"/>
+        </w:rPr>
+      </w:pPr>
+      <w:r>
+        <w:rPr>
+          <w:rFonts w:ascii="Arial" w:eastAsia="Times New Roman" w:hAnsi="Arial" w:cs="Arial"/>
+          <w:color w:val="000000"/>
+          <w:kern w:val="0"/>
+          <w:lang w:eastAsia="pl-PL"/>
+          <w14:ligatures w14:val="none"/>
+        </w:rPr>
+        <w:t>Klient</w:t>
+      </w:r>
+    </w:p>
+    <w:p>
+      <w:pPr>
+        <w:spacing w:before="240" w:after="240" w:line="240" w:lineRule="auto"/>
+        <w:rPr>
+          <w:rFonts w:ascii="Times New Roman" w:eastAsia="Times New Roman" w:hAnsi="Times New Roman" w:cs="Times New Roman"/>
+          <w:color w:val="000000"/>
+          <w:kern w:val="0"/>
+          <w:sz w:val="24"/>
+          <w:szCs w:val="24"/>
+          <w:lang w:eastAsia="pl-PL"/>
+          <w14:ligatures w14:val="none"/>
+        </w:rPr>
+      </w:pPr>
+      <w:r>
+        <w:rPr>
+          <w:rFonts w:ascii="Arial" w:eastAsia="Times New Roman" w:hAnsi="Arial" w:cs="Arial"/>
+          <w:b/>
+          <w:bCs/>
+          <w:color w:val="000000"/>
+          <w:kern w:val="0"/>
+          <w:lang w:eastAsia="pl-PL"/>
+          <w14:ligatures w14:val="none"/>
+        </w:rPr>
+        <w:t>Opis: </w:t>
+      </w:r>
+    </w:p>
+    <w:p>
+      <w:pPr>
+        <w:spacing w:before="240" w:after="240" w:line="240" w:lineRule="auto"/>
+        <w:rPr>
+          <w:rFonts w:ascii="Times New Roman" w:eastAsia="Times New Roman" w:hAnsi="Times New Roman" w:cs="Times New Roman"/>
+          <w:color w:val="000000"/>
+          <w:kern w:val="0"/>
+          <w:sz w:val="24"/>
+          <w:szCs w:val="24"/>
+          <w:lang w:eastAsia="pl-PL"/>
+          <w14:ligatures w14:val="none"/>
+        </w:rPr>
+      </w:pPr>
+      <w:r>
+        <w:rPr>
+          <w:rFonts w:ascii="Arial" w:eastAsia="Times New Roman" w:hAnsi="Arial" w:cs="Arial"/>
+          <w:color w:val="000000"/>
+          <w:kern w:val="0"/>
+          <w:lang w:eastAsia="pl-PL"/>
+          <w14:ligatures w14:val="none"/>
+        </w:rPr>
+        <w:t>Klient wybiera dostępnego chomika i składa wniosek o jego wypożyczenie na określony czas.</w:t>
+      </w:r>
+    </w:p>
+    <w:p>
+      <w:pPr>
+        <w:spacing w:before="240" w:after="240" w:line="240" w:lineRule="auto"/>
+        <w:rPr>
+          <w:rFonts w:ascii="Times New Roman" w:eastAsia="Times New Roman" w:hAnsi="Times New Roman" w:cs="Times New Roman"/>
+          <w:color w:val="000000"/>
+          <w:kern w:val="0"/>
+          <w:sz w:val="24"/>
+          <w:szCs w:val="24"/>
+          <w:lang w:eastAsia="pl-PL"/>
+          <w14:ligatures w14:val="none"/>
+        </w:rPr>
+      </w:pPr>
+      <w:r>
+        <w:rPr>
+          <w:rFonts w:ascii="Arial" w:eastAsia="Times New Roman" w:hAnsi="Arial" w:cs="Arial"/>
+          <w:b/>
+          <w:bCs/>
+          <w:color w:val="000000"/>
+          <w:kern w:val="0"/>
+          <w:lang w:eastAsia="pl-PL"/>
+          <w14:ligatures w14:val="none"/>
+        </w:rPr>
+        <w:t>Podstawowy ciąg zdarzeń:</w:t>
+      </w:r>
+    </w:p>
+    <w:p>
+      <w:pPr>
+        <w:numPr>
+          <w:ilvl w:val="0"/>
+          <w:numId w:val="2"/>
+        </w:numPr>
+        <w:spacing w:before="240" w:after="0" w:line="240" w:lineRule="auto"/>
+        <w:textAlignment w:val="baseline"/>
+        <w:rPr>
+          <w:rFonts w:ascii="Arial" w:eastAsia="Times New Roman" w:hAnsi="Arial" w:cs="Arial"/>
+          <w:color w:val="000000"/>
+          <w:kern w:val="0"/>
+          <w:lang w:eastAsia="pl-PL"/>
+          <w14:ligatures w14:val="none"/>
+        </w:rPr>
+      </w:pPr>
+      <w:r>
+        <w:rPr>
+          <w:rFonts w:ascii="Arial" w:eastAsia="Times New Roman" w:hAnsi="Arial" w:cs="Arial"/>
+          <w:color w:val="000000"/>
+          <w:kern w:val="0"/>
+          <w:lang w:eastAsia="pl-PL"/>
+          <w14:ligatures w14:val="none"/>
+        </w:rPr>
+        <w:t>Klient loguje się do systemu</w:t>
+      </w:r>
+    </w:p>
+    <w:p>
+      <w:pPr>
+        <w:numPr>
+          <w:ilvl w:val="0"/>
+          <w:numId w:val="2"/>
+        </w:numPr>
+        <w:spacing w:after="0" w:line="240" w:lineRule="auto"/>
+        <w:textAlignment w:val="baseline"/>
+        <w:rPr>
+          <w:rFonts w:ascii="Arial" w:eastAsia="Times New Roman" w:hAnsi="Arial" w:cs="Arial"/>
+          <w:color w:val="000000"/>
+          <w:kern w:val="0"/>
+          <w:lang w:eastAsia="pl-PL"/>
+          <w14:ligatures w14:val="none"/>
+        </w:rPr>
+      </w:pPr>
+      <w:r>
+        <w:rPr>
+          <w:rFonts w:ascii="Arial" w:eastAsia="Times New Roman" w:hAnsi="Arial" w:cs="Arial"/>
+          <w:color w:val="000000"/>
+          <w:kern w:val="0"/>
+          <w:lang w:eastAsia="pl-PL"/>
+          <w14:ligatures w14:val="none"/>
+        </w:rPr>
+        <w:t>Wybiera chomika z listy dostępnych </w:t>
+      </w:r>
+    </w:p>
+    <w:p>
+      <w:pPr>
+        <w:numPr>
+          <w:ilvl w:val="0"/>
+          <w:numId w:val="2"/>
+        </w:numPr>
+        <w:spacing w:after="0" w:line="240" w:lineRule="auto"/>
+        <w:textAlignment w:val="baseline"/>
+        <w:rPr>
+          <w:rFonts w:ascii="Arial" w:eastAsia="Times New Roman" w:hAnsi="Arial" w:cs="Arial"/>
+          <w:color w:val="000000"/>
+          <w:kern w:val="0"/>
+          <w:lang w:eastAsia="pl-PL"/>
+          <w14:ligatures w14:val="none"/>
+        </w:rPr>
+      </w:pPr>
+      <w:r>
+        <w:rPr>
+          <w:rFonts w:ascii="Arial" w:eastAsia="Times New Roman" w:hAnsi="Arial" w:cs="Arial"/>
+          <w:color w:val="000000"/>
+          <w:kern w:val="0"/>
+          <w:lang w:eastAsia="pl-PL"/>
+          <w14:ligatures w14:val="none"/>
+        </w:rPr>
+        <w:t>Przechodzi do formularza wniosku</w:t>
+      </w:r>
+    </w:p>
+    <w:p>
+      <w:pPr>
+        <w:numPr>
+          <w:ilvl w:val="0"/>
+          <w:numId w:val="2"/>
+        </w:numPr>
+        <w:spacing w:after="0" w:line="240" w:lineRule="auto"/>
+        <w:textAlignment w:val="baseline"/>
+        <w:rPr>
+          <w:rFonts w:ascii="Arial" w:eastAsia="Times New Roman" w:hAnsi="Arial" w:cs="Arial"/>
+          <w:color w:val="000000"/>
+          <w:kern w:val="0"/>
+          <w:lang w:eastAsia="pl-PL"/>
+          <w14:ligatures w14:val="none"/>
+        </w:rPr>
+      </w:pPr>
+      <w:r>
+        <w:rPr>
+          <w:rFonts w:ascii="Arial" w:eastAsia="Times New Roman" w:hAnsi="Arial" w:cs="Arial"/>
+          <w:color w:val="000000"/>
+          <w:kern w:val="0"/>
+          <w:lang w:eastAsia="pl-PL"/>
+          <w14:ligatures w14:val="none"/>
+        </w:rPr>
+        <w:t>Wybiera parametry (czas leasingu, preferencje)</w:t>
+      </w:r>
+    </w:p>
+    <w:p>
+      <w:pPr>
+        <w:numPr>
+          <w:ilvl w:val="0"/>
+          <w:numId w:val="2"/>
+        </w:numPr>
+        <w:spacing w:after="240" w:line="240" w:lineRule="auto"/>
+        <w:textAlignment w:val="baseline"/>
+        <w:rPr>
+          <w:rFonts w:ascii="Arial" w:eastAsia="Times New Roman" w:hAnsi="Arial" w:cs="Arial"/>
+          <w:color w:val="000000"/>
+          <w:kern w:val="0"/>
+          <w:lang w:eastAsia="pl-PL"/>
+          <w14:ligatures w14:val="none"/>
+        </w:rPr>
+      </w:pPr>
+      <w:r>
+        <w:rPr>
+          <w:rFonts w:ascii="Arial" w:eastAsia="Times New Roman" w:hAnsi="Arial" w:cs="Arial"/>
+          <w:color w:val="000000"/>
+          <w:kern w:val="0"/>
+          <w:lang w:eastAsia="pl-PL"/>
+          <w14:ligatures w14:val="none"/>
+        </w:rPr>
+        <w:t>System zapisuje wniosek</w:t>
+      </w:r>
+    </w:p>
+    <w:p>
+      <w:pPr>
+        <w:spacing w:before="240" w:after="240" w:line="240" w:lineRule="auto"/>
+        <w:rPr>
+          <w:rFonts w:ascii="Times New Roman" w:eastAsia="Times New Roman" w:hAnsi="Times New Roman" w:cs="Times New Roman"/>
+          <w:color w:val="000000"/>
+          <w:kern w:val="0"/>
+          <w:sz w:val="24"/>
+          <w:szCs w:val="24"/>
+          <w:lang w:eastAsia="pl-PL"/>
+          <w14:ligatures w14:val="none"/>
+        </w:rPr>
+      </w:pPr>
+      <w:r>
+        <w:rPr>
+          <w:rFonts w:ascii="Arial" w:eastAsia="Times New Roman" w:hAnsi="Arial" w:cs="Arial"/>
+          <w:b/>
+          <w:bCs/>
+          <w:color w:val="000000"/>
+          <w:kern w:val="0"/>
+          <w:lang w:eastAsia="pl-PL"/>
+          <w14:ligatures w14:val="none"/>
+        </w:rPr>
+        <w:t>Alternatywne ciągi zdarzeń:</w:t>
+      </w:r>
+    </w:p>
+    <w:p>
+      <w:pPr>
+        <w:numPr>
+          <w:ilvl w:val="0"/>
+          <w:numId w:val="3"/>
+        </w:numPr>
+        <w:spacing w:before="240" w:after="0" w:line="240" w:lineRule="auto"/>
+        <w:textAlignment w:val="baseline"/>
+        <w:rPr>
+          <w:rFonts w:ascii="Arial" w:eastAsia="Times New Roman" w:hAnsi="Arial" w:cs="Arial"/>
+          <w:color w:val="000000"/>
+          <w:kern w:val="0"/>
+          <w:lang w:eastAsia="pl-PL"/>
+          <w14:ligatures w14:val="none"/>
+        </w:rPr>
+      </w:pPr>
+      <w:r>
+        <w:rPr>
+          <w:rFonts w:ascii="Arial" w:eastAsia="Times New Roman" w:hAnsi="Arial" w:cs="Arial"/>
+          <w:color w:val="000000"/>
+          <w:kern w:val="0"/>
+          <w:lang w:eastAsia="pl-PL"/>
+          <w14:ligatures w14:val="none"/>
+        </w:rPr>
+        <w:t>Brak dostępnych chomików (system wyświetla komunikat)</w:t>
+      </w:r>
+    </w:p>
+    <w:p>
+      <w:pPr>
+        <w:numPr>
+          <w:ilvl w:val="0"/>
+          <w:numId w:val="3"/>
+        </w:numPr>
+        <w:spacing w:after="240" w:line="240" w:lineRule="auto"/>
+        <w:textAlignment w:val="baseline"/>
+        <w:rPr>
+          <w:rFonts w:ascii="Arial" w:eastAsia="Times New Roman" w:hAnsi="Arial" w:cs="Arial"/>
+          <w:color w:val="000000"/>
+          <w:kern w:val="0"/>
+          <w:lang w:eastAsia="pl-PL"/>
+          <w14:ligatures w14:val="none"/>
+        </w:rPr>
+      </w:pPr>
+      <w:r>
+        <w:rPr>
+          <w:rFonts w:ascii="Arial" w:eastAsia="Times New Roman" w:hAnsi="Arial" w:cs="Arial"/>
+          <w:color w:val="000000"/>
+          <w:kern w:val="0"/>
+          <w:lang w:eastAsia="pl-PL"/>
+          <w14:ligatures w14:val="none"/>
+        </w:rPr>
+        <w:t>Niepoprawne dane (system odrzuca formularz)</w:t>
+      </w:r>
+    </w:p>
+    <w:p>
+      <w:pPr>
+        <w:spacing w:before="240" w:after="240" w:line="240" w:lineRule="auto"/>
+        <w:rPr>
+          <w:rFonts w:ascii="Times New Roman" w:eastAsia="Times New Roman" w:hAnsi="Times New Roman" w:cs="Times New Roman"/>
+          <w:color w:val="000000"/>
+          <w:kern w:val="0"/>
+          <w:sz w:val="24"/>
+          <w:szCs w:val="24"/>
+          <w:lang w:eastAsia="pl-PL"/>
+          <w14:ligatures w14:val="none"/>
+        </w:rPr>
+      </w:pPr>
+      <w:r>
+        <w:rPr>
+          <w:rFonts w:ascii="Arial" w:eastAsia="Times New Roman" w:hAnsi="Arial" w:cs="Arial"/>
+          <w:b/>
+          <w:bCs/>
+          <w:color w:val="000000"/>
+          <w:kern w:val="0"/>
+          <w:lang w:eastAsia="pl-PL"/>
+          <w14:ligatures w14:val="none"/>
+        </w:rPr>
+        <w:t>Częstotliwość:</w:t>
+      </w:r>
+    </w:p>
+    <w:p>
+      <w:pPr>
+        <w:numPr>
+          <w:ilvl w:val="0"/>
+          <w:numId w:val="4"/>
+        </w:numPr>
+        <w:spacing w:before="240" w:after="0" w:line="240" w:lineRule="auto"/>
+        <w:textAlignment w:val="baseline"/>
+        <w:rPr>
+          <w:rFonts w:ascii="Arial" w:eastAsia="Times New Roman" w:hAnsi="Arial" w:cs="Arial"/>
+          <w:color w:val="000000"/>
+          <w:kern w:val="0"/>
+          <w:lang w:eastAsia="pl-PL"/>
+          <w14:ligatures w14:val="none"/>
+        </w:rPr>
+      </w:pPr>
+      <w:r>
+        <w:rPr>
+          <w:rFonts w:ascii="Arial" w:eastAsia="Times New Roman" w:hAnsi="Arial" w:cs="Arial"/>
+          <w:color w:val="000000"/>
+          <w:kern w:val="0"/>
+          <w:lang w:eastAsia="pl-PL"/>
+          <w14:ligatures w14:val="none"/>
+        </w:rPr>
+        <w:t>około 20 razy dziennie</w:t>
+      </w:r>
+    </w:p>
+    <w:p>
+      <w:pPr>
+        <w:numPr>
+          <w:ilvl w:val="0"/>
+          <w:numId w:val="4"/>
+        </w:numPr>
+        <w:spacing w:after="240" w:line="240" w:lineRule="auto"/>
+        <w:textAlignment w:val="baseline"/>
+        <w:rPr>
+          <w:rFonts w:ascii="Arial" w:eastAsia="Times New Roman" w:hAnsi="Arial" w:cs="Arial"/>
+          <w:color w:val="000000"/>
+          <w:kern w:val="0"/>
+          <w:lang w:eastAsia="pl-PL"/>
+          <w14:ligatures w14:val="none"/>
+        </w:rPr>
+      </w:pPr>
+      <w:r>
+        <w:rPr>
+          <w:rFonts w:ascii="Arial" w:eastAsia="Times New Roman" w:hAnsi="Arial" w:cs="Arial"/>
+          <w:color w:val="000000"/>
+          <w:kern w:val="0"/>
+          <w:lang w:eastAsia="pl-PL"/>
+          <w14:ligatures w14:val="none"/>
+        </w:rPr>
+        <w:t>spiętrzenia występują głównie w godzinach popołudniowych (16:00-20:00) oraz w weekendy.</w:t>
+      </w:r>
+    </w:p>
+    <w:p>
+      <w:pPr>
+        <w:spacing w:before="240" w:after="240" w:line="240" w:lineRule="auto"/>
+        <w:rPr>
+          <w:rFonts w:ascii="Times New Roman" w:eastAsia="Times New Roman" w:hAnsi="Times New Roman" w:cs="Times New Roman"/>
+          <w:color w:val="000000"/>
+          <w:kern w:val="0"/>
+          <w:sz w:val="24"/>
+          <w:szCs w:val="24"/>
+          <w:lang w:eastAsia="pl-PL"/>
+          <w14:ligatures w14:val="none"/>
+        </w:rPr>
+      </w:pPr>
+      <w:r>
+        <w:rPr>
+          <w:rFonts w:ascii="Arial" w:eastAsia="Times New Roman" w:hAnsi="Arial" w:cs="Arial"/>
+          <w:b/>
+          <w:bCs/>
+          <w:color w:val="000000"/>
+          <w:kern w:val="0"/>
+          <w:lang w:eastAsia="pl-PL"/>
+          <w14:ligatures w14:val="none"/>
+        </w:rPr>
+        <w:t>Czas realizacji: </w:t>
+      </w:r>
+    </w:p>
+    <w:p>
+      <w:pPr>
+        <w:numPr>
+          <w:ilvl w:val="0"/>
+          <w:numId w:val="5"/>
+        </w:numPr>
+        <w:spacing w:before="240" w:after="0" w:line="240" w:lineRule="auto"/>
+        <w:textAlignment w:val="baseline"/>
+        <w:rPr>
+          <w:rFonts w:ascii="Arial" w:eastAsia="Times New Roman" w:hAnsi="Arial" w:cs="Arial"/>
+          <w:color w:val="000000"/>
+          <w:kern w:val="0"/>
+          <w:lang w:eastAsia="pl-PL"/>
+          <w14:ligatures w14:val="none"/>
+        </w:rPr>
+      </w:pPr>
+      <w:r>
+        <w:rPr>
+          <w:rFonts w:ascii="Arial" w:eastAsia="Times New Roman" w:hAnsi="Arial" w:cs="Arial"/>
+          <w:color w:val="000000"/>
+          <w:kern w:val="0"/>
+          <w:lang w:eastAsia="pl-PL"/>
+          <w14:ligatures w14:val="none"/>
+        </w:rPr>
+        <w:t>typowy: 1-3 min</w:t>
+      </w:r>
+    </w:p>
+    <w:p>
+      <w:pPr>
+        <w:numPr>
+          <w:ilvl w:val="0"/>
+          <w:numId w:val="5"/>
+        </w:numPr>
+        <w:spacing w:after="240" w:line="240" w:lineRule="auto"/>
+        <w:textAlignment w:val="baseline"/>
+        <w:rPr>
+          <w:rFonts w:ascii="Arial" w:eastAsia="Times New Roman" w:hAnsi="Arial" w:cs="Arial"/>
+          <w:color w:val="000000"/>
+          <w:kern w:val="0"/>
+          <w:lang w:eastAsia="pl-PL"/>
+          <w14:ligatures w14:val="none"/>
+        </w:rPr>
+      </w:pPr>
+      <w:r>
+        <w:rPr>
+          <w:rFonts w:ascii="Arial" w:eastAsia="Times New Roman" w:hAnsi="Arial" w:cs="Arial"/>
+          <w:color w:val="000000"/>
+          <w:kern w:val="0"/>
+          <w:lang w:eastAsia="pl-PL"/>
+          <w14:ligatures w14:val="none"/>
+        </w:rPr>
+        <w:t>maksymalny: 5 min (przy problemach z dostępnością)</w:t>
+      </w:r>
+    </w:p>
+    <w:p>
+      <w:pPr>
+        <w:spacing w:before="240" w:after="240" w:line="240" w:lineRule="auto"/>
+        <w:rPr>
+          <w:rFonts w:ascii="Times New Roman" w:eastAsia="Times New Roman" w:hAnsi="Times New Roman" w:cs="Times New Roman"/>
+          <w:color w:val="000000"/>
+          <w:kern w:val="0"/>
+          <w:sz w:val="24"/>
+          <w:szCs w:val="24"/>
+          <w:lang w:eastAsia="pl-PL"/>
+          <w14:ligatures w14:val="none"/>
+        </w:rPr>
+      </w:pPr>
+      <w:r>
+        <w:rPr>
+          <w:rFonts w:ascii="Arial" w:eastAsia="Times New Roman" w:hAnsi="Arial" w:cs="Arial"/>
+          <w:b/>
+          <w:bCs/>
+          <w:color w:val="000000"/>
+          <w:kern w:val="0"/>
+          <w:lang w:eastAsia="pl-PL"/>
+          <w14:ligatures w14:val="none"/>
+        </w:rPr>
+        <w:t>Wartość końcowa:</w:t>
+      </w:r>
+    </w:p>
+    <w:p>
+      <w:pPr>
+        <w:spacing w:before="240" w:after="240" w:line="240" w:lineRule="auto"/>
+        <w:rPr>
+          <w:rFonts w:ascii="Times New Roman" w:eastAsia="Times New Roman" w:hAnsi="Times New Roman" w:cs="Times New Roman"/>
+          <w:color w:val="000000"/>
+          <w:kern w:val="0"/>
+          <w:sz w:val="24"/>
+          <w:szCs w:val="24"/>
+          <w:lang w:eastAsia="pl-PL"/>
+          <w14:ligatures w14:val="none"/>
+        </w:rPr>
+      </w:pPr>
+      <w:r>
+        <w:rPr>
+          <w:rFonts w:ascii="Arial" w:eastAsia="Times New Roman" w:hAnsi="Arial" w:cs="Arial"/>
+          <w:color w:val="000000"/>
+          <w:kern w:val="0"/>
+          <w:lang w:eastAsia="pl-PL"/>
+          <w14:ligatures w14:val="none"/>
+        </w:rPr>
+        <w:t>Zapisany wniosek leasingowy w systemie.</w:t>
+      </w:r>
+    </w:p>
+    <w:p>
+      <w:pPr>
+        <w:spacing w:after="0" w:line="240" w:lineRule="auto"/>
+        <w:rPr>
+          <w:rFonts w:ascii="Times New Roman" w:eastAsia="Times New Roman" w:hAnsi="Times New Roman" w:cs="Times New Roman"/>
+          <w:color w:val="000000"/>
+          <w:kern w:val="0"/>
+          <w:sz w:val="24"/>
+          <w:szCs w:val="24"/>
+          <w:lang w:eastAsia="pl-PL"/>
+          <w14:ligatures w14:val="none"/>
+        </w:rPr>
+      </w:pPr>
+    </w:p>
+    <w:p>
+      <w:pPr>
+        <w:spacing w:before="240" w:after="240" w:line="240" w:lineRule="auto"/>
+        <w:rPr>
+          <w:rFonts w:ascii="Times New Roman" w:eastAsia="Times New Roman" w:hAnsi="Times New Roman" w:cs="Times New Roman"/>
+          <w:color w:val="000000"/>
+          <w:kern w:val="0"/>
+          <w:sz w:val="24"/>
+          <w:szCs w:val="24"/>
+          <w:lang w:eastAsia="pl-PL"/>
+          <w14:ligatures w14:val="none"/>
+        </w:rPr>
+      </w:pPr>
+      <w:r>
+        <w:rPr>
+          <w:rFonts w:ascii="Arial" w:eastAsia="Times New Roman" w:hAnsi="Arial" w:cs="Arial"/>
+          <w:b/>
+          <w:bCs/>
+          <w:color w:val="000000"/>
+          <w:kern w:val="0"/>
+          <w:sz w:val="26"/>
+          <w:szCs w:val="26"/>
+          <w:lang w:eastAsia="pl-PL"/>
+          <w14:ligatures w14:val="none"/>
+        </w:rPr>
+        <w:t>Rejestrowanie czynności weterynaryjnej</w:t>
+      </w:r>
+    </w:p>
+    <w:p>
+      <w:pPr>
+        <w:spacing w:before="240" w:after="240" w:line="240" w:lineRule="auto"/>
+        <w:rPr>
+          <w:rFonts w:ascii="Times New Roman" w:eastAsia="Times New Roman" w:hAnsi="Times New Roman" w:cs="Times New Roman"/>
+          <w:color w:val="000000"/>
+          <w:kern w:val="0"/>
+          <w:sz w:val="24"/>
+          <w:szCs w:val="24"/>
+          <w:lang w:eastAsia="pl-PL"/>
+          <w14:ligatures w14:val="none"/>
+        </w:rPr>
+      </w:pPr>
+      <w:r>
+        <w:rPr>
+          <w:rFonts w:ascii="Arial" w:eastAsia="Times New Roman" w:hAnsi="Arial" w:cs="Arial"/>
+          <w:b/>
+          <w:bCs/>
+          <w:color w:val="000000"/>
+          <w:kern w:val="0"/>
+          <w:lang w:eastAsia="pl-PL"/>
+          <w14:ligatures w14:val="none"/>
+        </w:rPr>
+        <w:t>Aktorzy:</w:t>
+      </w:r>
+    </w:p>
+    <w:p>
+      <w:pPr>
+        <w:numPr>
+          <w:ilvl w:val="0"/>
+          <w:numId w:val="6"/>
+        </w:numPr>
+        <w:spacing w:before="240" w:after="240" w:line="240" w:lineRule="auto"/>
+        <w:textAlignment w:val="baseline"/>
+        <w:rPr>
+          <w:rFonts w:ascii="Arial" w:eastAsia="Times New Roman" w:hAnsi="Arial" w:cs="Arial"/>
+          <w:color w:val="000000"/>
+          <w:kern w:val="0"/>
+          <w:lang w:eastAsia="pl-PL"/>
+          <w14:ligatures w14:val="none"/>
+        </w:rPr>
+      </w:pPr>
+      <w:r>
+        <w:rPr>
+          <w:rFonts w:ascii="Arial" w:eastAsia="Times New Roman" w:hAnsi="Arial" w:cs="Arial"/>
+          <w:color w:val="000000"/>
+          <w:kern w:val="0"/>
+          <w:lang w:eastAsia="pl-PL"/>
+          <w14:ligatures w14:val="none"/>
+        </w:rPr>
+        <w:t>Weterynarz</w:t>
+      </w:r>
+    </w:p>
+    <w:p>
+      <w:pPr>
+        <w:spacing w:before="240" w:after="240" w:line="240" w:lineRule="auto"/>
+        <w:rPr>
+          <w:rFonts w:ascii="Times New Roman" w:eastAsia="Times New Roman" w:hAnsi="Times New Roman" w:cs="Times New Roman"/>
+          <w:color w:val="000000"/>
+          <w:kern w:val="0"/>
+          <w:sz w:val="24"/>
+          <w:szCs w:val="24"/>
+          <w:lang w:eastAsia="pl-PL"/>
+          <w14:ligatures w14:val="none"/>
+        </w:rPr>
+      </w:pPr>
+      <w:r>
+        <w:rPr>
+          <w:rFonts w:ascii="Arial" w:eastAsia="Times New Roman" w:hAnsi="Arial" w:cs="Arial"/>
+          <w:b/>
+          <w:bCs/>
+          <w:color w:val="000000"/>
+          <w:kern w:val="0"/>
+          <w:lang w:eastAsia="pl-PL"/>
+          <w14:ligatures w14:val="none"/>
+        </w:rPr>
+        <w:t>Opis:</w:t>
+      </w:r>
+    </w:p>
+    <w:p>
+      <w:pPr>
+        <w:spacing w:before="240" w:after="240" w:line="240" w:lineRule="auto"/>
+        <w:rPr>
+          <w:rFonts w:ascii="Times New Roman" w:eastAsia="Times New Roman" w:hAnsi="Times New Roman" w:cs="Times New Roman"/>
+          <w:color w:val="000000"/>
+          <w:kern w:val="0"/>
+          <w:sz w:val="24"/>
+          <w:szCs w:val="24"/>
+          <w:lang w:eastAsia="pl-PL"/>
+          <w14:ligatures w14:val="none"/>
+        </w:rPr>
+      </w:pPr>
+      <w:r>
+        <w:rPr>
+          <w:rFonts w:ascii="Arial" w:eastAsia="Times New Roman" w:hAnsi="Arial" w:cs="Arial"/>
+          <w:color w:val="000000"/>
+          <w:kern w:val="0"/>
+          <w:lang w:eastAsia="pl-PL"/>
+          <w14:ligatures w14:val="none"/>
+        </w:rPr>
+        <w:lastRenderedPageBreak/>
+        <w:t>Weterynarz zapisuje wykonane czynności przy chomiku (leczenie, zabiegi itp.)</w:t>
+      </w:r>
+    </w:p>
+    <w:p>
+      <w:pPr>
+        <w:spacing w:before="240" w:after="240" w:line="240" w:lineRule="auto"/>
+        <w:rPr>
+          <w:rFonts w:ascii="Times New Roman" w:eastAsia="Times New Roman" w:hAnsi="Times New Roman" w:cs="Times New Roman"/>
+          <w:color w:val="000000"/>
+          <w:kern w:val="0"/>
+          <w:sz w:val="24"/>
+          <w:szCs w:val="24"/>
+          <w:lang w:eastAsia="pl-PL"/>
+          <w14:ligatures w14:val="none"/>
+        </w:rPr>
+      </w:pPr>
+      <w:r>
+        <w:rPr>
+          <w:rFonts w:ascii="Arial" w:eastAsia="Times New Roman" w:hAnsi="Arial" w:cs="Arial"/>
+          <w:b/>
+          <w:bCs/>
+          <w:color w:val="000000"/>
+          <w:kern w:val="0"/>
+          <w:lang w:eastAsia="pl-PL"/>
+          <w14:ligatures w14:val="none"/>
+        </w:rPr>
+        <w:t>Podstawowy ciąg zdarzeń:</w:t>
+      </w:r>
+    </w:p>
+    <w:p>
+      <w:pPr>
+        <w:numPr>
+          <w:ilvl w:val="0"/>
+          <w:numId w:val="7"/>
+        </w:numPr>
+        <w:spacing w:before="240" w:after="0" w:line="240" w:lineRule="auto"/>
+        <w:textAlignment w:val="baseline"/>
+        <w:rPr>
+          <w:rFonts w:ascii="Arial" w:eastAsia="Times New Roman" w:hAnsi="Arial" w:cs="Arial"/>
+          <w:color w:val="000000"/>
+          <w:kern w:val="0"/>
+          <w:lang w:eastAsia="pl-PL"/>
+          <w14:ligatures w14:val="none"/>
+        </w:rPr>
+      </w:pPr>
+      <w:r>
+        <w:rPr>
+          <w:rFonts w:ascii="Arial" w:eastAsia="Times New Roman" w:hAnsi="Arial" w:cs="Arial"/>
+          <w:color w:val="000000"/>
+          <w:kern w:val="0"/>
+          <w:lang w:eastAsia="pl-PL"/>
+          <w14:ligatures w14:val="none"/>
+        </w:rPr>
+        <w:t>Weterynarz loguje się do systemu </w:t>
+      </w:r>
+    </w:p>
+    <w:p>
+      <w:pPr>
+        <w:numPr>
+          <w:ilvl w:val="0"/>
+          <w:numId w:val="7"/>
+        </w:numPr>
+        <w:spacing w:after="0" w:line="240" w:lineRule="auto"/>
+        <w:textAlignment w:val="baseline"/>
+        <w:rPr>
+          <w:rFonts w:ascii="Arial" w:eastAsia="Times New Roman" w:hAnsi="Arial" w:cs="Arial"/>
+          <w:color w:val="000000"/>
+          <w:kern w:val="0"/>
+          <w:lang w:eastAsia="pl-PL"/>
+          <w14:ligatures w14:val="none"/>
+        </w:rPr>
+      </w:pPr>
+      <w:r>
+        <w:rPr>
+          <w:rFonts w:ascii="Arial" w:eastAsia="Times New Roman" w:hAnsi="Arial" w:cs="Arial"/>
+          <w:color w:val="000000"/>
+          <w:kern w:val="0"/>
+          <w:lang w:eastAsia="pl-PL"/>
+          <w14:ligatures w14:val="none"/>
+        </w:rPr>
+        <w:t>Wybiera chomika</w:t>
+      </w:r>
+    </w:p>
+    <w:p>
+      <w:pPr>
+        <w:numPr>
+          <w:ilvl w:val="0"/>
+          <w:numId w:val="7"/>
+        </w:numPr>
+        <w:spacing w:after="0" w:line="240" w:lineRule="auto"/>
+        <w:textAlignment w:val="baseline"/>
+        <w:rPr>
+          <w:rFonts w:ascii="Arial" w:eastAsia="Times New Roman" w:hAnsi="Arial" w:cs="Arial"/>
+          <w:color w:val="000000"/>
+          <w:kern w:val="0"/>
+          <w:lang w:eastAsia="pl-PL"/>
+          <w14:ligatures w14:val="none"/>
+        </w:rPr>
+      </w:pPr>
+      <w:r>
+        <w:rPr>
+          <w:rFonts w:ascii="Arial" w:eastAsia="Times New Roman" w:hAnsi="Arial" w:cs="Arial"/>
+          <w:color w:val="000000"/>
+          <w:kern w:val="0"/>
+          <w:lang w:eastAsia="pl-PL"/>
+          <w14:ligatures w14:val="none"/>
+        </w:rPr>
+        <w:t>Wybiera diagnozę</w:t>
+      </w:r>
+    </w:p>
+    <w:p>
+      <w:pPr>
+        <w:numPr>
+          <w:ilvl w:val="0"/>
+          <w:numId w:val="7"/>
+        </w:numPr>
+        <w:spacing w:after="0" w:line="240" w:lineRule="auto"/>
+        <w:textAlignment w:val="baseline"/>
+        <w:rPr>
+          <w:rFonts w:ascii="Arial" w:eastAsia="Times New Roman" w:hAnsi="Arial" w:cs="Arial"/>
+          <w:color w:val="000000"/>
+          <w:kern w:val="0"/>
+          <w:lang w:eastAsia="pl-PL"/>
+          <w14:ligatures w14:val="none"/>
+        </w:rPr>
+      </w:pPr>
+      <w:r>
+        <w:rPr>
+          <w:rFonts w:ascii="Arial" w:eastAsia="Times New Roman" w:hAnsi="Arial" w:cs="Arial"/>
+          <w:color w:val="000000"/>
+          <w:kern w:val="0"/>
+          <w:lang w:eastAsia="pl-PL"/>
+          <w14:ligatures w14:val="none"/>
+        </w:rPr>
+        <w:t>Opisuje przeprowadzone leczenie </w:t>
+      </w:r>
+    </w:p>
+    <w:p>
+      <w:pPr>
+        <w:numPr>
+          <w:ilvl w:val="0"/>
+          <w:numId w:val="7"/>
+        </w:numPr>
+        <w:spacing w:after="0" w:line="240" w:lineRule="auto"/>
+        <w:textAlignment w:val="baseline"/>
+        <w:rPr>
+          <w:rFonts w:ascii="Arial" w:eastAsia="Times New Roman" w:hAnsi="Arial" w:cs="Arial"/>
+          <w:color w:val="000000"/>
+          <w:kern w:val="0"/>
+          <w:lang w:eastAsia="pl-PL"/>
+          <w14:ligatures w14:val="none"/>
+        </w:rPr>
+      </w:pPr>
+      <w:r>
+        <w:rPr>
+          <w:rFonts w:ascii="Arial" w:eastAsia="Times New Roman" w:hAnsi="Arial" w:cs="Arial"/>
+          <w:color w:val="000000"/>
+          <w:kern w:val="0"/>
+          <w:lang w:eastAsia="pl-PL"/>
+          <w14:ligatures w14:val="none"/>
+        </w:rPr>
+        <w:t>Wprowadza datę</w:t>
+      </w:r>
+    </w:p>
+    <w:p>
+      <w:pPr>
+        <w:numPr>
+          <w:ilvl w:val="0"/>
+          <w:numId w:val="7"/>
+        </w:numPr>
+        <w:spacing w:after="240" w:line="240" w:lineRule="auto"/>
+        <w:textAlignment w:val="baseline"/>
+        <w:rPr>
+          <w:rFonts w:ascii="Arial" w:eastAsia="Times New Roman" w:hAnsi="Arial" w:cs="Arial"/>
+          <w:color w:val="000000"/>
+          <w:kern w:val="0"/>
+          <w:lang w:eastAsia="pl-PL"/>
+          <w14:ligatures w14:val="none"/>
+        </w:rPr>
+      </w:pPr>
+      <w:r>
+        <w:rPr>
+          <w:rFonts w:ascii="Arial" w:eastAsia="Times New Roman" w:hAnsi="Arial" w:cs="Arial"/>
+          <w:color w:val="000000"/>
+          <w:kern w:val="0"/>
+          <w:lang w:eastAsia="pl-PL"/>
+          <w14:ligatures w14:val="none"/>
+        </w:rPr>
+        <w:t>System zapisuje dane</w:t>
+      </w:r>
+    </w:p>
+    <w:p>
+      <w:pPr>
+        <w:spacing w:before="240" w:after="240" w:line="240" w:lineRule="auto"/>
+        <w:rPr>
+          <w:rFonts w:ascii="Times New Roman" w:eastAsia="Times New Roman" w:hAnsi="Times New Roman" w:cs="Times New Roman"/>
+          <w:color w:val="000000"/>
+          <w:kern w:val="0"/>
+          <w:sz w:val="24"/>
+          <w:szCs w:val="24"/>
+          <w:lang w:eastAsia="pl-PL"/>
+          <w14:ligatures w14:val="none"/>
+        </w:rPr>
+      </w:pPr>
+      <w:r>
+        <w:rPr>
+          <w:rFonts w:ascii="Arial" w:eastAsia="Times New Roman" w:hAnsi="Arial" w:cs="Arial"/>
+          <w:b/>
+          <w:bCs/>
+          <w:color w:val="000000"/>
+          <w:kern w:val="0"/>
+          <w:lang w:eastAsia="pl-PL"/>
+          <w14:ligatures w14:val="none"/>
+        </w:rPr>
+        <w:t>Alternatywne ciągi zdarzeń:</w:t>
+      </w:r>
+    </w:p>
+    <w:p>
+      <w:pPr>
+        <w:numPr>
+          <w:ilvl w:val="0"/>
+          <w:numId w:val="8"/>
+        </w:numPr>
+        <w:spacing w:before="240" w:after="0" w:line="240" w:lineRule="auto"/>
+        <w:textAlignment w:val="baseline"/>
+        <w:rPr>
+          <w:rFonts w:ascii="Arial" w:eastAsia="Times New Roman" w:hAnsi="Arial" w:cs="Arial"/>
+          <w:color w:val="000000"/>
+          <w:kern w:val="0"/>
+          <w:lang w:eastAsia="pl-PL"/>
+          <w14:ligatures w14:val="none"/>
+        </w:rPr>
+      </w:pPr>
+      <w:r>
+        <w:rPr>
+          <w:rFonts w:ascii="Arial" w:eastAsia="Times New Roman" w:hAnsi="Arial" w:cs="Arial"/>
+          <w:color w:val="000000"/>
+          <w:kern w:val="0"/>
+          <w:lang w:eastAsia="pl-PL"/>
+          <w14:ligatures w14:val="none"/>
+        </w:rPr>
+        <w:t>brak dostępu do chomika (komunikat błędu)</w:t>
+      </w:r>
+    </w:p>
+    <w:p>
+      <w:pPr>
+        <w:numPr>
+          <w:ilvl w:val="0"/>
+          <w:numId w:val="8"/>
+        </w:numPr>
+        <w:spacing w:after="240" w:line="240" w:lineRule="auto"/>
+        <w:textAlignment w:val="baseline"/>
+        <w:rPr>
+          <w:rFonts w:ascii="Arial" w:eastAsia="Times New Roman" w:hAnsi="Arial" w:cs="Arial"/>
+          <w:color w:val="000000"/>
+          <w:kern w:val="0"/>
+          <w:lang w:eastAsia="pl-PL"/>
+          <w14:ligatures w14:val="none"/>
+        </w:rPr>
+      </w:pPr>
+      <w:r>
+        <w:rPr>
+          <w:rFonts w:ascii="Arial" w:eastAsia="Times New Roman" w:hAnsi="Arial" w:cs="Arial"/>
+          <w:color w:val="000000"/>
+          <w:kern w:val="0"/>
+          <w:lang w:eastAsia="pl-PL"/>
+          <w14:ligatures w14:val="none"/>
+        </w:rPr>
+        <w:t>brak danych (system wymusza uzupełnienie)</w:t>
+      </w:r>
+    </w:p>
+    <w:p>
+      <w:pPr>
+        <w:spacing w:before="240" w:after="240" w:line="240" w:lineRule="auto"/>
+        <w:rPr>
+          <w:rFonts w:ascii="Times New Roman" w:eastAsia="Times New Roman" w:hAnsi="Times New Roman" w:cs="Times New Roman"/>
+          <w:color w:val="000000"/>
+          <w:kern w:val="0"/>
+          <w:sz w:val="24"/>
+          <w:szCs w:val="24"/>
+          <w:lang w:eastAsia="pl-PL"/>
+          <w14:ligatures w14:val="none"/>
+        </w:rPr>
+      </w:pPr>
+      <w:r>
+        <w:rPr>
+          <w:rFonts w:ascii="Arial" w:eastAsia="Times New Roman" w:hAnsi="Arial" w:cs="Arial"/>
+          <w:b/>
+          <w:bCs/>
+          <w:color w:val="000000"/>
+          <w:kern w:val="0"/>
+          <w:lang w:eastAsia="pl-PL"/>
+          <w14:ligatures w14:val="none"/>
+        </w:rPr>
+        <w:t>Częstotliwość:</w:t>
+      </w:r>
+    </w:p>
+    <w:p>
+      <w:pPr>
+        <w:numPr>
+          <w:ilvl w:val="0"/>
+          <w:numId w:val="9"/>
+        </w:numPr>
+        <w:spacing w:before="240" w:after="0" w:line="240" w:lineRule="auto"/>
+        <w:textAlignment w:val="baseline"/>
+        <w:rPr>
+          <w:rFonts w:ascii="Arial" w:eastAsia="Times New Roman" w:hAnsi="Arial" w:cs="Arial"/>
+          <w:color w:val="000000"/>
+          <w:kern w:val="0"/>
+          <w:lang w:eastAsia="pl-PL"/>
+          <w14:ligatures w14:val="none"/>
+        </w:rPr>
+      </w:pPr>
+      <w:r>
+        <w:rPr>
+          <w:rFonts w:ascii="Arial" w:eastAsia="Times New Roman" w:hAnsi="Arial" w:cs="Arial"/>
+          <w:color w:val="000000"/>
+          <w:kern w:val="0"/>
+          <w:lang w:eastAsia="pl-PL"/>
+          <w14:ligatures w14:val="none"/>
+        </w:rPr>
+        <w:t>kilka razy dziennie </w:t>
+      </w:r>
+    </w:p>
+    <w:p>
+      <w:pPr>
+        <w:numPr>
+          <w:ilvl w:val="0"/>
+          <w:numId w:val="9"/>
+        </w:numPr>
+        <w:spacing w:after="240" w:line="240" w:lineRule="auto"/>
+        <w:textAlignment w:val="baseline"/>
+        <w:rPr>
+          <w:rFonts w:ascii="Arial" w:eastAsia="Times New Roman" w:hAnsi="Arial" w:cs="Arial"/>
+          <w:color w:val="000000"/>
+          <w:kern w:val="0"/>
+          <w:lang w:eastAsia="pl-PL"/>
+          <w14:ligatures w14:val="none"/>
+        </w:rPr>
+      </w:pPr>
+      <w:r>
+        <w:rPr>
+          <w:rFonts w:ascii="Arial" w:eastAsia="Times New Roman" w:hAnsi="Arial" w:cs="Arial"/>
+          <w:color w:val="000000"/>
+          <w:kern w:val="0"/>
+          <w:lang w:eastAsia="pl-PL"/>
+          <w14:ligatures w14:val="none"/>
+        </w:rPr>
+        <w:t>spiętrzenia występują głównie w godzinach wykonywania rutynowych czynności, głównie rano (6:00-10:00).</w:t>
+      </w:r>
+    </w:p>
+    <w:p>
+      <w:pPr>
+        <w:spacing w:before="240" w:after="240" w:line="240" w:lineRule="auto"/>
+        <w:rPr>
+          <w:rFonts w:ascii="Times New Roman" w:eastAsia="Times New Roman" w:hAnsi="Times New Roman" w:cs="Times New Roman"/>
+          <w:color w:val="000000"/>
+          <w:kern w:val="0"/>
+          <w:sz w:val="24"/>
+          <w:szCs w:val="24"/>
+          <w:lang w:eastAsia="pl-PL"/>
+          <w14:ligatures w14:val="none"/>
+        </w:rPr>
+      </w:pPr>
+      <w:r>
+        <w:rPr>
+          <w:rFonts w:ascii="Arial" w:eastAsia="Times New Roman" w:hAnsi="Arial" w:cs="Arial"/>
+          <w:b/>
+          <w:bCs/>
+          <w:color w:val="000000"/>
+          <w:kern w:val="0"/>
+          <w:lang w:eastAsia="pl-PL"/>
+          <w14:ligatures w14:val="none"/>
+        </w:rPr>
+        <w:t>Czas:</w:t>
+      </w:r>
+    </w:p>
+    <w:p>
+      <w:pPr>
+        <w:numPr>
+          <w:ilvl w:val="0"/>
+          <w:numId w:val="10"/>
+        </w:numPr>
+        <w:spacing w:before="240" w:after="0" w:line="240" w:lineRule="auto"/>
+        <w:textAlignment w:val="baseline"/>
+        <w:rPr>
+          <w:rFonts w:ascii="Arial" w:eastAsia="Times New Roman" w:hAnsi="Arial" w:cs="Arial"/>
+          <w:color w:val="000000"/>
+          <w:kern w:val="0"/>
+          <w:lang w:eastAsia="pl-PL"/>
+          <w14:ligatures w14:val="none"/>
+        </w:rPr>
+      </w:pPr>
+      <w:r>
+        <w:rPr>
+          <w:rFonts w:ascii="Arial" w:eastAsia="Times New Roman" w:hAnsi="Arial" w:cs="Arial"/>
+          <w:color w:val="000000"/>
+          <w:kern w:val="0"/>
+          <w:lang w:eastAsia="pl-PL"/>
+          <w14:ligatures w14:val="none"/>
+        </w:rPr>
+        <w:t>typowy: 1-3 min </w:t>
+      </w:r>
+    </w:p>
+    <w:p>
+      <w:pPr>
+        <w:numPr>
+          <w:ilvl w:val="0"/>
+          <w:numId w:val="10"/>
+        </w:numPr>
+        <w:spacing w:after="240" w:line="240" w:lineRule="auto"/>
+        <w:textAlignment w:val="baseline"/>
+        <w:rPr>
+          <w:rFonts w:ascii="Arial" w:eastAsia="Times New Roman" w:hAnsi="Arial" w:cs="Arial"/>
+          <w:color w:val="000000"/>
+          <w:kern w:val="0"/>
+          <w:lang w:eastAsia="pl-PL"/>
+          <w14:ligatures w14:val="none"/>
+        </w:rPr>
+      </w:pPr>
+      <w:r>
+        <w:rPr>
+          <w:rFonts w:ascii="Arial" w:eastAsia="Times New Roman" w:hAnsi="Arial" w:cs="Arial"/>
+          <w:color w:val="000000"/>
+          <w:kern w:val="0"/>
+          <w:lang w:eastAsia="pl-PL"/>
+          <w14:ligatures w14:val="none"/>
+        </w:rPr>
+        <w:t>maksymalny: 5 min</w:t>
+      </w:r>
+    </w:p>
+    <w:p>
+      <w:pPr>
+        <w:spacing w:before="240" w:after="240" w:line="240" w:lineRule="auto"/>
+        <w:rPr>
+          <w:rFonts w:ascii="Times New Roman" w:eastAsia="Times New Roman" w:hAnsi="Times New Roman" w:cs="Times New Roman"/>
+          <w:color w:val="000000"/>
+          <w:kern w:val="0"/>
+          <w:sz w:val="24"/>
+          <w:szCs w:val="24"/>
+          <w:lang w:eastAsia="pl-PL"/>
+          <w14:ligatures w14:val="none"/>
+        </w:rPr>
+      </w:pPr>
+      <w:r>
+        <w:rPr>
+          <w:rFonts w:ascii="Arial" w:eastAsia="Times New Roman" w:hAnsi="Arial" w:cs="Arial"/>
+          <w:b/>
+          <w:bCs/>
+          <w:color w:val="000000"/>
+          <w:kern w:val="0"/>
+          <w:lang w:eastAsia="pl-PL"/>
+          <w14:ligatures w14:val="none"/>
+        </w:rPr>
+        <w:t>Wartość końcowa:</w:t>
+      </w:r>
+    </w:p>
+    <w:p>
+      <w:pPr>
+        <w:spacing w:before="240" w:after="240" w:line="240" w:lineRule="auto"/>
+        <w:rPr>
+          <w:rFonts w:ascii="Times New Roman" w:eastAsia="Times New Roman" w:hAnsi="Times New Roman" w:cs="Times New Roman"/>
+          <w:color w:val="000000"/>
+          <w:kern w:val="0"/>
+          <w:sz w:val="24"/>
+          <w:szCs w:val="24"/>
+          <w:lang w:eastAsia="pl-PL"/>
+          <w14:ligatures w14:val="none"/>
+        </w:rPr>
+      </w:pPr>
+      <w:r>
+        <w:rPr>
+          <w:rFonts w:ascii="Arial" w:eastAsia="Times New Roman" w:hAnsi="Arial" w:cs="Arial"/>
+          <w:color w:val="000000"/>
+          <w:kern w:val="0"/>
+          <w:lang w:eastAsia="pl-PL"/>
+          <w14:ligatures w14:val="none"/>
+        </w:rPr>
+        <w:t>Zaktualizowano historię chorób chomika.</w:t>
+      </w:r>
+    </w:p>
+    <w:p>
+      <w:pPr>
+        <w:spacing w:after="0" w:line="240" w:lineRule="auto"/>
+        <w:rPr>
+          <w:rFonts w:ascii="Times New Roman" w:eastAsia="Times New Roman" w:hAnsi="Times New Roman" w:cs="Times New Roman"/>
+          <w:color w:val="000000"/>
+          <w:kern w:val="0"/>
+          <w:sz w:val="24"/>
+          <w:szCs w:val="24"/>
+          <w:lang w:eastAsia="pl-PL"/>
+          <w14:ligatures w14:val="none"/>
+        </w:rPr>
+      </w:pPr>
+    </w:p>
+    <w:p>
+      <w:pPr>
+        <w:spacing w:before="240" w:after="240" w:line="240" w:lineRule="auto"/>
+        <w:rPr>
+          <w:rFonts w:ascii="Times New Roman" w:eastAsia="Times New Roman" w:hAnsi="Times New Roman" w:cs="Times New Roman"/>
+          <w:color w:val="000000"/>
+          <w:kern w:val="0"/>
+          <w:sz w:val="24"/>
+          <w:szCs w:val="24"/>
+          <w:lang w:eastAsia="pl-PL"/>
+          <w14:ligatures w14:val="none"/>
+        </w:rPr>
+      </w:pPr>
+      <w:r>
+        <w:rPr>
+          <w:rFonts w:ascii="Arial" w:eastAsia="Times New Roman" w:hAnsi="Arial" w:cs="Arial"/>
+          <w:b/>
+          <w:bCs/>
+          <w:color w:val="000000"/>
+          <w:kern w:val="0"/>
+          <w:sz w:val="26"/>
+          <w:szCs w:val="26"/>
+          <w:lang w:eastAsia="pl-PL"/>
+          <w14:ligatures w14:val="none"/>
+        </w:rPr>
+        <w:t>Rejestracja użytkownika </w:t>
+      </w:r>
+    </w:p>
+    <w:p>
+      <w:pPr>
+        <w:spacing w:before="240" w:after="240" w:line="240" w:lineRule="auto"/>
+        <w:rPr>
+          <w:rFonts w:ascii="Times New Roman" w:eastAsia="Times New Roman" w:hAnsi="Times New Roman" w:cs="Times New Roman"/>
+          <w:color w:val="000000"/>
+          <w:kern w:val="0"/>
+          <w:sz w:val="24"/>
+          <w:szCs w:val="24"/>
+          <w:lang w:eastAsia="pl-PL"/>
+          <w14:ligatures w14:val="none"/>
+        </w:rPr>
+      </w:pPr>
+      <w:r>
+        <w:rPr>
+          <w:rFonts w:ascii="Arial" w:eastAsia="Times New Roman" w:hAnsi="Arial" w:cs="Arial"/>
+          <w:b/>
+          <w:bCs/>
+          <w:color w:val="000000"/>
+          <w:kern w:val="0"/>
+          <w:lang w:eastAsia="pl-PL"/>
+          <w14:ligatures w14:val="none"/>
+        </w:rPr>
+        <w:t>Aktorzy:</w:t>
+      </w:r>
+    </w:p>
+    <w:p>
+      <w:pPr>
+        <w:numPr>
+          <w:ilvl w:val="0"/>
+          <w:numId w:val="11"/>
+        </w:numPr>
+        <w:spacing w:before="240" w:after="240" w:line="240" w:lineRule="auto"/>
+        <w:textAlignment w:val="baseline"/>
+        <w:rPr>
+          <w:rFonts w:ascii="Arial" w:eastAsia="Times New Roman" w:hAnsi="Arial" w:cs="Arial"/>
+          <w:color w:val="000000"/>
+          <w:kern w:val="0"/>
+          <w:lang w:eastAsia="pl-PL"/>
+          <w14:ligatures w14:val="none"/>
+        </w:rPr>
+      </w:pPr>
+      <w:r>
+        <w:rPr>
+          <w:rFonts w:ascii="Arial" w:eastAsia="Times New Roman" w:hAnsi="Arial" w:cs="Arial"/>
+          <w:color w:val="000000"/>
+          <w:kern w:val="0"/>
+          <w:lang w:eastAsia="pl-PL"/>
+          <w14:ligatures w14:val="none"/>
+        </w:rPr>
+        <w:t>niezalogowany użytkownik</w:t>
+      </w:r>
+    </w:p>
+    <w:p>
+      <w:pPr>
+        <w:spacing w:before="240" w:after="240" w:line="240" w:lineRule="auto"/>
+        <w:rPr>
+          <w:rFonts w:ascii="Times New Roman" w:eastAsia="Times New Roman" w:hAnsi="Times New Roman" w:cs="Times New Roman"/>
+          <w:color w:val="000000"/>
+          <w:kern w:val="0"/>
+          <w:sz w:val="24"/>
+          <w:szCs w:val="24"/>
+          <w:lang w:eastAsia="pl-PL"/>
+          <w14:ligatures w14:val="none"/>
+        </w:rPr>
+      </w:pPr>
+      <w:r>
+        <w:rPr>
+          <w:rFonts w:ascii="Arial" w:eastAsia="Times New Roman" w:hAnsi="Arial" w:cs="Arial"/>
+          <w:b/>
+          <w:bCs/>
+          <w:color w:val="000000"/>
+          <w:kern w:val="0"/>
+          <w:lang w:eastAsia="pl-PL"/>
+          <w14:ligatures w14:val="none"/>
+        </w:rPr>
+        <w:t>Opis:</w:t>
+      </w:r>
+    </w:p>
+    <w:p>
+      <w:pPr>
+        <w:spacing w:before="240" w:after="240" w:line="240" w:lineRule="auto"/>
+        <w:rPr>
+          <w:rFonts w:ascii="Times New Roman" w:eastAsia="Times New Roman" w:hAnsi="Times New Roman" w:cs="Times New Roman"/>
+          <w:color w:val="000000"/>
+          <w:kern w:val="0"/>
+          <w:sz w:val="24"/>
+          <w:szCs w:val="24"/>
+          <w:lang w:eastAsia="pl-PL"/>
+          <w14:ligatures w14:val="none"/>
+        </w:rPr>
+      </w:pPr>
+      <w:r>
+        <w:rPr>
+          <w:rFonts w:ascii="Arial" w:eastAsia="Times New Roman" w:hAnsi="Arial" w:cs="Arial"/>
+          <w:color w:val="000000"/>
+          <w:kern w:val="0"/>
+          <w:lang w:eastAsia="pl-PL"/>
+          <w14:ligatures w14:val="none"/>
+        </w:rPr>
+        <w:t>Użytkownik zakłada nowe konto w systemie poprzez wypełnienie formularza rejestracyjnego.</w:t>
+      </w:r>
+    </w:p>
+    <w:p>
+      <w:pPr>
+        <w:spacing w:before="240" w:after="240" w:line="240" w:lineRule="auto"/>
+        <w:rPr>
+          <w:rFonts w:ascii="Times New Roman" w:eastAsia="Times New Roman" w:hAnsi="Times New Roman" w:cs="Times New Roman"/>
+          <w:color w:val="000000"/>
+          <w:kern w:val="0"/>
+          <w:sz w:val="24"/>
+          <w:szCs w:val="24"/>
+          <w:lang w:eastAsia="pl-PL"/>
+          <w14:ligatures w14:val="none"/>
+        </w:rPr>
+      </w:pPr>
+      <w:r>
+        <w:rPr>
+          <w:rFonts w:ascii="Arial" w:eastAsia="Times New Roman" w:hAnsi="Arial" w:cs="Arial"/>
+          <w:b/>
+          <w:bCs/>
+          <w:color w:val="000000"/>
+          <w:kern w:val="0"/>
+          <w:lang w:eastAsia="pl-PL"/>
+          <w14:ligatures w14:val="none"/>
+        </w:rPr>
+        <w:t>Podstawowy ciąg zdarzeń:</w:t>
+      </w:r>
+    </w:p>
+    <w:p>
+      <w:pPr>
+        <w:numPr>
+          <w:ilvl w:val="0"/>
+          <w:numId w:val="12"/>
+        </w:numPr>
+        <w:spacing w:before="240" w:after="0" w:line="240" w:lineRule="auto"/>
+        <w:textAlignment w:val="baseline"/>
+        <w:rPr>
+          <w:rFonts w:ascii="Arial" w:eastAsia="Times New Roman" w:hAnsi="Arial" w:cs="Arial"/>
+          <w:color w:val="000000"/>
+          <w:kern w:val="0"/>
+          <w:lang w:eastAsia="pl-PL"/>
+          <w14:ligatures w14:val="none"/>
+        </w:rPr>
+      </w:pPr>
+      <w:r>
+        <w:rPr>
+          <w:rFonts w:ascii="Arial" w:eastAsia="Times New Roman" w:hAnsi="Arial" w:cs="Arial"/>
+          <w:color w:val="000000"/>
+          <w:kern w:val="0"/>
+          <w:lang w:eastAsia="pl-PL"/>
+          <w14:ligatures w14:val="none"/>
+        </w:rPr>
+        <w:t>Użytkownik wybiera opcję “Rejestracja”</w:t>
+      </w:r>
+    </w:p>
+    <w:p>
+      <w:pPr>
+        <w:numPr>
+          <w:ilvl w:val="0"/>
+          <w:numId w:val="12"/>
+        </w:numPr>
+        <w:spacing w:after="0" w:line="240" w:lineRule="auto"/>
+        <w:textAlignment w:val="baseline"/>
+        <w:rPr>
+          <w:rFonts w:ascii="Arial" w:eastAsia="Times New Roman" w:hAnsi="Arial" w:cs="Arial"/>
+          <w:color w:val="000000"/>
+          <w:kern w:val="0"/>
+          <w:lang w:eastAsia="pl-PL"/>
+          <w14:ligatures w14:val="none"/>
+        </w:rPr>
+      </w:pPr>
+      <w:r>
+        <w:rPr>
+          <w:rFonts w:ascii="Arial" w:eastAsia="Times New Roman" w:hAnsi="Arial" w:cs="Arial"/>
+          <w:color w:val="000000"/>
+          <w:kern w:val="0"/>
+          <w:lang w:eastAsia="pl-PL"/>
+          <w14:ligatures w14:val="none"/>
+        </w:rPr>
+        <w:t>Wprowadza wymagane dane (login, hasło, e-mail, adres i hasło)</w:t>
+      </w:r>
+    </w:p>
+    <w:p>
+      <w:pPr>
+        <w:numPr>
+          <w:ilvl w:val="0"/>
+          <w:numId w:val="12"/>
+        </w:numPr>
+        <w:spacing w:after="0" w:line="240" w:lineRule="auto"/>
+        <w:textAlignment w:val="baseline"/>
+        <w:rPr>
+          <w:rFonts w:ascii="Arial" w:eastAsia="Times New Roman" w:hAnsi="Arial" w:cs="Arial"/>
+          <w:color w:val="000000"/>
+          <w:kern w:val="0"/>
+          <w:lang w:eastAsia="pl-PL"/>
+          <w14:ligatures w14:val="none"/>
+        </w:rPr>
+      </w:pPr>
+      <w:r>
+        <w:rPr>
+          <w:rFonts w:ascii="Arial" w:eastAsia="Times New Roman" w:hAnsi="Arial" w:cs="Arial"/>
+          <w:color w:val="000000"/>
+          <w:kern w:val="0"/>
+          <w:lang w:eastAsia="pl-PL"/>
+          <w14:ligatures w14:val="none"/>
+        </w:rPr>
+        <w:t>System weryfikuje poprawność danych </w:t>
+      </w:r>
+    </w:p>
+    <w:p>
+      <w:pPr>
+        <w:numPr>
+          <w:ilvl w:val="0"/>
+          <w:numId w:val="12"/>
+        </w:numPr>
+        <w:spacing w:after="240" w:line="240" w:lineRule="auto"/>
+        <w:textAlignment w:val="baseline"/>
+        <w:rPr>
+          <w:rFonts w:ascii="Arial" w:eastAsia="Times New Roman" w:hAnsi="Arial" w:cs="Arial"/>
+          <w:color w:val="000000"/>
+          <w:kern w:val="0"/>
+          <w:lang w:eastAsia="pl-PL"/>
+          <w14:ligatures w14:val="none"/>
+        </w:rPr>
+      </w:pPr>
+      <w:r>
+        <w:rPr>
+          <w:rFonts w:ascii="Arial" w:eastAsia="Times New Roman" w:hAnsi="Arial" w:cs="Arial"/>
+          <w:color w:val="000000"/>
+          <w:kern w:val="0"/>
+          <w:lang w:eastAsia="pl-PL"/>
+          <w14:ligatures w14:val="none"/>
+        </w:rPr>
+        <w:t>System zapisuje nowe konto </w:t>
+      </w:r>
+    </w:p>
+    <w:p>
+      <w:pPr>
+        <w:spacing w:before="240" w:after="240" w:line="240" w:lineRule="auto"/>
+        <w:rPr>
+          <w:rFonts w:ascii="Times New Roman" w:eastAsia="Times New Roman" w:hAnsi="Times New Roman" w:cs="Times New Roman"/>
+          <w:color w:val="000000"/>
+          <w:kern w:val="0"/>
+          <w:sz w:val="24"/>
+          <w:szCs w:val="24"/>
+          <w:lang w:eastAsia="pl-PL"/>
+          <w14:ligatures w14:val="none"/>
+        </w:rPr>
+      </w:pPr>
+      <w:r>
+        <w:rPr>
+          <w:rFonts w:ascii="Arial" w:eastAsia="Times New Roman" w:hAnsi="Arial" w:cs="Arial"/>
+          <w:b/>
+          <w:bCs/>
+          <w:color w:val="000000"/>
+          <w:kern w:val="0"/>
+          <w:lang w:eastAsia="pl-PL"/>
+          <w14:ligatures w14:val="none"/>
+        </w:rPr>
+        <w:t>Alternatywny ciąg zdarzeń:</w:t>
+      </w:r>
+    </w:p>
+    <w:p>
+      <w:pPr>
+        <w:numPr>
+          <w:ilvl w:val="0"/>
+          <w:numId w:val="13"/>
+        </w:numPr>
+        <w:spacing w:before="240" w:after="0" w:line="240" w:lineRule="auto"/>
+        <w:textAlignment w:val="baseline"/>
+        <w:rPr>
+          <w:rFonts w:ascii="Arial" w:eastAsia="Times New Roman" w:hAnsi="Arial" w:cs="Arial"/>
+          <w:color w:val="000000"/>
+          <w:kern w:val="0"/>
+          <w:lang w:eastAsia="pl-PL"/>
+          <w14:ligatures w14:val="none"/>
+        </w:rPr>
+      </w:pPr>
+      <w:r>
+        <w:rPr>
+          <w:rFonts w:ascii="Arial" w:eastAsia="Times New Roman" w:hAnsi="Arial" w:cs="Arial"/>
+          <w:color w:val="000000"/>
+          <w:kern w:val="0"/>
+          <w:lang w:eastAsia="pl-PL"/>
+          <w14:ligatures w14:val="none"/>
+        </w:rPr>
+        <w:t>login już istnieje (komunikat błędu)</w:t>
+      </w:r>
+    </w:p>
+    <w:p>
+      <w:pPr>
+        <w:numPr>
+          <w:ilvl w:val="0"/>
+          <w:numId w:val="13"/>
+        </w:numPr>
+        <w:spacing w:after="240" w:line="240" w:lineRule="auto"/>
+        <w:textAlignment w:val="baseline"/>
+        <w:rPr>
+          <w:rFonts w:ascii="Arial" w:eastAsia="Times New Roman" w:hAnsi="Arial" w:cs="Arial"/>
+          <w:color w:val="000000"/>
+          <w:kern w:val="0"/>
+          <w:lang w:eastAsia="pl-PL"/>
+          <w14:ligatures w14:val="none"/>
+        </w:rPr>
+      </w:pPr>
+      <w:r>
+        <w:rPr>
+          <w:rFonts w:ascii="Arial" w:eastAsia="Times New Roman" w:hAnsi="Arial" w:cs="Arial"/>
+          <w:color w:val="000000"/>
+          <w:kern w:val="0"/>
+          <w:lang w:eastAsia="pl-PL"/>
+          <w14:ligatures w14:val="none"/>
+        </w:rPr>
+        <w:t>niepoprawne dane (konieczność poprawny)</w:t>
+      </w:r>
+    </w:p>
+    <w:p>
+      <w:pPr>
+        <w:spacing w:before="240" w:after="240" w:line="240" w:lineRule="auto"/>
+        <w:rPr>
+          <w:rFonts w:ascii="Times New Roman" w:eastAsia="Times New Roman" w:hAnsi="Times New Roman" w:cs="Times New Roman"/>
+          <w:color w:val="000000"/>
+          <w:kern w:val="0"/>
+          <w:sz w:val="24"/>
+          <w:szCs w:val="24"/>
+          <w:lang w:eastAsia="pl-PL"/>
+          <w14:ligatures w14:val="none"/>
+        </w:rPr>
+      </w:pPr>
+      <w:r>
+        <w:rPr>
+          <w:rFonts w:ascii="Arial" w:eastAsia="Times New Roman" w:hAnsi="Arial" w:cs="Arial"/>
+          <w:b/>
+          <w:bCs/>
+          <w:color w:val="000000"/>
+          <w:kern w:val="0"/>
+          <w:lang w:eastAsia="pl-PL"/>
+          <w14:ligatures w14:val="none"/>
+        </w:rPr>
+        <w:t>Częstotliwość:</w:t>
+      </w:r>
+    </w:p>
+    <w:p>
+      <w:pPr>
+        <w:numPr>
+          <w:ilvl w:val="0"/>
+          <w:numId w:val="14"/>
+        </w:numPr>
+        <w:spacing w:before="240" w:after="0" w:line="240" w:lineRule="auto"/>
+        <w:textAlignment w:val="baseline"/>
+        <w:rPr>
+          <w:rFonts w:ascii="Arial" w:eastAsia="Times New Roman" w:hAnsi="Arial" w:cs="Arial"/>
+          <w:color w:val="000000"/>
+          <w:kern w:val="0"/>
+          <w:lang w:eastAsia="pl-PL"/>
+          <w14:ligatures w14:val="none"/>
+        </w:rPr>
+      </w:pPr>
+      <w:r>
+        <w:rPr>
+          <w:rFonts w:ascii="Arial" w:eastAsia="Times New Roman" w:hAnsi="Arial" w:cs="Arial"/>
+          <w:color w:val="000000"/>
+          <w:kern w:val="0"/>
+          <w:lang w:eastAsia="pl-PL"/>
+          <w14:ligatures w14:val="none"/>
+        </w:rPr>
+        <w:lastRenderedPageBreak/>
+        <w:t>15 razy dziennie </w:t>
+      </w:r>
+    </w:p>
+    <w:p>
+      <w:pPr>
+        <w:numPr>
+          <w:ilvl w:val="0"/>
+          <w:numId w:val="14"/>
+        </w:numPr>
+        <w:spacing w:after="240" w:line="240" w:lineRule="auto"/>
+        <w:textAlignment w:val="baseline"/>
+        <w:rPr>
+          <w:rFonts w:ascii="Arial" w:eastAsia="Times New Roman" w:hAnsi="Arial" w:cs="Arial"/>
+          <w:color w:val="000000"/>
+          <w:kern w:val="0"/>
+          <w:lang w:eastAsia="pl-PL"/>
+          <w14:ligatures w14:val="none"/>
+        </w:rPr>
+      </w:pPr>
+      <w:r>
+        <w:rPr>
+          <w:rFonts w:ascii="Arial" w:eastAsia="Times New Roman" w:hAnsi="Arial" w:cs="Arial"/>
+          <w:color w:val="000000"/>
+          <w:kern w:val="0"/>
+          <w:lang w:eastAsia="pl-PL"/>
+          <w14:ligatures w14:val="none"/>
+        </w:rPr>
+        <w:t>spiętrzenia mogą występować okresowo (np. po reklamach, kampaniach)</w:t>
+      </w:r>
+    </w:p>
+    <w:p>
+      <w:pPr>
+        <w:spacing w:before="240" w:after="240" w:line="240" w:lineRule="auto"/>
+        <w:rPr>
+          <w:rFonts w:ascii="Times New Roman" w:eastAsia="Times New Roman" w:hAnsi="Times New Roman" w:cs="Times New Roman"/>
+          <w:color w:val="000000"/>
+          <w:kern w:val="0"/>
+          <w:sz w:val="24"/>
+          <w:szCs w:val="24"/>
+          <w:lang w:eastAsia="pl-PL"/>
+          <w14:ligatures w14:val="none"/>
+        </w:rPr>
+      </w:pPr>
+      <w:r>
+        <w:rPr>
+          <w:rFonts w:ascii="Arial" w:eastAsia="Times New Roman" w:hAnsi="Arial" w:cs="Arial"/>
+          <w:b/>
+          <w:bCs/>
+          <w:color w:val="000000"/>
+          <w:kern w:val="0"/>
+          <w:lang w:eastAsia="pl-PL"/>
+          <w14:ligatures w14:val="none"/>
+        </w:rPr>
+        <w:t>Czas:</w:t>
+      </w:r>
+    </w:p>
+    <w:p>
+      <w:pPr>
+        <w:numPr>
+          <w:ilvl w:val="0"/>
+          <w:numId w:val="15"/>
+        </w:numPr>
+        <w:spacing w:before="240" w:after="0" w:line="240" w:lineRule="auto"/>
+        <w:textAlignment w:val="baseline"/>
+        <w:rPr>
+          <w:rFonts w:ascii="Arial" w:eastAsia="Times New Roman" w:hAnsi="Arial" w:cs="Arial"/>
+          <w:color w:val="000000"/>
+          <w:kern w:val="0"/>
+          <w:lang w:eastAsia="pl-PL"/>
+          <w14:ligatures w14:val="none"/>
+        </w:rPr>
+      </w:pPr>
+      <w:r>
+        <w:rPr>
+          <w:rFonts w:ascii="Arial" w:eastAsia="Times New Roman" w:hAnsi="Arial" w:cs="Arial"/>
+          <w:color w:val="000000"/>
+          <w:kern w:val="0"/>
+          <w:lang w:eastAsia="pl-PL"/>
+          <w14:ligatures w14:val="none"/>
+        </w:rPr>
+        <w:t>typowy: 2-3 min </w:t>
+      </w:r>
+    </w:p>
+    <w:p>
+      <w:pPr>
+        <w:numPr>
+          <w:ilvl w:val="0"/>
+          <w:numId w:val="15"/>
+        </w:numPr>
+        <w:spacing w:after="240" w:line="240" w:lineRule="auto"/>
+        <w:textAlignment w:val="baseline"/>
+        <w:rPr>
+          <w:rFonts w:ascii="Arial" w:eastAsia="Times New Roman" w:hAnsi="Arial" w:cs="Arial"/>
+          <w:color w:val="000000"/>
+          <w:kern w:val="0"/>
+          <w:lang w:eastAsia="pl-PL"/>
+          <w14:ligatures w14:val="none"/>
+        </w:rPr>
+      </w:pPr>
+      <w:r>
+        <w:rPr>
+          <w:rFonts w:ascii="Arial" w:eastAsia="Times New Roman" w:hAnsi="Arial" w:cs="Arial"/>
+          <w:color w:val="000000"/>
+          <w:kern w:val="0"/>
+          <w:lang w:eastAsia="pl-PL"/>
+          <w14:ligatures w14:val="none"/>
+        </w:rPr>
+        <w:t>maksymalny: 5 min</w:t>
+      </w:r>
+    </w:p>
+    <w:p>
+      <w:pPr>
+        <w:spacing w:before="240" w:after="240" w:line="240" w:lineRule="auto"/>
+        <w:rPr>
+          <w:rFonts w:ascii="Times New Roman" w:eastAsia="Times New Roman" w:hAnsi="Times New Roman" w:cs="Times New Roman"/>
+          <w:color w:val="000000"/>
+          <w:kern w:val="0"/>
+          <w:sz w:val="24"/>
+          <w:szCs w:val="24"/>
+          <w:lang w:eastAsia="pl-PL"/>
+          <w14:ligatures w14:val="none"/>
+        </w:rPr>
+      </w:pPr>
+      <w:r>
+        <w:rPr>
+          <w:rFonts w:ascii="Arial" w:eastAsia="Times New Roman" w:hAnsi="Arial" w:cs="Arial"/>
+          <w:b/>
+          <w:bCs/>
+          <w:color w:val="000000"/>
+          <w:kern w:val="0"/>
+          <w:lang w:eastAsia="pl-PL"/>
+          <w14:ligatures w14:val="none"/>
+        </w:rPr>
+        <w:t>Wartość końcowa:</w:t>
+      </w:r>
+    </w:p>
+    <w:p>
+      <w:pPr>
+        <w:spacing w:before="240" w:after="240" w:line="240" w:lineRule="auto"/>
+        <w:rPr>
+          <w:rFonts w:ascii="Times New Roman" w:eastAsia="Times New Roman" w:hAnsi="Times New Roman" w:cs="Times New Roman"/>
+          <w:color w:val="000000"/>
+          <w:kern w:val="0"/>
+          <w:sz w:val="24"/>
+          <w:szCs w:val="24"/>
+          <w:lang w:eastAsia="pl-PL"/>
+          <w14:ligatures w14:val="none"/>
+        </w:rPr>
+      </w:pPr>
+      <w:r>
+        <w:rPr>
+          <w:rFonts w:ascii="Arial" w:eastAsia="Times New Roman" w:hAnsi="Arial" w:cs="Arial"/>
+          <w:color w:val="000000"/>
+          <w:kern w:val="0"/>
+          <w:lang w:eastAsia="pl-PL"/>
+          <w14:ligatures w14:val="none"/>
+        </w:rPr>
+        <w:t>Utworzone konto użytkownika.</w:t>
+      </w:r>
+    </w:p>
+    <w:p>
+      <w:pPr>
+        <w:spacing w:after="0" w:line="240" w:lineRule="auto"/>
+        <w:rPr>
+          <w:rFonts w:ascii="Times New Roman" w:eastAsia="Times New Roman" w:hAnsi="Times New Roman" w:cs="Times New Roman"/>
+          <w:color w:val="000000"/>
+          <w:kern w:val="0"/>
+          <w:sz w:val="24"/>
+          <w:szCs w:val="24"/>
+          <w:lang w:eastAsia="pl-PL"/>
+          <w14:ligatures w14:val="none"/>
+        </w:rPr>
+      </w:pPr>
+    </w:p>
+    <w:p>
+      <w:pPr>
+        <w:spacing w:before="240" w:after="240" w:line="240" w:lineRule="auto"/>
+        <w:rPr>
+          <w:rFonts w:ascii="Times New Roman" w:eastAsia="Times New Roman" w:hAnsi="Times New Roman" w:cs="Times New Roman"/>
+          <w:color w:val="000000"/>
+          <w:kern w:val="0"/>
+          <w:sz w:val="24"/>
+          <w:szCs w:val="24"/>
+          <w:lang w:eastAsia="pl-PL"/>
+          <w14:ligatures w14:val="none"/>
+        </w:rPr>
+      </w:pPr>
+      <w:r>
+        <w:rPr>
+          <w:rFonts w:ascii="Arial" w:eastAsia="Times New Roman" w:hAnsi="Arial" w:cs="Arial"/>
+          <w:b/>
+          <w:bCs/>
+          <w:color w:val="000000"/>
+          <w:kern w:val="0"/>
+          <w:sz w:val="26"/>
+          <w:szCs w:val="26"/>
+          <w:lang w:eastAsia="pl-PL"/>
+          <w14:ligatures w14:val="none"/>
+        </w:rPr>
+        <w:t>Anulowanie rezerwacji</w:t>
+      </w:r>
+    </w:p>
+    <w:p>
+      <w:pPr>
+        <w:spacing w:before="240" w:after="240" w:line="240" w:lineRule="auto"/>
+        <w:rPr>
+          <w:rFonts w:ascii="Times New Roman" w:eastAsia="Times New Roman" w:hAnsi="Times New Roman" w:cs="Times New Roman"/>
+          <w:color w:val="000000"/>
+          <w:kern w:val="0"/>
+          <w:sz w:val="24"/>
+          <w:szCs w:val="24"/>
+          <w:lang w:eastAsia="pl-PL"/>
+          <w14:ligatures w14:val="none"/>
+        </w:rPr>
+      </w:pPr>
+      <w:r>
+        <w:rPr>
+          <w:rFonts w:ascii="Arial" w:eastAsia="Times New Roman" w:hAnsi="Arial" w:cs="Arial"/>
+          <w:b/>
+          <w:bCs/>
+          <w:color w:val="000000"/>
+          <w:kern w:val="0"/>
+          <w:lang w:eastAsia="pl-PL"/>
+          <w14:ligatures w14:val="none"/>
+        </w:rPr>
+        <w:t>Aktorzy:</w:t>
+      </w:r>
+    </w:p>
+    <w:p>
+      <w:pPr>
+        <w:numPr>
+          <w:ilvl w:val="0"/>
+          <w:numId w:val="16"/>
+        </w:numPr>
+        <w:spacing w:before="240" w:after="240" w:line="240" w:lineRule="auto"/>
+        <w:textAlignment w:val="baseline"/>
+        <w:rPr>
+          <w:rFonts w:ascii="Arial" w:eastAsia="Times New Roman" w:hAnsi="Arial" w:cs="Arial"/>
+          <w:color w:val="000000"/>
+          <w:kern w:val="0"/>
+          <w:lang w:eastAsia="pl-PL"/>
+          <w14:ligatures w14:val="none"/>
+        </w:rPr>
+      </w:pPr>
+      <w:r>
+        <w:rPr>
+          <w:rFonts w:ascii="Arial" w:eastAsia="Times New Roman" w:hAnsi="Arial" w:cs="Arial"/>
+          <w:color w:val="000000"/>
+          <w:kern w:val="0"/>
+          <w:lang w:eastAsia="pl-PL"/>
+          <w14:ligatures w14:val="none"/>
+        </w:rPr>
+        <w:t>Klient </w:t>
+      </w:r>
+    </w:p>
+    <w:p>
+      <w:pPr>
+        <w:spacing w:before="240" w:after="240" w:line="240" w:lineRule="auto"/>
+        <w:rPr>
+          <w:rFonts w:ascii="Times New Roman" w:eastAsia="Times New Roman" w:hAnsi="Times New Roman" w:cs="Times New Roman"/>
+          <w:color w:val="000000"/>
+          <w:kern w:val="0"/>
+          <w:sz w:val="24"/>
+          <w:szCs w:val="24"/>
+          <w:lang w:eastAsia="pl-PL"/>
+          <w14:ligatures w14:val="none"/>
+        </w:rPr>
+      </w:pPr>
+      <w:r>
+        <w:rPr>
+          <w:rFonts w:ascii="Arial" w:eastAsia="Times New Roman" w:hAnsi="Arial" w:cs="Arial"/>
+          <w:b/>
+          <w:bCs/>
+          <w:color w:val="000000"/>
+          <w:kern w:val="0"/>
+          <w:lang w:eastAsia="pl-PL"/>
+          <w14:ligatures w14:val="none"/>
+        </w:rPr>
+        <w:t>Opis:</w:t>
+      </w:r>
+    </w:p>
+    <w:p>
+      <w:pPr>
+        <w:spacing w:before="240" w:after="240" w:line="240" w:lineRule="auto"/>
+        <w:rPr>
+          <w:rFonts w:ascii="Times New Roman" w:eastAsia="Times New Roman" w:hAnsi="Times New Roman" w:cs="Times New Roman"/>
+          <w:color w:val="000000"/>
+          <w:kern w:val="0"/>
+          <w:sz w:val="24"/>
+          <w:szCs w:val="24"/>
+          <w:lang w:eastAsia="pl-PL"/>
+          <w14:ligatures w14:val="none"/>
+        </w:rPr>
+      </w:pPr>
+      <w:r>
+        <w:rPr>
+          <w:rFonts w:ascii="Arial" w:eastAsia="Times New Roman" w:hAnsi="Arial" w:cs="Arial"/>
+          <w:color w:val="000000"/>
+          <w:kern w:val="0"/>
+          <w:lang w:eastAsia="pl-PL"/>
+          <w14:ligatures w14:val="none"/>
+        </w:rPr>
+        <w:t>Klient rezygnuje z wcześniej złożonego wniosku leasingowego.</w:t>
+      </w:r>
+    </w:p>
+    <w:p>
+      <w:pPr>
+        <w:spacing w:before="240" w:after="240" w:line="240" w:lineRule="auto"/>
+        <w:rPr>
+          <w:rFonts w:ascii="Times New Roman" w:eastAsia="Times New Roman" w:hAnsi="Times New Roman" w:cs="Times New Roman"/>
+          <w:color w:val="000000"/>
+          <w:kern w:val="0"/>
+          <w:sz w:val="24"/>
+          <w:szCs w:val="24"/>
+          <w:lang w:eastAsia="pl-PL"/>
+          <w14:ligatures w14:val="none"/>
+        </w:rPr>
+      </w:pPr>
+      <w:r>
+        <w:rPr>
+          <w:rFonts w:ascii="Arial" w:eastAsia="Times New Roman" w:hAnsi="Arial" w:cs="Arial"/>
+          <w:b/>
+          <w:bCs/>
+          <w:color w:val="000000"/>
+          <w:kern w:val="0"/>
+          <w:lang w:eastAsia="pl-PL"/>
+          <w14:ligatures w14:val="none"/>
+        </w:rPr>
+        <w:t>Podstawowy ciąg zdarzeń:</w:t>
+      </w:r>
+    </w:p>
+    <w:p>
+      <w:pPr>
+        <w:numPr>
+          <w:ilvl w:val="0"/>
+          <w:numId w:val="17"/>
+        </w:numPr>
+        <w:spacing w:before="240" w:after="0" w:line="240" w:lineRule="auto"/>
+        <w:textAlignment w:val="baseline"/>
+        <w:rPr>
+          <w:rFonts w:ascii="Arial" w:eastAsia="Times New Roman" w:hAnsi="Arial" w:cs="Arial"/>
+          <w:color w:val="000000"/>
+          <w:kern w:val="0"/>
+          <w:lang w:eastAsia="pl-PL"/>
+          <w14:ligatures w14:val="none"/>
+        </w:rPr>
+      </w:pPr>
+      <w:r>
+        <w:rPr>
+          <w:rFonts w:ascii="Arial" w:eastAsia="Times New Roman" w:hAnsi="Arial" w:cs="Arial"/>
+          <w:color w:val="000000"/>
+          <w:kern w:val="0"/>
+          <w:lang w:eastAsia="pl-PL"/>
+          <w14:ligatures w14:val="none"/>
+        </w:rPr>
+        <w:t>Klient przechodzi do listy rezerwacji</w:t>
+      </w:r>
+    </w:p>
+    <w:p>
+      <w:pPr>
+        <w:numPr>
+          <w:ilvl w:val="0"/>
+          <w:numId w:val="17"/>
+        </w:numPr>
+        <w:spacing w:after="0" w:line="240" w:lineRule="auto"/>
+        <w:textAlignment w:val="baseline"/>
+        <w:rPr>
+          <w:rFonts w:ascii="Arial" w:eastAsia="Times New Roman" w:hAnsi="Arial" w:cs="Arial"/>
+          <w:color w:val="000000"/>
+          <w:kern w:val="0"/>
+          <w:lang w:eastAsia="pl-PL"/>
+          <w14:ligatures w14:val="none"/>
+        </w:rPr>
+      </w:pPr>
+      <w:r>
+        <w:rPr>
+          <w:rFonts w:ascii="Arial" w:eastAsia="Times New Roman" w:hAnsi="Arial" w:cs="Arial"/>
+          <w:color w:val="000000"/>
+          <w:kern w:val="0"/>
+          <w:lang w:eastAsia="pl-PL"/>
+          <w14:ligatures w14:val="none"/>
+        </w:rPr>
+        <w:t>Wybiera aktywną rezerwację</w:t>
+      </w:r>
+    </w:p>
+    <w:p>
+      <w:pPr>
+        <w:numPr>
+          <w:ilvl w:val="0"/>
+          <w:numId w:val="17"/>
+        </w:numPr>
+        <w:spacing w:after="0" w:line="240" w:lineRule="auto"/>
+        <w:textAlignment w:val="baseline"/>
+        <w:rPr>
+          <w:rFonts w:ascii="Arial" w:eastAsia="Times New Roman" w:hAnsi="Arial" w:cs="Arial"/>
+          <w:color w:val="000000"/>
+          <w:kern w:val="0"/>
+          <w:lang w:eastAsia="pl-PL"/>
+          <w14:ligatures w14:val="none"/>
+        </w:rPr>
+      </w:pPr>
+      <w:r>
+        <w:rPr>
+          <w:rFonts w:ascii="Arial" w:eastAsia="Times New Roman" w:hAnsi="Arial" w:cs="Arial"/>
+          <w:color w:val="000000"/>
+          <w:kern w:val="0"/>
+          <w:lang w:eastAsia="pl-PL"/>
+          <w14:ligatures w14:val="none"/>
+        </w:rPr>
+        <w:t>Klika “Anuluj”</w:t>
+      </w:r>
+    </w:p>
+    <w:p>
+      <w:pPr>
+        <w:numPr>
+          <w:ilvl w:val="0"/>
+          <w:numId w:val="17"/>
+        </w:numPr>
+        <w:spacing w:after="240" w:line="240" w:lineRule="auto"/>
+        <w:textAlignment w:val="baseline"/>
+        <w:rPr>
+          <w:rFonts w:ascii="Arial" w:eastAsia="Times New Roman" w:hAnsi="Arial" w:cs="Arial"/>
+          <w:color w:val="000000"/>
+          <w:kern w:val="0"/>
+          <w:lang w:eastAsia="pl-PL"/>
+          <w14:ligatures w14:val="none"/>
+        </w:rPr>
+      </w:pPr>
+      <w:r>
+        <w:rPr>
+          <w:rFonts w:ascii="Arial" w:eastAsia="Times New Roman" w:hAnsi="Arial" w:cs="Arial"/>
+          <w:color w:val="000000"/>
+          <w:kern w:val="0"/>
+          <w:lang w:eastAsia="pl-PL"/>
+          <w14:ligatures w14:val="none"/>
+        </w:rPr>
+        <w:t>System zmienia status rezerwacji na anulowaną</w:t>
+      </w:r>
+    </w:p>
+    <w:p>
+      <w:pPr>
+        <w:spacing w:before="240" w:after="240" w:line="240" w:lineRule="auto"/>
+        <w:rPr>
+          <w:rFonts w:ascii="Times New Roman" w:eastAsia="Times New Roman" w:hAnsi="Times New Roman" w:cs="Times New Roman"/>
+          <w:color w:val="000000"/>
+          <w:kern w:val="0"/>
+          <w:sz w:val="24"/>
+          <w:szCs w:val="24"/>
+          <w:lang w:eastAsia="pl-PL"/>
+          <w14:ligatures w14:val="none"/>
+        </w:rPr>
+      </w:pPr>
+      <w:r>
+        <w:rPr>
+          <w:rFonts w:ascii="Arial" w:eastAsia="Times New Roman" w:hAnsi="Arial" w:cs="Arial"/>
+          <w:b/>
+          <w:bCs/>
+          <w:color w:val="000000"/>
+          <w:kern w:val="0"/>
+          <w:lang w:eastAsia="pl-PL"/>
+          <w14:ligatures w14:val="none"/>
+        </w:rPr>
+        <w:t>Alternatywny ciąg zdarzeń:</w:t>
+      </w:r>
+    </w:p>
+    <w:p>
+      <w:pPr>
+        <w:numPr>
+          <w:ilvl w:val="0"/>
+          <w:numId w:val="18"/>
+        </w:numPr>
+        <w:spacing w:before="240" w:after="0" w:line="240" w:lineRule="auto"/>
+        <w:textAlignment w:val="baseline"/>
+        <w:rPr>
+          <w:rFonts w:ascii="Arial" w:eastAsia="Times New Roman" w:hAnsi="Arial" w:cs="Arial"/>
+          <w:color w:val="000000"/>
+          <w:kern w:val="0"/>
+          <w:lang w:eastAsia="pl-PL"/>
+          <w14:ligatures w14:val="none"/>
+        </w:rPr>
+      </w:pPr>
+      <w:r>
+        <w:rPr>
+          <w:rFonts w:ascii="Arial" w:eastAsia="Times New Roman" w:hAnsi="Arial" w:cs="Arial"/>
+          <w:color w:val="000000"/>
+          <w:kern w:val="0"/>
+          <w:lang w:eastAsia="pl-PL"/>
+          <w14:ligatures w14:val="none"/>
+        </w:rPr>
+        <w:t>przekroczony termin anulowania (brak możliwości anulowania)</w:t>
+      </w:r>
+    </w:p>
+    <w:p>
+      <w:pPr>
+        <w:numPr>
+          <w:ilvl w:val="0"/>
+          <w:numId w:val="18"/>
+        </w:numPr>
+        <w:spacing w:after="240" w:line="240" w:lineRule="auto"/>
+        <w:textAlignment w:val="baseline"/>
+        <w:rPr>
+          <w:rFonts w:ascii="Arial" w:eastAsia="Times New Roman" w:hAnsi="Arial" w:cs="Arial"/>
+          <w:color w:val="000000"/>
+          <w:kern w:val="0"/>
+          <w:lang w:eastAsia="pl-PL"/>
+          <w14:ligatures w14:val="none"/>
+        </w:rPr>
+      </w:pPr>
+      <w:r>
+        <w:rPr>
+          <w:rFonts w:ascii="Arial" w:eastAsia="Times New Roman" w:hAnsi="Arial" w:cs="Arial"/>
+          <w:color w:val="000000"/>
+          <w:kern w:val="0"/>
+          <w:lang w:eastAsia="pl-PL"/>
+          <w14:ligatures w14:val="none"/>
+        </w:rPr>
+        <w:t>brak rezerwacji (komunikat)</w:t>
+      </w:r>
+    </w:p>
+    <w:p>
+      <w:pPr>
+        <w:spacing w:before="240" w:after="240" w:line="240" w:lineRule="auto"/>
+        <w:rPr>
+          <w:rFonts w:ascii="Times New Roman" w:eastAsia="Times New Roman" w:hAnsi="Times New Roman" w:cs="Times New Roman"/>
+          <w:color w:val="000000"/>
+          <w:kern w:val="0"/>
+          <w:sz w:val="24"/>
+          <w:szCs w:val="24"/>
+          <w:lang w:eastAsia="pl-PL"/>
+          <w14:ligatures w14:val="none"/>
+        </w:rPr>
+      </w:pPr>
+      <w:r>
+        <w:rPr>
+          <w:rFonts w:ascii="Arial" w:eastAsia="Times New Roman" w:hAnsi="Arial" w:cs="Arial"/>
+          <w:b/>
+          <w:bCs/>
+          <w:color w:val="000000"/>
+          <w:kern w:val="0"/>
+          <w:lang w:eastAsia="pl-PL"/>
+          <w14:ligatures w14:val="none"/>
+        </w:rPr>
+        <w:t>Częstotliwość:</w:t>
+      </w:r>
+    </w:p>
+    <w:p>
+      <w:pPr>
+        <w:numPr>
+          <w:ilvl w:val="0"/>
+          <w:numId w:val="19"/>
+        </w:numPr>
+        <w:spacing w:before="240" w:after="0" w:line="240" w:lineRule="auto"/>
+        <w:textAlignment w:val="baseline"/>
+        <w:rPr>
+          <w:rFonts w:ascii="Arial" w:eastAsia="Times New Roman" w:hAnsi="Arial" w:cs="Arial"/>
+          <w:color w:val="000000"/>
+          <w:kern w:val="0"/>
+          <w:lang w:eastAsia="pl-PL"/>
+          <w14:ligatures w14:val="none"/>
+        </w:rPr>
+      </w:pPr>
+      <w:r>
+        <w:rPr>
+          <w:rFonts w:ascii="Arial" w:eastAsia="Times New Roman" w:hAnsi="Arial" w:cs="Arial"/>
+          <w:color w:val="000000"/>
+          <w:kern w:val="0"/>
+          <w:lang w:eastAsia="pl-PL"/>
+          <w14:ligatures w14:val="none"/>
+        </w:rPr>
+        <w:t>5 razy dziennie</w:t>
+      </w:r>
+    </w:p>
+    <w:p>
+      <w:pPr>
+        <w:numPr>
+          <w:ilvl w:val="0"/>
+          <w:numId w:val="19"/>
+        </w:numPr>
+        <w:spacing w:after="240" w:line="240" w:lineRule="auto"/>
+        <w:textAlignment w:val="baseline"/>
+        <w:rPr>
+          <w:rFonts w:ascii="Arial" w:eastAsia="Times New Roman" w:hAnsi="Arial" w:cs="Arial"/>
+          <w:color w:val="000000"/>
+          <w:kern w:val="0"/>
+          <w:lang w:eastAsia="pl-PL"/>
+          <w14:ligatures w14:val="none"/>
+        </w:rPr>
+      </w:pPr>
+      <w:r>
+        <w:rPr>
+          <w:rFonts w:ascii="Arial" w:eastAsia="Times New Roman" w:hAnsi="Arial" w:cs="Arial"/>
+          <w:color w:val="000000"/>
+          <w:kern w:val="0"/>
+          <w:lang w:eastAsia="pl-PL"/>
+          <w14:ligatures w14:val="none"/>
+        </w:rPr>
+        <w:t>spiętrzenia są niewielkie i występują sporadycznie, najczęściej przed terminami odbioru chomików</w:t>
+      </w:r>
+    </w:p>
+    <w:p>
+      <w:pPr>
+        <w:spacing w:before="240" w:after="240" w:line="240" w:lineRule="auto"/>
+        <w:rPr>
+          <w:rFonts w:ascii="Times New Roman" w:eastAsia="Times New Roman" w:hAnsi="Times New Roman" w:cs="Times New Roman"/>
+          <w:color w:val="000000"/>
+          <w:kern w:val="0"/>
+          <w:sz w:val="24"/>
+          <w:szCs w:val="24"/>
+          <w:lang w:eastAsia="pl-PL"/>
+          <w14:ligatures w14:val="none"/>
+        </w:rPr>
+      </w:pPr>
+      <w:r>
+        <w:rPr>
+          <w:rFonts w:ascii="Arial" w:eastAsia="Times New Roman" w:hAnsi="Arial" w:cs="Arial"/>
+          <w:b/>
+          <w:bCs/>
+          <w:color w:val="000000"/>
+          <w:kern w:val="0"/>
+          <w:lang w:eastAsia="pl-PL"/>
+          <w14:ligatures w14:val="none"/>
+        </w:rPr>
+        <w:t>Czas:</w:t>
+      </w:r>
+    </w:p>
+    <w:p>
+      <w:pPr>
+        <w:numPr>
+          <w:ilvl w:val="0"/>
+          <w:numId w:val="20"/>
+        </w:numPr>
+        <w:spacing w:before="240" w:after="0" w:line="240" w:lineRule="auto"/>
+        <w:textAlignment w:val="baseline"/>
+        <w:rPr>
+          <w:rFonts w:ascii="Arial" w:eastAsia="Times New Roman" w:hAnsi="Arial" w:cs="Arial"/>
+          <w:color w:val="000000"/>
+          <w:kern w:val="0"/>
+          <w:lang w:eastAsia="pl-PL"/>
+          <w14:ligatures w14:val="none"/>
+        </w:rPr>
+      </w:pPr>
+      <w:r>
+        <w:rPr>
+          <w:rFonts w:ascii="Arial" w:eastAsia="Times New Roman" w:hAnsi="Arial" w:cs="Arial"/>
+          <w:color w:val="000000"/>
+          <w:kern w:val="0"/>
+          <w:lang w:eastAsia="pl-PL"/>
+          <w14:ligatures w14:val="none"/>
+        </w:rPr>
+        <w:t>typowy: &lt;1 min</w:t>
+      </w:r>
+    </w:p>
+    <w:p>
+      <w:pPr>
+        <w:numPr>
+          <w:ilvl w:val="0"/>
+          <w:numId w:val="20"/>
+        </w:numPr>
+        <w:spacing w:after="240" w:line="240" w:lineRule="auto"/>
+        <w:textAlignment w:val="baseline"/>
+        <w:rPr>
+          <w:rFonts w:ascii="Arial" w:eastAsia="Times New Roman" w:hAnsi="Arial" w:cs="Arial"/>
+          <w:color w:val="000000"/>
+          <w:kern w:val="0"/>
+          <w:lang w:eastAsia="pl-PL"/>
+          <w14:ligatures w14:val="none"/>
+        </w:rPr>
+      </w:pPr>
+      <w:r>
+        <w:rPr>
+          <w:rFonts w:ascii="Arial" w:eastAsia="Times New Roman" w:hAnsi="Arial" w:cs="Arial"/>
+          <w:color w:val="000000"/>
+          <w:kern w:val="0"/>
+          <w:lang w:eastAsia="pl-PL"/>
+          <w14:ligatures w14:val="none"/>
+        </w:rPr>
+        <w:t>maksymalny: 2min</w:t>
+      </w:r>
+    </w:p>
+    <w:p>
+      <w:pPr>
+        <w:spacing w:before="240" w:after="240" w:line="240" w:lineRule="auto"/>
+        <w:rPr>
+          <w:rFonts w:ascii="Times New Roman" w:eastAsia="Times New Roman" w:hAnsi="Times New Roman" w:cs="Times New Roman"/>
+          <w:color w:val="000000"/>
+          <w:kern w:val="0"/>
+          <w:sz w:val="24"/>
+          <w:szCs w:val="24"/>
+          <w:lang w:eastAsia="pl-PL"/>
+          <w14:ligatures w14:val="none"/>
+        </w:rPr>
+      </w:pPr>
+      <w:r>
+        <w:rPr>
+          <w:rFonts w:ascii="Arial" w:eastAsia="Times New Roman" w:hAnsi="Arial" w:cs="Arial"/>
+          <w:b/>
+          <w:bCs/>
+          <w:color w:val="000000"/>
+          <w:kern w:val="0"/>
+          <w:lang w:eastAsia="pl-PL"/>
+          <w14:ligatures w14:val="none"/>
+        </w:rPr>
+        <w:t>Wartość końcowa:</w:t>
+      </w:r>
+    </w:p>
+    <w:p>
+      <w:pPr>
+        <w:spacing w:before="240" w:after="240" w:line="240" w:lineRule="auto"/>
+        <w:rPr>
+          <w:rFonts w:ascii="Times New Roman" w:eastAsia="Times New Roman" w:hAnsi="Times New Roman" w:cs="Times New Roman"/>
+          <w:color w:val="000000"/>
+          <w:kern w:val="0"/>
+          <w:sz w:val="24"/>
+          <w:szCs w:val="24"/>
+          <w:lang w:eastAsia="pl-PL"/>
+          <w14:ligatures w14:val="none"/>
+        </w:rPr>
+      </w:pPr>
+      <w:r>
+        <w:rPr>
+          <w:rFonts w:ascii="Arial" w:eastAsia="Times New Roman" w:hAnsi="Arial" w:cs="Arial"/>
+          <w:color w:val="000000"/>
+          <w:kern w:val="0"/>
+          <w:lang w:eastAsia="pl-PL"/>
+          <w14:ligatures w14:val="none"/>
+        </w:rPr>
+        <w:t>Anulowana rezerwacja</w:t>
+      </w:r>
+    </w:p>
+    <w:p>
+      <w:pPr>
+        <w:spacing w:after="240" w:line="240" w:lineRule="auto"/>
+        <w:rPr>
+          <w:rFonts w:ascii="Times New Roman" w:eastAsia="Times New Roman" w:hAnsi="Times New Roman" w:cs="Times New Roman"/>
+          <w:kern w:val="0"/>
+          <w:sz w:val="24"/>
+          <w:szCs w:val="24"/>
+          <w:lang w:eastAsia="pl-PL"/>
+          <w14:ligatures w14:val="none"/>
+        </w:rPr>
+      </w:pPr>
+    </w:p>
+    <w:p>
+      <w:pPr>
+        <w:spacing w:after="0" w:line="240" w:lineRule="auto"/>
+        <w:rPr>
+          <w:rFonts w:ascii="Times New Roman" w:eastAsia="Times New Roman" w:hAnsi="Times New Roman" w:cs="Times New Roman"/>
+          <w:kern w:val="0"/>
+          <w:sz w:val="24"/>
+          <w:szCs w:val="24"/>
+          <w:lang w:eastAsia="pl-PL"/>
+          <w14:ligatures w14:val="none"/>
+        </w:rPr>
+      </w:pPr>
+    </w:p>
+    <w:p/>
     <w:sectPr>
       <w:pgSz w:w="11906" w:h="16838"/>
       <w:pgMar w:top="1417" w:right="1417" w:bottom="1417" w:left="1417" w:header="708" w:footer="708" w:gutter="0"/>
@@ -73,6 +2969,2907 @@
     </w:sectPr>
   </w:body>
 </w:document>
+</file>
+
+<file path=word/numbering.xml><?xml version="1.0" encoding="utf-8"?>
+<w:numbering xmlns:wpc="http://schemas.microsoft.com/office/word/2010/wordprocessingCanvas" xmlns:cx="http://schemas.microsoft.com/office/drawing/2014/chartex" xmlns:cx1="http://schemas.microsoft.com/office/drawing/2015/9/8/chartex" xmlns:cx2="http://schemas.microsoft.com/office/drawing/2015/10/21/chartex" xmlns:cx3="http://schemas.microsoft.com/office/drawing/2016/5/9/chartex" xmlns:cx4="http://schemas.microsoft.com/office/drawing/2016/5/10/chartex" xmlns:cx5="http://schemas.microsoft.com/office/drawing/2016/5/11/chartex" xmlns:cx6="http://schemas.microsoft.com/office/drawing/2016/5/12/chartex" xmlns:cx7="http://schemas.microsoft.com/office/drawing/2016/5/13/chartex" xmlns:cx8="http://schemas.microsoft.com/office/drawing/2016/5/14/chartex" xmlns:mc="http://schemas.openxmlformats.org/markup-compatibility/2006" xmlns:aink="http://schemas.microsoft.com/office/drawing/2016/ink" xmlns:am3d="http://schemas.microsoft.com/office/drawing/2017/model3d" xmlns:o="urn:schemas-microsoft-com:office:office" xmlns:oel="http://schemas.microsoft.com/office/2019/extlst" xmlns:r="http://schemas.openxmlformats.org/officeDocument/2006/relationships" xmlns:m="http://schemas.openxmlformats.org/officeDocument/2006/math" xmlns:v="urn:schemas-microsoft-com:vml" xmlns:wp14="http://schemas.microsoft.com/office/word/2010/wordprocessingDrawing" xmlns:wp="http://schemas.openxmlformats.org/drawingml/2006/wordprocessingDrawing" xmlns:w10="urn:schemas-microsoft-com:office:word" xmlns:w="http://schemas.openxmlformats.org/wordprocessingml/2006/main" xmlns:w14="http://schemas.microsoft.com/office/word/2010/wordml" xmlns:w15="http://schemas.microsoft.com/office/word/2012/wordml" xmlns:w16cex="http://schemas.microsoft.com/office/word/2018/wordml/cex" xmlns:w16cid="http://schemas.microsoft.com/office/word/2016/wordml/cid" xmlns:w16="http://schemas.microsoft.com/office/word/2018/wordml" xmlns:w16du="http://schemas.microsoft.com/office/word/2023/wordml/word16du" xmlns:w16sdtdh="http://schemas.microsoft.com/office/word/2020/wordml/sdtdatahash" xmlns:w16sdtfl="http://schemas.microsoft.com/office/word/2024/wordml/sdtformatlock" xmlns:w16se="http://schemas.microsoft.com/office/word/2015/wordml/symex" xmlns:wpg="http://schemas.microsoft.com/office/word/2010/wordprocessingGroup" xmlns:wpi="http://schemas.microsoft.com/office/word/2010/wordprocessingInk" xmlns:wne="http://schemas.microsoft.com/office/word/2006/wordml" xmlns:wps="http://schemas.microsoft.com/office/word/2010/wordprocessingShape" mc:Ignorable="w14 w15 w16se w16cid w16 w16cex w16sdtdh w16sdtfl w16du wp14">
+  <w:abstractNum w:abstractNumId="0" w15:restartNumberingAfterBreak="0">
+    <w:nsid w:val="03AC1F68"/>
+    <w:multiLevelType w:val="multilevel"/>
+    <w:tmpl w:val="FFD41FC0"/>
+    <w:lvl w:ilvl="0">
+      <w:start w:val="1"/>
+      <w:numFmt w:val="bullet"/>
+      <w:lvlText w:val=""/>
+      <w:lvlJc w:val="left"/>
+      <w:pPr>
+        <w:tabs>
+          <w:tab w:val="num" w:pos="720"/>
+        </w:tabs>
+        <w:ind w:left="720" w:hanging="360"/>
+      </w:pPr>
+      <w:rPr>
+        <w:rFonts w:ascii="Symbol" w:hAnsi="Symbol" w:hint="default"/>
+        <w:sz w:val="20"/>
+      </w:rPr>
+    </w:lvl>
+    <w:lvl w:ilvl="1" w:tentative="1">
+      <w:start w:val="1"/>
+      <w:numFmt w:val="bullet"/>
+      <w:lvlText w:val="o"/>
+      <w:lvlJc w:val="left"/>
+      <w:pPr>
+        <w:tabs>
+          <w:tab w:val="num" w:pos="1440"/>
+        </w:tabs>
+        <w:ind w:left="1440" w:hanging="360"/>
+      </w:pPr>
+      <w:rPr>
+        <w:rFonts w:ascii="Courier New" w:hAnsi="Courier New" w:hint="default"/>
+        <w:sz w:val="20"/>
+      </w:rPr>
+    </w:lvl>
+    <w:lvl w:ilvl="2" w:tentative="1">
+      <w:start w:val="1"/>
+      <w:numFmt w:val="bullet"/>
+      <w:lvlText w:val=""/>
+      <w:lvlJc w:val="left"/>
+      <w:pPr>
+        <w:tabs>
+          <w:tab w:val="num" w:pos="2160"/>
+        </w:tabs>
+        <w:ind w:left="2160" w:hanging="360"/>
+      </w:pPr>
+      <w:rPr>
+        <w:rFonts w:ascii="Wingdings" w:hAnsi="Wingdings" w:hint="default"/>
+        <w:sz w:val="20"/>
+      </w:rPr>
+    </w:lvl>
+    <w:lvl w:ilvl="3" w:tentative="1">
+      <w:start w:val="1"/>
+      <w:numFmt w:val="bullet"/>
+      <w:lvlText w:val=""/>
+      <w:lvlJc w:val="left"/>
+      <w:pPr>
+        <w:tabs>
+          <w:tab w:val="num" w:pos="2880"/>
+        </w:tabs>
+        <w:ind w:left="2880" w:hanging="360"/>
+      </w:pPr>
+      <w:rPr>
+        <w:rFonts w:ascii="Wingdings" w:hAnsi="Wingdings" w:hint="default"/>
+        <w:sz w:val="20"/>
+      </w:rPr>
+    </w:lvl>
+    <w:lvl w:ilvl="4" w:tentative="1">
+      <w:start w:val="1"/>
+      <w:numFmt w:val="bullet"/>
+      <w:lvlText w:val=""/>
+      <w:lvlJc w:val="left"/>
+      <w:pPr>
+        <w:tabs>
+          <w:tab w:val="num" w:pos="3600"/>
+        </w:tabs>
+        <w:ind w:left="3600" w:hanging="360"/>
+      </w:pPr>
+      <w:rPr>
+        <w:rFonts w:ascii="Wingdings" w:hAnsi="Wingdings" w:hint="default"/>
+        <w:sz w:val="20"/>
+      </w:rPr>
+    </w:lvl>
+    <w:lvl w:ilvl="5" w:tentative="1">
+      <w:start w:val="1"/>
+      <w:numFmt w:val="bullet"/>
+      <w:lvlText w:val=""/>
+      <w:lvlJc w:val="left"/>
+      <w:pPr>
+        <w:tabs>
+          <w:tab w:val="num" w:pos="4320"/>
+        </w:tabs>
+        <w:ind w:left="4320" w:hanging="360"/>
+      </w:pPr>
+      <w:rPr>
+        <w:rFonts w:ascii="Wingdings" w:hAnsi="Wingdings" w:hint="default"/>
+        <w:sz w:val="20"/>
+      </w:rPr>
+    </w:lvl>
+    <w:lvl w:ilvl="6" w:tentative="1">
+      <w:start w:val="1"/>
+      <w:numFmt w:val="bullet"/>
+      <w:lvlText w:val=""/>
+      <w:lvlJc w:val="left"/>
+      <w:pPr>
+        <w:tabs>
+          <w:tab w:val="num" w:pos="5040"/>
+        </w:tabs>
+        <w:ind w:left="5040" w:hanging="360"/>
+      </w:pPr>
+      <w:rPr>
+        <w:rFonts w:ascii="Wingdings" w:hAnsi="Wingdings" w:hint="default"/>
+        <w:sz w:val="20"/>
+      </w:rPr>
+    </w:lvl>
+    <w:lvl w:ilvl="7" w:tentative="1">
+      <w:start w:val="1"/>
+      <w:numFmt w:val="bullet"/>
+      <w:lvlText w:val=""/>
+      <w:lvlJc w:val="left"/>
+      <w:pPr>
+        <w:tabs>
+          <w:tab w:val="num" w:pos="5760"/>
+        </w:tabs>
+        <w:ind w:left="5760" w:hanging="360"/>
+      </w:pPr>
+      <w:rPr>
+        <w:rFonts w:ascii="Wingdings" w:hAnsi="Wingdings" w:hint="default"/>
+        <w:sz w:val="20"/>
+      </w:rPr>
+    </w:lvl>
+    <w:lvl w:ilvl="8" w:tentative="1">
+      <w:start w:val="1"/>
+      <w:numFmt w:val="bullet"/>
+      <w:lvlText w:val=""/>
+      <w:lvlJc w:val="left"/>
+      <w:pPr>
+        <w:tabs>
+          <w:tab w:val="num" w:pos="6480"/>
+        </w:tabs>
+        <w:ind w:left="6480" w:hanging="360"/>
+      </w:pPr>
+      <w:rPr>
+        <w:rFonts w:ascii="Wingdings" w:hAnsi="Wingdings" w:hint="default"/>
+        <w:sz w:val="20"/>
+      </w:rPr>
+    </w:lvl>
+  </w:abstractNum>
+  <w:abstractNum w:abstractNumId="1" w15:restartNumberingAfterBreak="0">
+    <w:nsid w:val="140D7AC6"/>
+    <w:multiLevelType w:val="multilevel"/>
+    <w:tmpl w:val="8C82E5DC"/>
+    <w:lvl w:ilvl="0">
+      <w:start w:val="1"/>
+      <w:numFmt w:val="bullet"/>
+      <w:lvlText w:val=""/>
+      <w:lvlJc w:val="left"/>
+      <w:pPr>
+        <w:tabs>
+          <w:tab w:val="num" w:pos="720"/>
+        </w:tabs>
+        <w:ind w:left="720" w:hanging="360"/>
+      </w:pPr>
+      <w:rPr>
+        <w:rFonts w:ascii="Symbol" w:hAnsi="Symbol" w:hint="default"/>
+        <w:sz w:val="20"/>
+      </w:rPr>
+    </w:lvl>
+    <w:lvl w:ilvl="1" w:tentative="1">
+      <w:start w:val="1"/>
+      <w:numFmt w:val="bullet"/>
+      <w:lvlText w:val="o"/>
+      <w:lvlJc w:val="left"/>
+      <w:pPr>
+        <w:tabs>
+          <w:tab w:val="num" w:pos="1440"/>
+        </w:tabs>
+        <w:ind w:left="1440" w:hanging="360"/>
+      </w:pPr>
+      <w:rPr>
+        <w:rFonts w:ascii="Courier New" w:hAnsi="Courier New" w:hint="default"/>
+        <w:sz w:val="20"/>
+      </w:rPr>
+    </w:lvl>
+    <w:lvl w:ilvl="2" w:tentative="1">
+      <w:start w:val="1"/>
+      <w:numFmt w:val="bullet"/>
+      <w:lvlText w:val=""/>
+      <w:lvlJc w:val="left"/>
+      <w:pPr>
+        <w:tabs>
+          <w:tab w:val="num" w:pos="2160"/>
+        </w:tabs>
+        <w:ind w:left="2160" w:hanging="360"/>
+      </w:pPr>
+      <w:rPr>
+        <w:rFonts w:ascii="Wingdings" w:hAnsi="Wingdings" w:hint="default"/>
+        <w:sz w:val="20"/>
+      </w:rPr>
+    </w:lvl>
+    <w:lvl w:ilvl="3" w:tentative="1">
+      <w:start w:val="1"/>
+      <w:numFmt w:val="bullet"/>
+      <w:lvlText w:val=""/>
+      <w:lvlJc w:val="left"/>
+      <w:pPr>
+        <w:tabs>
+          <w:tab w:val="num" w:pos="2880"/>
+        </w:tabs>
+        <w:ind w:left="2880" w:hanging="360"/>
+      </w:pPr>
+      <w:rPr>
+        <w:rFonts w:ascii="Wingdings" w:hAnsi="Wingdings" w:hint="default"/>
+        <w:sz w:val="20"/>
+      </w:rPr>
+    </w:lvl>
+    <w:lvl w:ilvl="4" w:tentative="1">
+      <w:start w:val="1"/>
+      <w:numFmt w:val="bullet"/>
+      <w:lvlText w:val=""/>
+      <w:lvlJc w:val="left"/>
+      <w:pPr>
+        <w:tabs>
+          <w:tab w:val="num" w:pos="3600"/>
+        </w:tabs>
+        <w:ind w:left="3600" w:hanging="360"/>
+      </w:pPr>
+      <w:rPr>
+        <w:rFonts w:ascii="Wingdings" w:hAnsi="Wingdings" w:hint="default"/>
+        <w:sz w:val="20"/>
+      </w:rPr>
+    </w:lvl>
+    <w:lvl w:ilvl="5" w:tentative="1">
+      <w:start w:val="1"/>
+      <w:numFmt w:val="bullet"/>
+      <w:lvlText w:val=""/>
+      <w:lvlJc w:val="left"/>
+      <w:pPr>
+        <w:tabs>
+          <w:tab w:val="num" w:pos="4320"/>
+        </w:tabs>
+        <w:ind w:left="4320" w:hanging="360"/>
+      </w:pPr>
+      <w:rPr>
+        <w:rFonts w:ascii="Wingdings" w:hAnsi="Wingdings" w:hint="default"/>
+        <w:sz w:val="20"/>
+      </w:rPr>
+    </w:lvl>
+    <w:lvl w:ilvl="6" w:tentative="1">
+      <w:start w:val="1"/>
+      <w:numFmt w:val="bullet"/>
+      <w:lvlText w:val=""/>
+      <w:lvlJc w:val="left"/>
+      <w:pPr>
+        <w:tabs>
+          <w:tab w:val="num" w:pos="5040"/>
+        </w:tabs>
+        <w:ind w:left="5040" w:hanging="360"/>
+      </w:pPr>
+      <w:rPr>
+        <w:rFonts w:ascii="Wingdings" w:hAnsi="Wingdings" w:hint="default"/>
+        <w:sz w:val="20"/>
+      </w:rPr>
+    </w:lvl>
+    <w:lvl w:ilvl="7" w:tentative="1">
+      <w:start w:val="1"/>
+      <w:numFmt w:val="bullet"/>
+      <w:lvlText w:val=""/>
+      <w:lvlJc w:val="left"/>
+      <w:pPr>
+        <w:tabs>
+          <w:tab w:val="num" w:pos="5760"/>
+        </w:tabs>
+        <w:ind w:left="5760" w:hanging="360"/>
+      </w:pPr>
+      <w:rPr>
+        <w:rFonts w:ascii="Wingdings" w:hAnsi="Wingdings" w:hint="default"/>
+        <w:sz w:val="20"/>
+      </w:rPr>
+    </w:lvl>
+    <w:lvl w:ilvl="8" w:tentative="1">
+      <w:start w:val="1"/>
+      <w:numFmt w:val="bullet"/>
+      <w:lvlText w:val=""/>
+      <w:lvlJc w:val="left"/>
+      <w:pPr>
+        <w:tabs>
+          <w:tab w:val="num" w:pos="6480"/>
+        </w:tabs>
+        <w:ind w:left="6480" w:hanging="360"/>
+      </w:pPr>
+      <w:rPr>
+        <w:rFonts w:ascii="Wingdings" w:hAnsi="Wingdings" w:hint="default"/>
+        <w:sz w:val="20"/>
+      </w:rPr>
+    </w:lvl>
+  </w:abstractNum>
+  <w:abstractNum w:abstractNumId="2" w15:restartNumberingAfterBreak="0">
+    <w:nsid w:val="175A1EDF"/>
+    <w:multiLevelType w:val="multilevel"/>
+    <w:tmpl w:val="ECC2558E"/>
+    <w:lvl w:ilvl="0">
+      <w:start w:val="1"/>
+      <w:numFmt w:val="bullet"/>
+      <w:lvlText w:val=""/>
+      <w:lvlJc w:val="left"/>
+      <w:pPr>
+        <w:tabs>
+          <w:tab w:val="num" w:pos="720"/>
+        </w:tabs>
+        <w:ind w:left="720" w:hanging="360"/>
+      </w:pPr>
+      <w:rPr>
+        <w:rFonts w:ascii="Symbol" w:hAnsi="Symbol" w:hint="default"/>
+        <w:sz w:val="20"/>
+      </w:rPr>
+    </w:lvl>
+    <w:lvl w:ilvl="1" w:tentative="1">
+      <w:start w:val="1"/>
+      <w:numFmt w:val="bullet"/>
+      <w:lvlText w:val="o"/>
+      <w:lvlJc w:val="left"/>
+      <w:pPr>
+        <w:tabs>
+          <w:tab w:val="num" w:pos="1440"/>
+        </w:tabs>
+        <w:ind w:left="1440" w:hanging="360"/>
+      </w:pPr>
+      <w:rPr>
+        <w:rFonts w:ascii="Courier New" w:hAnsi="Courier New" w:hint="default"/>
+        <w:sz w:val="20"/>
+      </w:rPr>
+    </w:lvl>
+    <w:lvl w:ilvl="2" w:tentative="1">
+      <w:start w:val="1"/>
+      <w:numFmt w:val="bullet"/>
+      <w:lvlText w:val=""/>
+      <w:lvlJc w:val="left"/>
+      <w:pPr>
+        <w:tabs>
+          <w:tab w:val="num" w:pos="2160"/>
+        </w:tabs>
+        <w:ind w:left="2160" w:hanging="360"/>
+      </w:pPr>
+      <w:rPr>
+        <w:rFonts w:ascii="Wingdings" w:hAnsi="Wingdings" w:hint="default"/>
+        <w:sz w:val="20"/>
+      </w:rPr>
+    </w:lvl>
+    <w:lvl w:ilvl="3" w:tentative="1">
+      <w:start w:val="1"/>
+      <w:numFmt w:val="bullet"/>
+      <w:lvlText w:val=""/>
+      <w:lvlJc w:val="left"/>
+      <w:pPr>
+        <w:tabs>
+          <w:tab w:val="num" w:pos="2880"/>
+        </w:tabs>
+        <w:ind w:left="2880" w:hanging="360"/>
+      </w:pPr>
+      <w:rPr>
+        <w:rFonts w:ascii="Wingdings" w:hAnsi="Wingdings" w:hint="default"/>
+        <w:sz w:val="20"/>
+      </w:rPr>
+    </w:lvl>
+    <w:lvl w:ilvl="4" w:tentative="1">
+      <w:start w:val="1"/>
+      <w:numFmt w:val="bullet"/>
+      <w:lvlText w:val=""/>
+      <w:lvlJc w:val="left"/>
+      <w:pPr>
+        <w:tabs>
+          <w:tab w:val="num" w:pos="3600"/>
+        </w:tabs>
+        <w:ind w:left="3600" w:hanging="360"/>
+      </w:pPr>
+      <w:rPr>
+        <w:rFonts w:ascii="Wingdings" w:hAnsi="Wingdings" w:hint="default"/>
+        <w:sz w:val="20"/>
+      </w:rPr>
+    </w:lvl>
+    <w:lvl w:ilvl="5" w:tentative="1">
+      <w:start w:val="1"/>
+      <w:numFmt w:val="bullet"/>
+      <w:lvlText w:val=""/>
+      <w:lvlJc w:val="left"/>
+      <w:pPr>
+        <w:tabs>
+          <w:tab w:val="num" w:pos="4320"/>
+        </w:tabs>
+        <w:ind w:left="4320" w:hanging="360"/>
+      </w:pPr>
+      <w:rPr>
+        <w:rFonts w:ascii="Wingdings" w:hAnsi="Wingdings" w:hint="default"/>
+        <w:sz w:val="20"/>
+      </w:rPr>
+    </w:lvl>
+    <w:lvl w:ilvl="6" w:tentative="1">
+      <w:start w:val="1"/>
+      <w:numFmt w:val="bullet"/>
+      <w:lvlText w:val=""/>
+      <w:lvlJc w:val="left"/>
+      <w:pPr>
+        <w:tabs>
+          <w:tab w:val="num" w:pos="5040"/>
+        </w:tabs>
+        <w:ind w:left="5040" w:hanging="360"/>
+      </w:pPr>
+      <w:rPr>
+        <w:rFonts w:ascii="Wingdings" w:hAnsi="Wingdings" w:hint="default"/>
+        <w:sz w:val="20"/>
+      </w:rPr>
+    </w:lvl>
+    <w:lvl w:ilvl="7" w:tentative="1">
+      <w:start w:val="1"/>
+      <w:numFmt w:val="bullet"/>
+      <w:lvlText w:val=""/>
+      <w:lvlJc w:val="left"/>
+      <w:pPr>
+        <w:tabs>
+          <w:tab w:val="num" w:pos="5760"/>
+        </w:tabs>
+        <w:ind w:left="5760" w:hanging="360"/>
+      </w:pPr>
+      <w:rPr>
+        <w:rFonts w:ascii="Wingdings" w:hAnsi="Wingdings" w:hint="default"/>
+        <w:sz w:val="20"/>
+      </w:rPr>
+    </w:lvl>
+    <w:lvl w:ilvl="8" w:tentative="1">
+      <w:start w:val="1"/>
+      <w:numFmt w:val="bullet"/>
+      <w:lvlText w:val=""/>
+      <w:lvlJc w:val="left"/>
+      <w:pPr>
+        <w:tabs>
+          <w:tab w:val="num" w:pos="6480"/>
+        </w:tabs>
+        <w:ind w:left="6480" w:hanging="360"/>
+      </w:pPr>
+      <w:rPr>
+        <w:rFonts w:ascii="Wingdings" w:hAnsi="Wingdings" w:hint="default"/>
+        <w:sz w:val="20"/>
+      </w:rPr>
+    </w:lvl>
+  </w:abstractNum>
+  <w:abstractNum w:abstractNumId="3" w15:restartNumberingAfterBreak="0">
+    <w:nsid w:val="20EC25C6"/>
+    <w:multiLevelType w:val="multilevel"/>
+    <w:tmpl w:val="AC20D9C6"/>
+    <w:lvl w:ilvl="0">
+      <w:start w:val="1"/>
+      <w:numFmt w:val="bullet"/>
+      <w:lvlText w:val=""/>
+      <w:lvlJc w:val="left"/>
+      <w:pPr>
+        <w:tabs>
+          <w:tab w:val="num" w:pos="720"/>
+        </w:tabs>
+        <w:ind w:left="720" w:hanging="360"/>
+      </w:pPr>
+      <w:rPr>
+        <w:rFonts w:ascii="Symbol" w:hAnsi="Symbol" w:hint="default"/>
+        <w:sz w:val="20"/>
+      </w:rPr>
+    </w:lvl>
+    <w:lvl w:ilvl="1" w:tentative="1">
+      <w:start w:val="1"/>
+      <w:numFmt w:val="bullet"/>
+      <w:lvlText w:val="o"/>
+      <w:lvlJc w:val="left"/>
+      <w:pPr>
+        <w:tabs>
+          <w:tab w:val="num" w:pos="1440"/>
+        </w:tabs>
+        <w:ind w:left="1440" w:hanging="360"/>
+      </w:pPr>
+      <w:rPr>
+        <w:rFonts w:ascii="Courier New" w:hAnsi="Courier New" w:hint="default"/>
+        <w:sz w:val="20"/>
+      </w:rPr>
+    </w:lvl>
+    <w:lvl w:ilvl="2" w:tentative="1">
+      <w:start w:val="1"/>
+      <w:numFmt w:val="bullet"/>
+      <w:lvlText w:val=""/>
+      <w:lvlJc w:val="left"/>
+      <w:pPr>
+        <w:tabs>
+          <w:tab w:val="num" w:pos="2160"/>
+        </w:tabs>
+        <w:ind w:left="2160" w:hanging="360"/>
+      </w:pPr>
+      <w:rPr>
+        <w:rFonts w:ascii="Wingdings" w:hAnsi="Wingdings" w:hint="default"/>
+        <w:sz w:val="20"/>
+      </w:rPr>
+    </w:lvl>
+    <w:lvl w:ilvl="3" w:tentative="1">
+      <w:start w:val="1"/>
+      <w:numFmt w:val="bullet"/>
+      <w:lvlText w:val=""/>
+      <w:lvlJc w:val="left"/>
+      <w:pPr>
+        <w:tabs>
+          <w:tab w:val="num" w:pos="2880"/>
+        </w:tabs>
+        <w:ind w:left="2880" w:hanging="360"/>
+      </w:pPr>
+      <w:rPr>
+        <w:rFonts w:ascii="Wingdings" w:hAnsi="Wingdings" w:hint="default"/>
+        <w:sz w:val="20"/>
+      </w:rPr>
+    </w:lvl>
+    <w:lvl w:ilvl="4" w:tentative="1">
+      <w:start w:val="1"/>
+      <w:numFmt w:val="bullet"/>
+      <w:lvlText w:val=""/>
+      <w:lvlJc w:val="left"/>
+      <w:pPr>
+        <w:tabs>
+          <w:tab w:val="num" w:pos="3600"/>
+        </w:tabs>
+        <w:ind w:left="3600" w:hanging="360"/>
+      </w:pPr>
+      <w:rPr>
+        <w:rFonts w:ascii="Wingdings" w:hAnsi="Wingdings" w:hint="default"/>
+        <w:sz w:val="20"/>
+      </w:rPr>
+    </w:lvl>
+    <w:lvl w:ilvl="5" w:tentative="1">
+      <w:start w:val="1"/>
+      <w:numFmt w:val="bullet"/>
+      <w:lvlText w:val=""/>
+      <w:lvlJc w:val="left"/>
+      <w:pPr>
+        <w:tabs>
+          <w:tab w:val="num" w:pos="4320"/>
+        </w:tabs>
+        <w:ind w:left="4320" w:hanging="360"/>
+      </w:pPr>
+      <w:rPr>
+        <w:rFonts w:ascii="Wingdings" w:hAnsi="Wingdings" w:hint="default"/>
+        <w:sz w:val="20"/>
+      </w:rPr>
+    </w:lvl>
+    <w:lvl w:ilvl="6" w:tentative="1">
+      <w:start w:val="1"/>
+      <w:numFmt w:val="bullet"/>
+      <w:lvlText w:val=""/>
+      <w:lvlJc w:val="left"/>
+      <w:pPr>
+        <w:tabs>
+          <w:tab w:val="num" w:pos="5040"/>
+        </w:tabs>
+        <w:ind w:left="5040" w:hanging="360"/>
+      </w:pPr>
+      <w:rPr>
+        <w:rFonts w:ascii="Wingdings" w:hAnsi="Wingdings" w:hint="default"/>
+        <w:sz w:val="20"/>
+      </w:rPr>
+    </w:lvl>
+    <w:lvl w:ilvl="7" w:tentative="1">
+      <w:start w:val="1"/>
+      <w:numFmt w:val="bullet"/>
+      <w:lvlText w:val=""/>
+      <w:lvlJc w:val="left"/>
+      <w:pPr>
+        <w:tabs>
+          <w:tab w:val="num" w:pos="5760"/>
+        </w:tabs>
+        <w:ind w:left="5760" w:hanging="360"/>
+      </w:pPr>
+      <w:rPr>
+        <w:rFonts w:ascii="Wingdings" w:hAnsi="Wingdings" w:hint="default"/>
+        <w:sz w:val="20"/>
+      </w:rPr>
+    </w:lvl>
+    <w:lvl w:ilvl="8" w:tentative="1">
+      <w:start w:val="1"/>
+      <w:numFmt w:val="bullet"/>
+      <w:lvlText w:val=""/>
+      <w:lvlJc w:val="left"/>
+      <w:pPr>
+        <w:tabs>
+          <w:tab w:val="num" w:pos="6480"/>
+        </w:tabs>
+        <w:ind w:left="6480" w:hanging="360"/>
+      </w:pPr>
+      <w:rPr>
+        <w:rFonts w:ascii="Wingdings" w:hAnsi="Wingdings" w:hint="default"/>
+        <w:sz w:val="20"/>
+      </w:rPr>
+    </w:lvl>
+  </w:abstractNum>
+  <w:abstractNum w:abstractNumId="4" w15:restartNumberingAfterBreak="0">
+    <w:nsid w:val="219C1361"/>
+    <w:multiLevelType w:val="multilevel"/>
+    <w:tmpl w:val="4F6EA97A"/>
+    <w:lvl w:ilvl="0">
+      <w:start w:val="1"/>
+      <w:numFmt w:val="decimal"/>
+      <w:lvlText w:val="%1."/>
+      <w:lvlJc w:val="left"/>
+      <w:pPr>
+        <w:tabs>
+          <w:tab w:val="num" w:pos="720"/>
+        </w:tabs>
+        <w:ind w:left="720" w:hanging="360"/>
+      </w:pPr>
+    </w:lvl>
+    <w:lvl w:ilvl="1" w:tentative="1">
+      <w:start w:val="1"/>
+      <w:numFmt w:val="decimal"/>
+      <w:lvlText w:val="%2."/>
+      <w:lvlJc w:val="left"/>
+      <w:pPr>
+        <w:tabs>
+          <w:tab w:val="num" w:pos="1440"/>
+        </w:tabs>
+        <w:ind w:left="1440" w:hanging="360"/>
+      </w:pPr>
+    </w:lvl>
+    <w:lvl w:ilvl="2" w:tentative="1">
+      <w:start w:val="1"/>
+      <w:numFmt w:val="decimal"/>
+      <w:lvlText w:val="%3."/>
+      <w:lvlJc w:val="left"/>
+      <w:pPr>
+        <w:tabs>
+          <w:tab w:val="num" w:pos="2160"/>
+        </w:tabs>
+        <w:ind w:left="2160" w:hanging="360"/>
+      </w:pPr>
+    </w:lvl>
+    <w:lvl w:ilvl="3" w:tentative="1">
+      <w:start w:val="1"/>
+      <w:numFmt w:val="decimal"/>
+      <w:lvlText w:val="%4."/>
+      <w:lvlJc w:val="left"/>
+      <w:pPr>
+        <w:tabs>
+          <w:tab w:val="num" w:pos="2880"/>
+        </w:tabs>
+        <w:ind w:left="2880" w:hanging="360"/>
+      </w:pPr>
+    </w:lvl>
+    <w:lvl w:ilvl="4" w:tentative="1">
+      <w:start w:val="1"/>
+      <w:numFmt w:val="decimal"/>
+      <w:lvlText w:val="%5."/>
+      <w:lvlJc w:val="left"/>
+      <w:pPr>
+        <w:tabs>
+          <w:tab w:val="num" w:pos="3600"/>
+        </w:tabs>
+        <w:ind w:left="3600" w:hanging="360"/>
+      </w:pPr>
+    </w:lvl>
+    <w:lvl w:ilvl="5" w:tentative="1">
+      <w:start w:val="1"/>
+      <w:numFmt w:val="decimal"/>
+      <w:lvlText w:val="%6."/>
+      <w:lvlJc w:val="left"/>
+      <w:pPr>
+        <w:tabs>
+          <w:tab w:val="num" w:pos="4320"/>
+        </w:tabs>
+        <w:ind w:left="4320" w:hanging="360"/>
+      </w:pPr>
+    </w:lvl>
+    <w:lvl w:ilvl="6" w:tentative="1">
+      <w:start w:val="1"/>
+      <w:numFmt w:val="decimal"/>
+      <w:lvlText w:val="%7."/>
+      <w:lvlJc w:val="left"/>
+      <w:pPr>
+        <w:tabs>
+          <w:tab w:val="num" w:pos="5040"/>
+        </w:tabs>
+        <w:ind w:left="5040" w:hanging="360"/>
+      </w:pPr>
+    </w:lvl>
+    <w:lvl w:ilvl="7" w:tentative="1">
+      <w:start w:val="1"/>
+      <w:numFmt w:val="decimal"/>
+      <w:lvlText w:val="%8."/>
+      <w:lvlJc w:val="left"/>
+      <w:pPr>
+        <w:tabs>
+          <w:tab w:val="num" w:pos="5760"/>
+        </w:tabs>
+        <w:ind w:left="5760" w:hanging="360"/>
+      </w:pPr>
+    </w:lvl>
+    <w:lvl w:ilvl="8" w:tentative="1">
+      <w:start w:val="1"/>
+      <w:numFmt w:val="decimal"/>
+      <w:lvlText w:val="%9."/>
+      <w:lvlJc w:val="left"/>
+      <w:pPr>
+        <w:tabs>
+          <w:tab w:val="num" w:pos="6480"/>
+        </w:tabs>
+        <w:ind w:left="6480" w:hanging="360"/>
+      </w:pPr>
+    </w:lvl>
+  </w:abstractNum>
+  <w:abstractNum w:abstractNumId="5" w15:restartNumberingAfterBreak="0">
+    <w:nsid w:val="248E1F09"/>
+    <w:multiLevelType w:val="multilevel"/>
+    <w:tmpl w:val="CAD030A8"/>
+    <w:lvl w:ilvl="0">
+      <w:start w:val="1"/>
+      <w:numFmt w:val="decimal"/>
+      <w:lvlText w:val="%1."/>
+      <w:lvlJc w:val="left"/>
+      <w:pPr>
+        <w:tabs>
+          <w:tab w:val="num" w:pos="720"/>
+        </w:tabs>
+        <w:ind w:left="720" w:hanging="360"/>
+      </w:pPr>
+    </w:lvl>
+    <w:lvl w:ilvl="1" w:tentative="1">
+      <w:start w:val="1"/>
+      <w:numFmt w:val="decimal"/>
+      <w:lvlText w:val="%2."/>
+      <w:lvlJc w:val="left"/>
+      <w:pPr>
+        <w:tabs>
+          <w:tab w:val="num" w:pos="1440"/>
+        </w:tabs>
+        <w:ind w:left="1440" w:hanging="360"/>
+      </w:pPr>
+    </w:lvl>
+    <w:lvl w:ilvl="2" w:tentative="1">
+      <w:start w:val="1"/>
+      <w:numFmt w:val="decimal"/>
+      <w:lvlText w:val="%3."/>
+      <w:lvlJc w:val="left"/>
+      <w:pPr>
+        <w:tabs>
+          <w:tab w:val="num" w:pos="2160"/>
+        </w:tabs>
+        <w:ind w:left="2160" w:hanging="360"/>
+      </w:pPr>
+    </w:lvl>
+    <w:lvl w:ilvl="3" w:tentative="1">
+      <w:start w:val="1"/>
+      <w:numFmt w:val="decimal"/>
+      <w:lvlText w:val="%4."/>
+      <w:lvlJc w:val="left"/>
+      <w:pPr>
+        <w:tabs>
+          <w:tab w:val="num" w:pos="2880"/>
+        </w:tabs>
+        <w:ind w:left="2880" w:hanging="360"/>
+      </w:pPr>
+    </w:lvl>
+    <w:lvl w:ilvl="4" w:tentative="1">
+      <w:start w:val="1"/>
+      <w:numFmt w:val="decimal"/>
+      <w:lvlText w:val="%5."/>
+      <w:lvlJc w:val="left"/>
+      <w:pPr>
+        <w:tabs>
+          <w:tab w:val="num" w:pos="3600"/>
+        </w:tabs>
+        <w:ind w:left="3600" w:hanging="360"/>
+      </w:pPr>
+    </w:lvl>
+    <w:lvl w:ilvl="5" w:tentative="1">
+      <w:start w:val="1"/>
+      <w:numFmt w:val="decimal"/>
+      <w:lvlText w:val="%6."/>
+      <w:lvlJc w:val="left"/>
+      <w:pPr>
+        <w:tabs>
+          <w:tab w:val="num" w:pos="4320"/>
+        </w:tabs>
+        <w:ind w:left="4320" w:hanging="360"/>
+      </w:pPr>
+    </w:lvl>
+    <w:lvl w:ilvl="6" w:tentative="1">
+      <w:start w:val="1"/>
+      <w:numFmt w:val="decimal"/>
+      <w:lvlText w:val="%7."/>
+      <w:lvlJc w:val="left"/>
+      <w:pPr>
+        <w:tabs>
+          <w:tab w:val="num" w:pos="5040"/>
+        </w:tabs>
+        <w:ind w:left="5040" w:hanging="360"/>
+      </w:pPr>
+    </w:lvl>
+    <w:lvl w:ilvl="7" w:tentative="1">
+      <w:start w:val="1"/>
+      <w:numFmt w:val="decimal"/>
+      <w:lvlText w:val="%8."/>
+      <w:lvlJc w:val="left"/>
+      <w:pPr>
+        <w:tabs>
+          <w:tab w:val="num" w:pos="5760"/>
+        </w:tabs>
+        <w:ind w:left="5760" w:hanging="360"/>
+      </w:pPr>
+    </w:lvl>
+    <w:lvl w:ilvl="8" w:tentative="1">
+      <w:start w:val="1"/>
+      <w:numFmt w:val="decimal"/>
+      <w:lvlText w:val="%9."/>
+      <w:lvlJc w:val="left"/>
+      <w:pPr>
+        <w:tabs>
+          <w:tab w:val="num" w:pos="6480"/>
+        </w:tabs>
+        <w:ind w:left="6480" w:hanging="360"/>
+      </w:pPr>
+    </w:lvl>
+  </w:abstractNum>
+  <w:abstractNum w:abstractNumId="6" w15:restartNumberingAfterBreak="0">
+    <w:nsid w:val="272A38CF"/>
+    <w:multiLevelType w:val="multilevel"/>
+    <w:tmpl w:val="2B1063A2"/>
+    <w:lvl w:ilvl="0">
+      <w:start w:val="1"/>
+      <w:numFmt w:val="bullet"/>
+      <w:lvlText w:val=""/>
+      <w:lvlJc w:val="left"/>
+      <w:pPr>
+        <w:tabs>
+          <w:tab w:val="num" w:pos="720"/>
+        </w:tabs>
+        <w:ind w:left="720" w:hanging="360"/>
+      </w:pPr>
+      <w:rPr>
+        <w:rFonts w:ascii="Symbol" w:hAnsi="Symbol" w:hint="default"/>
+        <w:sz w:val="20"/>
+      </w:rPr>
+    </w:lvl>
+    <w:lvl w:ilvl="1" w:tentative="1">
+      <w:start w:val="1"/>
+      <w:numFmt w:val="bullet"/>
+      <w:lvlText w:val="o"/>
+      <w:lvlJc w:val="left"/>
+      <w:pPr>
+        <w:tabs>
+          <w:tab w:val="num" w:pos="1440"/>
+        </w:tabs>
+        <w:ind w:left="1440" w:hanging="360"/>
+      </w:pPr>
+      <w:rPr>
+        <w:rFonts w:ascii="Courier New" w:hAnsi="Courier New" w:hint="default"/>
+        <w:sz w:val="20"/>
+      </w:rPr>
+    </w:lvl>
+    <w:lvl w:ilvl="2" w:tentative="1">
+      <w:start w:val="1"/>
+      <w:numFmt w:val="bullet"/>
+      <w:lvlText w:val=""/>
+      <w:lvlJc w:val="left"/>
+      <w:pPr>
+        <w:tabs>
+          <w:tab w:val="num" w:pos="2160"/>
+        </w:tabs>
+        <w:ind w:left="2160" w:hanging="360"/>
+      </w:pPr>
+      <w:rPr>
+        <w:rFonts w:ascii="Wingdings" w:hAnsi="Wingdings" w:hint="default"/>
+        <w:sz w:val="20"/>
+      </w:rPr>
+    </w:lvl>
+    <w:lvl w:ilvl="3" w:tentative="1">
+      <w:start w:val="1"/>
+      <w:numFmt w:val="bullet"/>
+      <w:lvlText w:val=""/>
+      <w:lvlJc w:val="left"/>
+      <w:pPr>
+        <w:tabs>
+          <w:tab w:val="num" w:pos="2880"/>
+        </w:tabs>
+        <w:ind w:left="2880" w:hanging="360"/>
+      </w:pPr>
+      <w:rPr>
+        <w:rFonts w:ascii="Wingdings" w:hAnsi="Wingdings" w:hint="default"/>
+        <w:sz w:val="20"/>
+      </w:rPr>
+    </w:lvl>
+    <w:lvl w:ilvl="4" w:tentative="1">
+      <w:start w:val="1"/>
+      <w:numFmt w:val="bullet"/>
+      <w:lvlText w:val=""/>
+      <w:lvlJc w:val="left"/>
+      <w:pPr>
+        <w:tabs>
+          <w:tab w:val="num" w:pos="3600"/>
+        </w:tabs>
+        <w:ind w:left="3600" w:hanging="360"/>
+      </w:pPr>
+      <w:rPr>
+        <w:rFonts w:ascii="Wingdings" w:hAnsi="Wingdings" w:hint="default"/>
+        <w:sz w:val="20"/>
+      </w:rPr>
+    </w:lvl>
+    <w:lvl w:ilvl="5" w:tentative="1">
+      <w:start w:val="1"/>
+      <w:numFmt w:val="bullet"/>
+      <w:lvlText w:val=""/>
+      <w:lvlJc w:val="left"/>
+      <w:pPr>
+        <w:tabs>
+          <w:tab w:val="num" w:pos="4320"/>
+        </w:tabs>
+        <w:ind w:left="4320" w:hanging="360"/>
+      </w:pPr>
+      <w:rPr>
+        <w:rFonts w:ascii="Wingdings" w:hAnsi="Wingdings" w:hint="default"/>
+        <w:sz w:val="20"/>
+      </w:rPr>
+    </w:lvl>
+    <w:lvl w:ilvl="6" w:tentative="1">
+      <w:start w:val="1"/>
+      <w:numFmt w:val="bullet"/>
+      <w:lvlText w:val=""/>
+      <w:lvlJc w:val="left"/>
+      <w:pPr>
+        <w:tabs>
+          <w:tab w:val="num" w:pos="5040"/>
+        </w:tabs>
+        <w:ind w:left="5040" w:hanging="360"/>
+      </w:pPr>
+      <w:rPr>
+        <w:rFonts w:ascii="Wingdings" w:hAnsi="Wingdings" w:hint="default"/>
+        <w:sz w:val="20"/>
+      </w:rPr>
+    </w:lvl>
+    <w:lvl w:ilvl="7" w:tentative="1">
+      <w:start w:val="1"/>
+      <w:numFmt w:val="bullet"/>
+      <w:lvlText w:val=""/>
+      <w:lvlJc w:val="left"/>
+      <w:pPr>
+        <w:tabs>
+          <w:tab w:val="num" w:pos="5760"/>
+        </w:tabs>
+        <w:ind w:left="5760" w:hanging="360"/>
+      </w:pPr>
+      <w:rPr>
+        <w:rFonts w:ascii="Wingdings" w:hAnsi="Wingdings" w:hint="default"/>
+        <w:sz w:val="20"/>
+      </w:rPr>
+    </w:lvl>
+    <w:lvl w:ilvl="8" w:tentative="1">
+      <w:start w:val="1"/>
+      <w:numFmt w:val="bullet"/>
+      <w:lvlText w:val=""/>
+      <w:lvlJc w:val="left"/>
+      <w:pPr>
+        <w:tabs>
+          <w:tab w:val="num" w:pos="6480"/>
+        </w:tabs>
+        <w:ind w:left="6480" w:hanging="360"/>
+      </w:pPr>
+      <w:rPr>
+        <w:rFonts w:ascii="Wingdings" w:hAnsi="Wingdings" w:hint="default"/>
+        <w:sz w:val="20"/>
+      </w:rPr>
+    </w:lvl>
+  </w:abstractNum>
+  <w:abstractNum w:abstractNumId="7" w15:restartNumberingAfterBreak="0">
+    <w:nsid w:val="33965100"/>
+    <w:multiLevelType w:val="multilevel"/>
+    <w:tmpl w:val="7F6825F4"/>
+    <w:lvl w:ilvl="0">
+      <w:start w:val="1"/>
+      <w:numFmt w:val="bullet"/>
+      <w:lvlText w:val=""/>
+      <w:lvlJc w:val="left"/>
+      <w:pPr>
+        <w:tabs>
+          <w:tab w:val="num" w:pos="720"/>
+        </w:tabs>
+        <w:ind w:left="720" w:hanging="360"/>
+      </w:pPr>
+      <w:rPr>
+        <w:rFonts w:ascii="Symbol" w:hAnsi="Symbol" w:hint="default"/>
+        <w:sz w:val="20"/>
+      </w:rPr>
+    </w:lvl>
+    <w:lvl w:ilvl="1" w:tentative="1">
+      <w:start w:val="1"/>
+      <w:numFmt w:val="bullet"/>
+      <w:lvlText w:val="o"/>
+      <w:lvlJc w:val="left"/>
+      <w:pPr>
+        <w:tabs>
+          <w:tab w:val="num" w:pos="1440"/>
+        </w:tabs>
+        <w:ind w:left="1440" w:hanging="360"/>
+      </w:pPr>
+      <w:rPr>
+        <w:rFonts w:ascii="Courier New" w:hAnsi="Courier New" w:hint="default"/>
+        <w:sz w:val="20"/>
+      </w:rPr>
+    </w:lvl>
+    <w:lvl w:ilvl="2" w:tentative="1">
+      <w:start w:val="1"/>
+      <w:numFmt w:val="bullet"/>
+      <w:lvlText w:val=""/>
+      <w:lvlJc w:val="left"/>
+      <w:pPr>
+        <w:tabs>
+          <w:tab w:val="num" w:pos="2160"/>
+        </w:tabs>
+        <w:ind w:left="2160" w:hanging="360"/>
+      </w:pPr>
+      <w:rPr>
+        <w:rFonts w:ascii="Wingdings" w:hAnsi="Wingdings" w:hint="default"/>
+        <w:sz w:val="20"/>
+      </w:rPr>
+    </w:lvl>
+    <w:lvl w:ilvl="3" w:tentative="1">
+      <w:start w:val="1"/>
+      <w:numFmt w:val="bullet"/>
+      <w:lvlText w:val=""/>
+      <w:lvlJc w:val="left"/>
+      <w:pPr>
+        <w:tabs>
+          <w:tab w:val="num" w:pos="2880"/>
+        </w:tabs>
+        <w:ind w:left="2880" w:hanging="360"/>
+      </w:pPr>
+      <w:rPr>
+        <w:rFonts w:ascii="Wingdings" w:hAnsi="Wingdings" w:hint="default"/>
+        <w:sz w:val="20"/>
+      </w:rPr>
+    </w:lvl>
+    <w:lvl w:ilvl="4" w:tentative="1">
+      <w:start w:val="1"/>
+      <w:numFmt w:val="bullet"/>
+      <w:lvlText w:val=""/>
+      <w:lvlJc w:val="left"/>
+      <w:pPr>
+        <w:tabs>
+          <w:tab w:val="num" w:pos="3600"/>
+        </w:tabs>
+        <w:ind w:left="3600" w:hanging="360"/>
+      </w:pPr>
+      <w:rPr>
+        <w:rFonts w:ascii="Wingdings" w:hAnsi="Wingdings" w:hint="default"/>
+        <w:sz w:val="20"/>
+      </w:rPr>
+    </w:lvl>
+    <w:lvl w:ilvl="5" w:tentative="1">
+      <w:start w:val="1"/>
+      <w:numFmt w:val="bullet"/>
+      <w:lvlText w:val=""/>
+      <w:lvlJc w:val="left"/>
+      <w:pPr>
+        <w:tabs>
+          <w:tab w:val="num" w:pos="4320"/>
+        </w:tabs>
+        <w:ind w:left="4320" w:hanging="360"/>
+      </w:pPr>
+      <w:rPr>
+        <w:rFonts w:ascii="Wingdings" w:hAnsi="Wingdings" w:hint="default"/>
+        <w:sz w:val="20"/>
+      </w:rPr>
+    </w:lvl>
+    <w:lvl w:ilvl="6" w:tentative="1">
+      <w:start w:val="1"/>
+      <w:numFmt w:val="bullet"/>
+      <w:lvlText w:val=""/>
+      <w:lvlJc w:val="left"/>
+      <w:pPr>
+        <w:tabs>
+          <w:tab w:val="num" w:pos="5040"/>
+        </w:tabs>
+        <w:ind w:left="5040" w:hanging="360"/>
+      </w:pPr>
+      <w:rPr>
+        <w:rFonts w:ascii="Wingdings" w:hAnsi="Wingdings" w:hint="default"/>
+        <w:sz w:val="20"/>
+      </w:rPr>
+    </w:lvl>
+    <w:lvl w:ilvl="7" w:tentative="1">
+      <w:start w:val="1"/>
+      <w:numFmt w:val="bullet"/>
+      <w:lvlText w:val=""/>
+      <w:lvlJc w:val="left"/>
+      <w:pPr>
+        <w:tabs>
+          <w:tab w:val="num" w:pos="5760"/>
+        </w:tabs>
+        <w:ind w:left="5760" w:hanging="360"/>
+      </w:pPr>
+      <w:rPr>
+        <w:rFonts w:ascii="Wingdings" w:hAnsi="Wingdings" w:hint="default"/>
+        <w:sz w:val="20"/>
+      </w:rPr>
+    </w:lvl>
+    <w:lvl w:ilvl="8" w:tentative="1">
+      <w:start w:val="1"/>
+      <w:numFmt w:val="bullet"/>
+      <w:lvlText w:val=""/>
+      <w:lvlJc w:val="left"/>
+      <w:pPr>
+        <w:tabs>
+          <w:tab w:val="num" w:pos="6480"/>
+        </w:tabs>
+        <w:ind w:left="6480" w:hanging="360"/>
+      </w:pPr>
+      <w:rPr>
+        <w:rFonts w:ascii="Wingdings" w:hAnsi="Wingdings" w:hint="default"/>
+        <w:sz w:val="20"/>
+      </w:rPr>
+    </w:lvl>
+  </w:abstractNum>
+  <w:abstractNum w:abstractNumId="8" w15:restartNumberingAfterBreak="0">
+    <w:nsid w:val="37DF2E73"/>
+    <w:multiLevelType w:val="multilevel"/>
+    <w:tmpl w:val="5964AB10"/>
+    <w:lvl w:ilvl="0">
+      <w:start w:val="1"/>
+      <w:numFmt w:val="decimal"/>
+      <w:lvlText w:val="%1."/>
+      <w:lvlJc w:val="left"/>
+      <w:pPr>
+        <w:tabs>
+          <w:tab w:val="num" w:pos="720"/>
+        </w:tabs>
+        <w:ind w:left="720" w:hanging="360"/>
+      </w:pPr>
+    </w:lvl>
+    <w:lvl w:ilvl="1" w:tentative="1">
+      <w:start w:val="1"/>
+      <w:numFmt w:val="decimal"/>
+      <w:lvlText w:val="%2."/>
+      <w:lvlJc w:val="left"/>
+      <w:pPr>
+        <w:tabs>
+          <w:tab w:val="num" w:pos="1440"/>
+        </w:tabs>
+        <w:ind w:left="1440" w:hanging="360"/>
+      </w:pPr>
+    </w:lvl>
+    <w:lvl w:ilvl="2" w:tentative="1">
+      <w:start w:val="1"/>
+      <w:numFmt w:val="decimal"/>
+      <w:lvlText w:val="%3."/>
+      <w:lvlJc w:val="left"/>
+      <w:pPr>
+        <w:tabs>
+          <w:tab w:val="num" w:pos="2160"/>
+        </w:tabs>
+        <w:ind w:left="2160" w:hanging="360"/>
+      </w:pPr>
+    </w:lvl>
+    <w:lvl w:ilvl="3" w:tentative="1">
+      <w:start w:val="1"/>
+      <w:numFmt w:val="decimal"/>
+      <w:lvlText w:val="%4."/>
+      <w:lvlJc w:val="left"/>
+      <w:pPr>
+        <w:tabs>
+          <w:tab w:val="num" w:pos="2880"/>
+        </w:tabs>
+        <w:ind w:left="2880" w:hanging="360"/>
+      </w:pPr>
+    </w:lvl>
+    <w:lvl w:ilvl="4" w:tentative="1">
+      <w:start w:val="1"/>
+      <w:numFmt w:val="decimal"/>
+      <w:lvlText w:val="%5."/>
+      <w:lvlJc w:val="left"/>
+      <w:pPr>
+        <w:tabs>
+          <w:tab w:val="num" w:pos="3600"/>
+        </w:tabs>
+        <w:ind w:left="3600" w:hanging="360"/>
+      </w:pPr>
+    </w:lvl>
+    <w:lvl w:ilvl="5" w:tentative="1">
+      <w:start w:val="1"/>
+      <w:numFmt w:val="decimal"/>
+      <w:lvlText w:val="%6."/>
+      <w:lvlJc w:val="left"/>
+      <w:pPr>
+        <w:tabs>
+          <w:tab w:val="num" w:pos="4320"/>
+        </w:tabs>
+        <w:ind w:left="4320" w:hanging="360"/>
+      </w:pPr>
+    </w:lvl>
+    <w:lvl w:ilvl="6" w:tentative="1">
+      <w:start w:val="1"/>
+      <w:numFmt w:val="decimal"/>
+      <w:lvlText w:val="%7."/>
+      <w:lvlJc w:val="left"/>
+      <w:pPr>
+        <w:tabs>
+          <w:tab w:val="num" w:pos="5040"/>
+        </w:tabs>
+        <w:ind w:left="5040" w:hanging="360"/>
+      </w:pPr>
+    </w:lvl>
+    <w:lvl w:ilvl="7" w:tentative="1">
+      <w:start w:val="1"/>
+      <w:numFmt w:val="decimal"/>
+      <w:lvlText w:val="%8."/>
+      <w:lvlJc w:val="left"/>
+      <w:pPr>
+        <w:tabs>
+          <w:tab w:val="num" w:pos="5760"/>
+        </w:tabs>
+        <w:ind w:left="5760" w:hanging="360"/>
+      </w:pPr>
+    </w:lvl>
+    <w:lvl w:ilvl="8" w:tentative="1">
+      <w:start w:val="1"/>
+      <w:numFmt w:val="decimal"/>
+      <w:lvlText w:val="%9."/>
+      <w:lvlJc w:val="left"/>
+      <w:pPr>
+        <w:tabs>
+          <w:tab w:val="num" w:pos="6480"/>
+        </w:tabs>
+        <w:ind w:left="6480" w:hanging="360"/>
+      </w:pPr>
+    </w:lvl>
+  </w:abstractNum>
+  <w:abstractNum w:abstractNumId="9" w15:restartNumberingAfterBreak="0">
+    <w:nsid w:val="38293633"/>
+    <w:multiLevelType w:val="multilevel"/>
+    <w:tmpl w:val="AF0258D8"/>
+    <w:lvl w:ilvl="0">
+      <w:start w:val="1"/>
+      <w:numFmt w:val="bullet"/>
+      <w:lvlText w:val=""/>
+      <w:lvlJc w:val="left"/>
+      <w:pPr>
+        <w:tabs>
+          <w:tab w:val="num" w:pos="720"/>
+        </w:tabs>
+        <w:ind w:left="720" w:hanging="360"/>
+      </w:pPr>
+      <w:rPr>
+        <w:rFonts w:ascii="Symbol" w:hAnsi="Symbol" w:hint="default"/>
+        <w:sz w:val="20"/>
+      </w:rPr>
+    </w:lvl>
+    <w:lvl w:ilvl="1" w:tentative="1">
+      <w:start w:val="1"/>
+      <w:numFmt w:val="bullet"/>
+      <w:lvlText w:val="o"/>
+      <w:lvlJc w:val="left"/>
+      <w:pPr>
+        <w:tabs>
+          <w:tab w:val="num" w:pos="1440"/>
+        </w:tabs>
+        <w:ind w:left="1440" w:hanging="360"/>
+      </w:pPr>
+      <w:rPr>
+        <w:rFonts w:ascii="Courier New" w:hAnsi="Courier New" w:hint="default"/>
+        <w:sz w:val="20"/>
+      </w:rPr>
+    </w:lvl>
+    <w:lvl w:ilvl="2" w:tentative="1">
+      <w:start w:val="1"/>
+      <w:numFmt w:val="bullet"/>
+      <w:lvlText w:val=""/>
+      <w:lvlJc w:val="left"/>
+      <w:pPr>
+        <w:tabs>
+          <w:tab w:val="num" w:pos="2160"/>
+        </w:tabs>
+        <w:ind w:left="2160" w:hanging="360"/>
+      </w:pPr>
+      <w:rPr>
+        <w:rFonts w:ascii="Wingdings" w:hAnsi="Wingdings" w:hint="default"/>
+        <w:sz w:val="20"/>
+      </w:rPr>
+    </w:lvl>
+    <w:lvl w:ilvl="3" w:tentative="1">
+      <w:start w:val="1"/>
+      <w:numFmt w:val="bullet"/>
+      <w:lvlText w:val=""/>
+      <w:lvlJc w:val="left"/>
+      <w:pPr>
+        <w:tabs>
+          <w:tab w:val="num" w:pos="2880"/>
+        </w:tabs>
+        <w:ind w:left="2880" w:hanging="360"/>
+      </w:pPr>
+      <w:rPr>
+        <w:rFonts w:ascii="Wingdings" w:hAnsi="Wingdings" w:hint="default"/>
+        <w:sz w:val="20"/>
+      </w:rPr>
+    </w:lvl>
+    <w:lvl w:ilvl="4" w:tentative="1">
+      <w:start w:val="1"/>
+      <w:numFmt w:val="bullet"/>
+      <w:lvlText w:val=""/>
+      <w:lvlJc w:val="left"/>
+      <w:pPr>
+        <w:tabs>
+          <w:tab w:val="num" w:pos="3600"/>
+        </w:tabs>
+        <w:ind w:left="3600" w:hanging="360"/>
+      </w:pPr>
+      <w:rPr>
+        <w:rFonts w:ascii="Wingdings" w:hAnsi="Wingdings" w:hint="default"/>
+        <w:sz w:val="20"/>
+      </w:rPr>
+    </w:lvl>
+    <w:lvl w:ilvl="5" w:tentative="1">
+      <w:start w:val="1"/>
+      <w:numFmt w:val="bullet"/>
+      <w:lvlText w:val=""/>
+      <w:lvlJc w:val="left"/>
+      <w:pPr>
+        <w:tabs>
+          <w:tab w:val="num" w:pos="4320"/>
+        </w:tabs>
+        <w:ind w:left="4320" w:hanging="360"/>
+      </w:pPr>
+      <w:rPr>
+        <w:rFonts w:ascii="Wingdings" w:hAnsi="Wingdings" w:hint="default"/>
+        <w:sz w:val="20"/>
+      </w:rPr>
+    </w:lvl>
+    <w:lvl w:ilvl="6" w:tentative="1">
+      <w:start w:val="1"/>
+      <w:numFmt w:val="bullet"/>
+      <w:lvlText w:val=""/>
+      <w:lvlJc w:val="left"/>
+      <w:pPr>
+        <w:tabs>
+          <w:tab w:val="num" w:pos="5040"/>
+        </w:tabs>
+        <w:ind w:left="5040" w:hanging="360"/>
+      </w:pPr>
+      <w:rPr>
+        <w:rFonts w:ascii="Wingdings" w:hAnsi="Wingdings" w:hint="default"/>
+        <w:sz w:val="20"/>
+      </w:rPr>
+    </w:lvl>
+    <w:lvl w:ilvl="7" w:tentative="1">
+      <w:start w:val="1"/>
+      <w:numFmt w:val="bullet"/>
+      <w:lvlText w:val=""/>
+      <w:lvlJc w:val="left"/>
+      <w:pPr>
+        <w:tabs>
+          <w:tab w:val="num" w:pos="5760"/>
+        </w:tabs>
+        <w:ind w:left="5760" w:hanging="360"/>
+      </w:pPr>
+      <w:rPr>
+        <w:rFonts w:ascii="Wingdings" w:hAnsi="Wingdings" w:hint="default"/>
+        <w:sz w:val="20"/>
+      </w:rPr>
+    </w:lvl>
+    <w:lvl w:ilvl="8" w:tentative="1">
+      <w:start w:val="1"/>
+      <w:numFmt w:val="bullet"/>
+      <w:lvlText w:val=""/>
+      <w:lvlJc w:val="left"/>
+      <w:pPr>
+        <w:tabs>
+          <w:tab w:val="num" w:pos="6480"/>
+        </w:tabs>
+        <w:ind w:left="6480" w:hanging="360"/>
+      </w:pPr>
+      <w:rPr>
+        <w:rFonts w:ascii="Wingdings" w:hAnsi="Wingdings" w:hint="default"/>
+        <w:sz w:val="20"/>
+      </w:rPr>
+    </w:lvl>
+  </w:abstractNum>
+  <w:abstractNum w:abstractNumId="10" w15:restartNumberingAfterBreak="0">
+    <w:nsid w:val="3E0219EF"/>
+    <w:multiLevelType w:val="multilevel"/>
+    <w:tmpl w:val="1BB68E8E"/>
+    <w:lvl w:ilvl="0">
+      <w:start w:val="1"/>
+      <w:numFmt w:val="bullet"/>
+      <w:lvlText w:val=""/>
+      <w:lvlJc w:val="left"/>
+      <w:pPr>
+        <w:tabs>
+          <w:tab w:val="num" w:pos="720"/>
+        </w:tabs>
+        <w:ind w:left="720" w:hanging="360"/>
+      </w:pPr>
+      <w:rPr>
+        <w:rFonts w:ascii="Symbol" w:hAnsi="Symbol" w:hint="default"/>
+        <w:sz w:val="20"/>
+      </w:rPr>
+    </w:lvl>
+    <w:lvl w:ilvl="1" w:tentative="1">
+      <w:start w:val="1"/>
+      <w:numFmt w:val="bullet"/>
+      <w:lvlText w:val="o"/>
+      <w:lvlJc w:val="left"/>
+      <w:pPr>
+        <w:tabs>
+          <w:tab w:val="num" w:pos="1440"/>
+        </w:tabs>
+        <w:ind w:left="1440" w:hanging="360"/>
+      </w:pPr>
+      <w:rPr>
+        <w:rFonts w:ascii="Courier New" w:hAnsi="Courier New" w:hint="default"/>
+        <w:sz w:val="20"/>
+      </w:rPr>
+    </w:lvl>
+    <w:lvl w:ilvl="2" w:tentative="1">
+      <w:start w:val="1"/>
+      <w:numFmt w:val="bullet"/>
+      <w:lvlText w:val=""/>
+      <w:lvlJc w:val="left"/>
+      <w:pPr>
+        <w:tabs>
+          <w:tab w:val="num" w:pos="2160"/>
+        </w:tabs>
+        <w:ind w:left="2160" w:hanging="360"/>
+      </w:pPr>
+      <w:rPr>
+        <w:rFonts w:ascii="Wingdings" w:hAnsi="Wingdings" w:hint="default"/>
+        <w:sz w:val="20"/>
+      </w:rPr>
+    </w:lvl>
+    <w:lvl w:ilvl="3" w:tentative="1">
+      <w:start w:val="1"/>
+      <w:numFmt w:val="bullet"/>
+      <w:lvlText w:val=""/>
+      <w:lvlJc w:val="left"/>
+      <w:pPr>
+        <w:tabs>
+          <w:tab w:val="num" w:pos="2880"/>
+        </w:tabs>
+        <w:ind w:left="2880" w:hanging="360"/>
+      </w:pPr>
+      <w:rPr>
+        <w:rFonts w:ascii="Wingdings" w:hAnsi="Wingdings" w:hint="default"/>
+        <w:sz w:val="20"/>
+      </w:rPr>
+    </w:lvl>
+    <w:lvl w:ilvl="4" w:tentative="1">
+      <w:start w:val="1"/>
+      <w:numFmt w:val="bullet"/>
+      <w:lvlText w:val=""/>
+      <w:lvlJc w:val="left"/>
+      <w:pPr>
+        <w:tabs>
+          <w:tab w:val="num" w:pos="3600"/>
+        </w:tabs>
+        <w:ind w:left="3600" w:hanging="360"/>
+      </w:pPr>
+      <w:rPr>
+        <w:rFonts w:ascii="Wingdings" w:hAnsi="Wingdings" w:hint="default"/>
+        <w:sz w:val="20"/>
+      </w:rPr>
+    </w:lvl>
+    <w:lvl w:ilvl="5" w:tentative="1">
+      <w:start w:val="1"/>
+      <w:numFmt w:val="bullet"/>
+      <w:lvlText w:val=""/>
+      <w:lvlJc w:val="left"/>
+      <w:pPr>
+        <w:tabs>
+          <w:tab w:val="num" w:pos="4320"/>
+        </w:tabs>
+        <w:ind w:left="4320" w:hanging="360"/>
+      </w:pPr>
+      <w:rPr>
+        <w:rFonts w:ascii="Wingdings" w:hAnsi="Wingdings" w:hint="default"/>
+        <w:sz w:val="20"/>
+      </w:rPr>
+    </w:lvl>
+    <w:lvl w:ilvl="6" w:tentative="1">
+      <w:start w:val="1"/>
+      <w:numFmt w:val="bullet"/>
+      <w:lvlText w:val=""/>
+      <w:lvlJc w:val="left"/>
+      <w:pPr>
+        <w:tabs>
+          <w:tab w:val="num" w:pos="5040"/>
+        </w:tabs>
+        <w:ind w:left="5040" w:hanging="360"/>
+      </w:pPr>
+      <w:rPr>
+        <w:rFonts w:ascii="Wingdings" w:hAnsi="Wingdings" w:hint="default"/>
+        <w:sz w:val="20"/>
+      </w:rPr>
+    </w:lvl>
+    <w:lvl w:ilvl="7" w:tentative="1">
+      <w:start w:val="1"/>
+      <w:numFmt w:val="bullet"/>
+      <w:lvlText w:val=""/>
+      <w:lvlJc w:val="left"/>
+      <w:pPr>
+        <w:tabs>
+          <w:tab w:val="num" w:pos="5760"/>
+        </w:tabs>
+        <w:ind w:left="5760" w:hanging="360"/>
+      </w:pPr>
+      <w:rPr>
+        <w:rFonts w:ascii="Wingdings" w:hAnsi="Wingdings" w:hint="default"/>
+        <w:sz w:val="20"/>
+      </w:rPr>
+    </w:lvl>
+    <w:lvl w:ilvl="8" w:tentative="1">
+      <w:start w:val="1"/>
+      <w:numFmt w:val="bullet"/>
+      <w:lvlText w:val=""/>
+      <w:lvlJc w:val="left"/>
+      <w:pPr>
+        <w:tabs>
+          <w:tab w:val="num" w:pos="6480"/>
+        </w:tabs>
+        <w:ind w:left="6480" w:hanging="360"/>
+      </w:pPr>
+      <w:rPr>
+        <w:rFonts w:ascii="Wingdings" w:hAnsi="Wingdings" w:hint="default"/>
+        <w:sz w:val="20"/>
+      </w:rPr>
+    </w:lvl>
+  </w:abstractNum>
+  <w:abstractNum w:abstractNumId="11" w15:restartNumberingAfterBreak="0">
+    <w:nsid w:val="3E2314CF"/>
+    <w:multiLevelType w:val="multilevel"/>
+    <w:tmpl w:val="DA569202"/>
+    <w:lvl w:ilvl="0">
+      <w:start w:val="1"/>
+      <w:numFmt w:val="bullet"/>
+      <w:lvlText w:val=""/>
+      <w:lvlJc w:val="left"/>
+      <w:pPr>
+        <w:tabs>
+          <w:tab w:val="num" w:pos="720"/>
+        </w:tabs>
+        <w:ind w:left="720" w:hanging="360"/>
+      </w:pPr>
+      <w:rPr>
+        <w:rFonts w:ascii="Symbol" w:hAnsi="Symbol" w:hint="default"/>
+        <w:sz w:val="20"/>
+      </w:rPr>
+    </w:lvl>
+    <w:lvl w:ilvl="1" w:tentative="1">
+      <w:start w:val="1"/>
+      <w:numFmt w:val="bullet"/>
+      <w:lvlText w:val="o"/>
+      <w:lvlJc w:val="left"/>
+      <w:pPr>
+        <w:tabs>
+          <w:tab w:val="num" w:pos="1440"/>
+        </w:tabs>
+        <w:ind w:left="1440" w:hanging="360"/>
+      </w:pPr>
+      <w:rPr>
+        <w:rFonts w:ascii="Courier New" w:hAnsi="Courier New" w:hint="default"/>
+        <w:sz w:val="20"/>
+      </w:rPr>
+    </w:lvl>
+    <w:lvl w:ilvl="2" w:tentative="1">
+      <w:start w:val="1"/>
+      <w:numFmt w:val="bullet"/>
+      <w:lvlText w:val=""/>
+      <w:lvlJc w:val="left"/>
+      <w:pPr>
+        <w:tabs>
+          <w:tab w:val="num" w:pos="2160"/>
+        </w:tabs>
+        <w:ind w:left="2160" w:hanging="360"/>
+      </w:pPr>
+      <w:rPr>
+        <w:rFonts w:ascii="Wingdings" w:hAnsi="Wingdings" w:hint="default"/>
+        <w:sz w:val="20"/>
+      </w:rPr>
+    </w:lvl>
+    <w:lvl w:ilvl="3" w:tentative="1">
+      <w:start w:val="1"/>
+      <w:numFmt w:val="bullet"/>
+      <w:lvlText w:val=""/>
+      <w:lvlJc w:val="left"/>
+      <w:pPr>
+        <w:tabs>
+          <w:tab w:val="num" w:pos="2880"/>
+        </w:tabs>
+        <w:ind w:left="2880" w:hanging="360"/>
+      </w:pPr>
+      <w:rPr>
+        <w:rFonts w:ascii="Wingdings" w:hAnsi="Wingdings" w:hint="default"/>
+        <w:sz w:val="20"/>
+      </w:rPr>
+    </w:lvl>
+    <w:lvl w:ilvl="4" w:tentative="1">
+      <w:start w:val="1"/>
+      <w:numFmt w:val="bullet"/>
+      <w:lvlText w:val=""/>
+      <w:lvlJc w:val="left"/>
+      <w:pPr>
+        <w:tabs>
+          <w:tab w:val="num" w:pos="3600"/>
+        </w:tabs>
+        <w:ind w:left="3600" w:hanging="360"/>
+      </w:pPr>
+      <w:rPr>
+        <w:rFonts w:ascii="Wingdings" w:hAnsi="Wingdings" w:hint="default"/>
+        <w:sz w:val="20"/>
+      </w:rPr>
+    </w:lvl>
+    <w:lvl w:ilvl="5" w:tentative="1">
+      <w:start w:val="1"/>
+      <w:numFmt w:val="bullet"/>
+      <w:lvlText w:val=""/>
+      <w:lvlJc w:val="left"/>
+      <w:pPr>
+        <w:tabs>
+          <w:tab w:val="num" w:pos="4320"/>
+        </w:tabs>
+        <w:ind w:left="4320" w:hanging="360"/>
+      </w:pPr>
+      <w:rPr>
+        <w:rFonts w:ascii="Wingdings" w:hAnsi="Wingdings" w:hint="default"/>
+        <w:sz w:val="20"/>
+      </w:rPr>
+    </w:lvl>
+    <w:lvl w:ilvl="6" w:tentative="1">
+      <w:start w:val="1"/>
+      <w:numFmt w:val="bullet"/>
+      <w:lvlText w:val=""/>
+      <w:lvlJc w:val="left"/>
+      <w:pPr>
+        <w:tabs>
+          <w:tab w:val="num" w:pos="5040"/>
+        </w:tabs>
+        <w:ind w:left="5040" w:hanging="360"/>
+      </w:pPr>
+      <w:rPr>
+        <w:rFonts w:ascii="Wingdings" w:hAnsi="Wingdings" w:hint="default"/>
+        <w:sz w:val="20"/>
+      </w:rPr>
+    </w:lvl>
+    <w:lvl w:ilvl="7" w:tentative="1">
+      <w:start w:val="1"/>
+      <w:numFmt w:val="bullet"/>
+      <w:lvlText w:val=""/>
+      <w:lvlJc w:val="left"/>
+      <w:pPr>
+        <w:tabs>
+          <w:tab w:val="num" w:pos="5760"/>
+        </w:tabs>
+        <w:ind w:left="5760" w:hanging="360"/>
+      </w:pPr>
+      <w:rPr>
+        <w:rFonts w:ascii="Wingdings" w:hAnsi="Wingdings" w:hint="default"/>
+        <w:sz w:val="20"/>
+      </w:rPr>
+    </w:lvl>
+    <w:lvl w:ilvl="8" w:tentative="1">
+      <w:start w:val="1"/>
+      <w:numFmt w:val="bullet"/>
+      <w:lvlText w:val=""/>
+      <w:lvlJc w:val="left"/>
+      <w:pPr>
+        <w:tabs>
+          <w:tab w:val="num" w:pos="6480"/>
+        </w:tabs>
+        <w:ind w:left="6480" w:hanging="360"/>
+      </w:pPr>
+      <w:rPr>
+        <w:rFonts w:ascii="Wingdings" w:hAnsi="Wingdings" w:hint="default"/>
+        <w:sz w:val="20"/>
+      </w:rPr>
+    </w:lvl>
+  </w:abstractNum>
+  <w:abstractNum w:abstractNumId="12" w15:restartNumberingAfterBreak="0">
+    <w:nsid w:val="44DB42DB"/>
+    <w:multiLevelType w:val="multilevel"/>
+    <w:tmpl w:val="053C1276"/>
+    <w:lvl w:ilvl="0">
+      <w:start w:val="1"/>
+      <w:numFmt w:val="bullet"/>
+      <w:lvlText w:val=""/>
+      <w:lvlJc w:val="left"/>
+      <w:pPr>
+        <w:tabs>
+          <w:tab w:val="num" w:pos="720"/>
+        </w:tabs>
+        <w:ind w:left="720" w:hanging="360"/>
+      </w:pPr>
+      <w:rPr>
+        <w:rFonts w:ascii="Symbol" w:hAnsi="Symbol" w:hint="default"/>
+        <w:sz w:val="20"/>
+      </w:rPr>
+    </w:lvl>
+    <w:lvl w:ilvl="1" w:tentative="1">
+      <w:start w:val="1"/>
+      <w:numFmt w:val="bullet"/>
+      <w:lvlText w:val="o"/>
+      <w:lvlJc w:val="left"/>
+      <w:pPr>
+        <w:tabs>
+          <w:tab w:val="num" w:pos="1440"/>
+        </w:tabs>
+        <w:ind w:left="1440" w:hanging="360"/>
+      </w:pPr>
+      <w:rPr>
+        <w:rFonts w:ascii="Courier New" w:hAnsi="Courier New" w:hint="default"/>
+        <w:sz w:val="20"/>
+      </w:rPr>
+    </w:lvl>
+    <w:lvl w:ilvl="2" w:tentative="1">
+      <w:start w:val="1"/>
+      <w:numFmt w:val="bullet"/>
+      <w:lvlText w:val=""/>
+      <w:lvlJc w:val="left"/>
+      <w:pPr>
+        <w:tabs>
+          <w:tab w:val="num" w:pos="2160"/>
+        </w:tabs>
+        <w:ind w:left="2160" w:hanging="360"/>
+      </w:pPr>
+      <w:rPr>
+        <w:rFonts w:ascii="Wingdings" w:hAnsi="Wingdings" w:hint="default"/>
+        <w:sz w:val="20"/>
+      </w:rPr>
+    </w:lvl>
+    <w:lvl w:ilvl="3" w:tentative="1">
+      <w:start w:val="1"/>
+      <w:numFmt w:val="bullet"/>
+      <w:lvlText w:val=""/>
+      <w:lvlJc w:val="left"/>
+      <w:pPr>
+        <w:tabs>
+          <w:tab w:val="num" w:pos="2880"/>
+        </w:tabs>
+        <w:ind w:left="2880" w:hanging="360"/>
+      </w:pPr>
+      <w:rPr>
+        <w:rFonts w:ascii="Wingdings" w:hAnsi="Wingdings" w:hint="default"/>
+        <w:sz w:val="20"/>
+      </w:rPr>
+    </w:lvl>
+    <w:lvl w:ilvl="4" w:tentative="1">
+      <w:start w:val="1"/>
+      <w:numFmt w:val="bullet"/>
+      <w:lvlText w:val=""/>
+      <w:lvlJc w:val="left"/>
+      <w:pPr>
+        <w:tabs>
+          <w:tab w:val="num" w:pos="3600"/>
+        </w:tabs>
+        <w:ind w:left="3600" w:hanging="360"/>
+      </w:pPr>
+      <w:rPr>
+        <w:rFonts w:ascii="Wingdings" w:hAnsi="Wingdings" w:hint="default"/>
+        <w:sz w:val="20"/>
+      </w:rPr>
+    </w:lvl>
+    <w:lvl w:ilvl="5" w:tentative="1">
+      <w:start w:val="1"/>
+      <w:numFmt w:val="bullet"/>
+      <w:lvlText w:val=""/>
+      <w:lvlJc w:val="left"/>
+      <w:pPr>
+        <w:tabs>
+          <w:tab w:val="num" w:pos="4320"/>
+        </w:tabs>
+        <w:ind w:left="4320" w:hanging="360"/>
+      </w:pPr>
+      <w:rPr>
+        <w:rFonts w:ascii="Wingdings" w:hAnsi="Wingdings" w:hint="default"/>
+        <w:sz w:val="20"/>
+      </w:rPr>
+    </w:lvl>
+    <w:lvl w:ilvl="6" w:tentative="1">
+      <w:start w:val="1"/>
+      <w:numFmt w:val="bullet"/>
+      <w:lvlText w:val=""/>
+      <w:lvlJc w:val="left"/>
+      <w:pPr>
+        <w:tabs>
+          <w:tab w:val="num" w:pos="5040"/>
+        </w:tabs>
+        <w:ind w:left="5040" w:hanging="360"/>
+      </w:pPr>
+      <w:rPr>
+        <w:rFonts w:ascii="Wingdings" w:hAnsi="Wingdings" w:hint="default"/>
+        <w:sz w:val="20"/>
+      </w:rPr>
+    </w:lvl>
+    <w:lvl w:ilvl="7" w:tentative="1">
+      <w:start w:val="1"/>
+      <w:numFmt w:val="bullet"/>
+      <w:lvlText w:val=""/>
+      <w:lvlJc w:val="left"/>
+      <w:pPr>
+        <w:tabs>
+          <w:tab w:val="num" w:pos="5760"/>
+        </w:tabs>
+        <w:ind w:left="5760" w:hanging="360"/>
+      </w:pPr>
+      <w:rPr>
+        <w:rFonts w:ascii="Wingdings" w:hAnsi="Wingdings" w:hint="default"/>
+        <w:sz w:val="20"/>
+      </w:rPr>
+    </w:lvl>
+    <w:lvl w:ilvl="8" w:tentative="1">
+      <w:start w:val="1"/>
+      <w:numFmt w:val="bullet"/>
+      <w:lvlText w:val=""/>
+      <w:lvlJc w:val="left"/>
+      <w:pPr>
+        <w:tabs>
+          <w:tab w:val="num" w:pos="6480"/>
+        </w:tabs>
+        <w:ind w:left="6480" w:hanging="360"/>
+      </w:pPr>
+      <w:rPr>
+        <w:rFonts w:ascii="Wingdings" w:hAnsi="Wingdings" w:hint="default"/>
+        <w:sz w:val="20"/>
+      </w:rPr>
+    </w:lvl>
+  </w:abstractNum>
+  <w:abstractNum w:abstractNumId="13" w15:restartNumberingAfterBreak="0">
+    <w:nsid w:val="496B50C2"/>
+    <w:multiLevelType w:val="multilevel"/>
+    <w:tmpl w:val="AD8ED562"/>
+    <w:lvl w:ilvl="0">
+      <w:start w:val="1"/>
+      <w:numFmt w:val="bullet"/>
+      <w:lvlText w:val=""/>
+      <w:lvlJc w:val="left"/>
+      <w:pPr>
+        <w:tabs>
+          <w:tab w:val="num" w:pos="720"/>
+        </w:tabs>
+        <w:ind w:left="720" w:hanging="360"/>
+      </w:pPr>
+      <w:rPr>
+        <w:rFonts w:ascii="Symbol" w:hAnsi="Symbol" w:hint="default"/>
+        <w:sz w:val="20"/>
+      </w:rPr>
+    </w:lvl>
+    <w:lvl w:ilvl="1" w:tentative="1">
+      <w:start w:val="1"/>
+      <w:numFmt w:val="bullet"/>
+      <w:lvlText w:val="o"/>
+      <w:lvlJc w:val="left"/>
+      <w:pPr>
+        <w:tabs>
+          <w:tab w:val="num" w:pos="1440"/>
+        </w:tabs>
+        <w:ind w:left="1440" w:hanging="360"/>
+      </w:pPr>
+      <w:rPr>
+        <w:rFonts w:ascii="Courier New" w:hAnsi="Courier New" w:hint="default"/>
+        <w:sz w:val="20"/>
+      </w:rPr>
+    </w:lvl>
+    <w:lvl w:ilvl="2" w:tentative="1">
+      <w:start w:val="1"/>
+      <w:numFmt w:val="bullet"/>
+      <w:lvlText w:val=""/>
+      <w:lvlJc w:val="left"/>
+      <w:pPr>
+        <w:tabs>
+          <w:tab w:val="num" w:pos="2160"/>
+        </w:tabs>
+        <w:ind w:left="2160" w:hanging="360"/>
+      </w:pPr>
+      <w:rPr>
+        <w:rFonts w:ascii="Wingdings" w:hAnsi="Wingdings" w:hint="default"/>
+        <w:sz w:val="20"/>
+      </w:rPr>
+    </w:lvl>
+    <w:lvl w:ilvl="3" w:tentative="1">
+      <w:start w:val="1"/>
+      <w:numFmt w:val="bullet"/>
+      <w:lvlText w:val=""/>
+      <w:lvlJc w:val="left"/>
+      <w:pPr>
+        <w:tabs>
+          <w:tab w:val="num" w:pos="2880"/>
+        </w:tabs>
+        <w:ind w:left="2880" w:hanging="360"/>
+      </w:pPr>
+      <w:rPr>
+        <w:rFonts w:ascii="Wingdings" w:hAnsi="Wingdings" w:hint="default"/>
+        <w:sz w:val="20"/>
+      </w:rPr>
+    </w:lvl>
+    <w:lvl w:ilvl="4" w:tentative="1">
+      <w:start w:val="1"/>
+      <w:numFmt w:val="bullet"/>
+      <w:lvlText w:val=""/>
+      <w:lvlJc w:val="left"/>
+      <w:pPr>
+        <w:tabs>
+          <w:tab w:val="num" w:pos="3600"/>
+        </w:tabs>
+        <w:ind w:left="3600" w:hanging="360"/>
+      </w:pPr>
+      <w:rPr>
+        <w:rFonts w:ascii="Wingdings" w:hAnsi="Wingdings" w:hint="default"/>
+        <w:sz w:val="20"/>
+      </w:rPr>
+    </w:lvl>
+    <w:lvl w:ilvl="5" w:tentative="1">
+      <w:start w:val="1"/>
+      <w:numFmt w:val="bullet"/>
+      <w:lvlText w:val=""/>
+      <w:lvlJc w:val="left"/>
+      <w:pPr>
+        <w:tabs>
+          <w:tab w:val="num" w:pos="4320"/>
+        </w:tabs>
+        <w:ind w:left="4320" w:hanging="360"/>
+      </w:pPr>
+      <w:rPr>
+        <w:rFonts w:ascii="Wingdings" w:hAnsi="Wingdings" w:hint="default"/>
+        <w:sz w:val="20"/>
+      </w:rPr>
+    </w:lvl>
+    <w:lvl w:ilvl="6" w:tentative="1">
+      <w:start w:val="1"/>
+      <w:numFmt w:val="bullet"/>
+      <w:lvlText w:val=""/>
+      <w:lvlJc w:val="left"/>
+      <w:pPr>
+        <w:tabs>
+          <w:tab w:val="num" w:pos="5040"/>
+        </w:tabs>
+        <w:ind w:left="5040" w:hanging="360"/>
+      </w:pPr>
+      <w:rPr>
+        <w:rFonts w:ascii="Wingdings" w:hAnsi="Wingdings" w:hint="default"/>
+        <w:sz w:val="20"/>
+      </w:rPr>
+    </w:lvl>
+    <w:lvl w:ilvl="7" w:tentative="1">
+      <w:start w:val="1"/>
+      <w:numFmt w:val="bullet"/>
+      <w:lvlText w:val=""/>
+      <w:lvlJc w:val="left"/>
+      <w:pPr>
+        <w:tabs>
+          <w:tab w:val="num" w:pos="5760"/>
+        </w:tabs>
+        <w:ind w:left="5760" w:hanging="360"/>
+      </w:pPr>
+      <w:rPr>
+        <w:rFonts w:ascii="Wingdings" w:hAnsi="Wingdings" w:hint="default"/>
+        <w:sz w:val="20"/>
+      </w:rPr>
+    </w:lvl>
+    <w:lvl w:ilvl="8" w:tentative="1">
+      <w:start w:val="1"/>
+      <w:numFmt w:val="bullet"/>
+      <w:lvlText w:val=""/>
+      <w:lvlJc w:val="left"/>
+      <w:pPr>
+        <w:tabs>
+          <w:tab w:val="num" w:pos="6480"/>
+        </w:tabs>
+        <w:ind w:left="6480" w:hanging="360"/>
+      </w:pPr>
+      <w:rPr>
+        <w:rFonts w:ascii="Wingdings" w:hAnsi="Wingdings" w:hint="default"/>
+        <w:sz w:val="20"/>
+      </w:rPr>
+    </w:lvl>
+  </w:abstractNum>
+  <w:abstractNum w:abstractNumId="14" w15:restartNumberingAfterBreak="0">
+    <w:nsid w:val="5E9E0C71"/>
+    <w:multiLevelType w:val="multilevel"/>
+    <w:tmpl w:val="F6CC9668"/>
+    <w:lvl w:ilvl="0">
+      <w:start w:val="1"/>
+      <w:numFmt w:val="bullet"/>
+      <w:lvlText w:val=""/>
+      <w:lvlJc w:val="left"/>
+      <w:pPr>
+        <w:tabs>
+          <w:tab w:val="num" w:pos="720"/>
+        </w:tabs>
+        <w:ind w:left="720" w:hanging="360"/>
+      </w:pPr>
+      <w:rPr>
+        <w:rFonts w:ascii="Symbol" w:hAnsi="Symbol" w:hint="default"/>
+        <w:sz w:val="20"/>
+      </w:rPr>
+    </w:lvl>
+    <w:lvl w:ilvl="1" w:tentative="1">
+      <w:start w:val="1"/>
+      <w:numFmt w:val="bullet"/>
+      <w:lvlText w:val="o"/>
+      <w:lvlJc w:val="left"/>
+      <w:pPr>
+        <w:tabs>
+          <w:tab w:val="num" w:pos="1440"/>
+        </w:tabs>
+        <w:ind w:left="1440" w:hanging="360"/>
+      </w:pPr>
+      <w:rPr>
+        <w:rFonts w:ascii="Courier New" w:hAnsi="Courier New" w:hint="default"/>
+        <w:sz w:val="20"/>
+      </w:rPr>
+    </w:lvl>
+    <w:lvl w:ilvl="2" w:tentative="1">
+      <w:start w:val="1"/>
+      <w:numFmt w:val="bullet"/>
+      <w:lvlText w:val=""/>
+      <w:lvlJc w:val="left"/>
+      <w:pPr>
+        <w:tabs>
+          <w:tab w:val="num" w:pos="2160"/>
+        </w:tabs>
+        <w:ind w:left="2160" w:hanging="360"/>
+      </w:pPr>
+      <w:rPr>
+        <w:rFonts w:ascii="Wingdings" w:hAnsi="Wingdings" w:hint="default"/>
+        <w:sz w:val="20"/>
+      </w:rPr>
+    </w:lvl>
+    <w:lvl w:ilvl="3" w:tentative="1">
+      <w:start w:val="1"/>
+      <w:numFmt w:val="bullet"/>
+      <w:lvlText w:val=""/>
+      <w:lvlJc w:val="left"/>
+      <w:pPr>
+        <w:tabs>
+          <w:tab w:val="num" w:pos="2880"/>
+        </w:tabs>
+        <w:ind w:left="2880" w:hanging="360"/>
+      </w:pPr>
+      <w:rPr>
+        <w:rFonts w:ascii="Wingdings" w:hAnsi="Wingdings" w:hint="default"/>
+        <w:sz w:val="20"/>
+      </w:rPr>
+    </w:lvl>
+    <w:lvl w:ilvl="4" w:tentative="1">
+      <w:start w:val="1"/>
+      <w:numFmt w:val="bullet"/>
+      <w:lvlText w:val=""/>
+      <w:lvlJc w:val="left"/>
+      <w:pPr>
+        <w:tabs>
+          <w:tab w:val="num" w:pos="3600"/>
+        </w:tabs>
+        <w:ind w:left="3600" w:hanging="360"/>
+      </w:pPr>
+      <w:rPr>
+        <w:rFonts w:ascii="Wingdings" w:hAnsi="Wingdings" w:hint="default"/>
+        <w:sz w:val="20"/>
+      </w:rPr>
+    </w:lvl>
+    <w:lvl w:ilvl="5" w:tentative="1">
+      <w:start w:val="1"/>
+      <w:numFmt w:val="bullet"/>
+      <w:lvlText w:val=""/>
+      <w:lvlJc w:val="left"/>
+      <w:pPr>
+        <w:tabs>
+          <w:tab w:val="num" w:pos="4320"/>
+        </w:tabs>
+        <w:ind w:left="4320" w:hanging="360"/>
+      </w:pPr>
+      <w:rPr>
+        <w:rFonts w:ascii="Wingdings" w:hAnsi="Wingdings" w:hint="default"/>
+        <w:sz w:val="20"/>
+      </w:rPr>
+    </w:lvl>
+    <w:lvl w:ilvl="6" w:tentative="1">
+      <w:start w:val="1"/>
+      <w:numFmt w:val="bullet"/>
+      <w:lvlText w:val=""/>
+      <w:lvlJc w:val="left"/>
+      <w:pPr>
+        <w:tabs>
+          <w:tab w:val="num" w:pos="5040"/>
+        </w:tabs>
+        <w:ind w:left="5040" w:hanging="360"/>
+      </w:pPr>
+      <w:rPr>
+        <w:rFonts w:ascii="Wingdings" w:hAnsi="Wingdings" w:hint="default"/>
+        <w:sz w:val="20"/>
+      </w:rPr>
+    </w:lvl>
+    <w:lvl w:ilvl="7" w:tentative="1">
+      <w:start w:val="1"/>
+      <w:numFmt w:val="bullet"/>
+      <w:lvlText w:val=""/>
+      <w:lvlJc w:val="left"/>
+      <w:pPr>
+        <w:tabs>
+          <w:tab w:val="num" w:pos="5760"/>
+        </w:tabs>
+        <w:ind w:left="5760" w:hanging="360"/>
+      </w:pPr>
+      <w:rPr>
+        <w:rFonts w:ascii="Wingdings" w:hAnsi="Wingdings" w:hint="default"/>
+        <w:sz w:val="20"/>
+      </w:rPr>
+    </w:lvl>
+    <w:lvl w:ilvl="8" w:tentative="1">
+      <w:start w:val="1"/>
+      <w:numFmt w:val="bullet"/>
+      <w:lvlText w:val=""/>
+      <w:lvlJc w:val="left"/>
+      <w:pPr>
+        <w:tabs>
+          <w:tab w:val="num" w:pos="6480"/>
+        </w:tabs>
+        <w:ind w:left="6480" w:hanging="360"/>
+      </w:pPr>
+      <w:rPr>
+        <w:rFonts w:ascii="Wingdings" w:hAnsi="Wingdings" w:hint="default"/>
+        <w:sz w:val="20"/>
+      </w:rPr>
+    </w:lvl>
+  </w:abstractNum>
+  <w:abstractNum w:abstractNumId="15" w15:restartNumberingAfterBreak="0">
+    <w:nsid w:val="61B827F3"/>
+    <w:multiLevelType w:val="multilevel"/>
+    <w:tmpl w:val="C0306388"/>
+    <w:lvl w:ilvl="0">
+      <w:start w:val="1"/>
+      <w:numFmt w:val="bullet"/>
+      <w:lvlText w:val=""/>
+      <w:lvlJc w:val="left"/>
+      <w:pPr>
+        <w:tabs>
+          <w:tab w:val="num" w:pos="720"/>
+        </w:tabs>
+        <w:ind w:left="720" w:hanging="360"/>
+      </w:pPr>
+      <w:rPr>
+        <w:rFonts w:ascii="Symbol" w:hAnsi="Symbol" w:hint="default"/>
+        <w:sz w:val="20"/>
+      </w:rPr>
+    </w:lvl>
+    <w:lvl w:ilvl="1" w:tentative="1">
+      <w:start w:val="1"/>
+      <w:numFmt w:val="bullet"/>
+      <w:lvlText w:val="o"/>
+      <w:lvlJc w:val="left"/>
+      <w:pPr>
+        <w:tabs>
+          <w:tab w:val="num" w:pos="1440"/>
+        </w:tabs>
+        <w:ind w:left="1440" w:hanging="360"/>
+      </w:pPr>
+      <w:rPr>
+        <w:rFonts w:ascii="Courier New" w:hAnsi="Courier New" w:hint="default"/>
+        <w:sz w:val="20"/>
+      </w:rPr>
+    </w:lvl>
+    <w:lvl w:ilvl="2" w:tentative="1">
+      <w:start w:val="1"/>
+      <w:numFmt w:val="bullet"/>
+      <w:lvlText w:val=""/>
+      <w:lvlJc w:val="left"/>
+      <w:pPr>
+        <w:tabs>
+          <w:tab w:val="num" w:pos="2160"/>
+        </w:tabs>
+        <w:ind w:left="2160" w:hanging="360"/>
+      </w:pPr>
+      <w:rPr>
+        <w:rFonts w:ascii="Wingdings" w:hAnsi="Wingdings" w:hint="default"/>
+        <w:sz w:val="20"/>
+      </w:rPr>
+    </w:lvl>
+    <w:lvl w:ilvl="3" w:tentative="1">
+      <w:start w:val="1"/>
+      <w:numFmt w:val="bullet"/>
+      <w:lvlText w:val=""/>
+      <w:lvlJc w:val="left"/>
+      <w:pPr>
+        <w:tabs>
+          <w:tab w:val="num" w:pos="2880"/>
+        </w:tabs>
+        <w:ind w:left="2880" w:hanging="360"/>
+      </w:pPr>
+      <w:rPr>
+        <w:rFonts w:ascii="Wingdings" w:hAnsi="Wingdings" w:hint="default"/>
+        <w:sz w:val="20"/>
+      </w:rPr>
+    </w:lvl>
+    <w:lvl w:ilvl="4" w:tentative="1">
+      <w:start w:val="1"/>
+      <w:numFmt w:val="bullet"/>
+      <w:lvlText w:val=""/>
+      <w:lvlJc w:val="left"/>
+      <w:pPr>
+        <w:tabs>
+          <w:tab w:val="num" w:pos="3600"/>
+        </w:tabs>
+        <w:ind w:left="3600" w:hanging="360"/>
+      </w:pPr>
+      <w:rPr>
+        <w:rFonts w:ascii="Wingdings" w:hAnsi="Wingdings" w:hint="default"/>
+        <w:sz w:val="20"/>
+      </w:rPr>
+    </w:lvl>
+    <w:lvl w:ilvl="5" w:tentative="1">
+      <w:start w:val="1"/>
+      <w:numFmt w:val="bullet"/>
+      <w:lvlText w:val=""/>
+      <w:lvlJc w:val="left"/>
+      <w:pPr>
+        <w:tabs>
+          <w:tab w:val="num" w:pos="4320"/>
+        </w:tabs>
+        <w:ind w:left="4320" w:hanging="360"/>
+      </w:pPr>
+      <w:rPr>
+        <w:rFonts w:ascii="Wingdings" w:hAnsi="Wingdings" w:hint="default"/>
+        <w:sz w:val="20"/>
+      </w:rPr>
+    </w:lvl>
+    <w:lvl w:ilvl="6" w:tentative="1">
+      <w:start w:val="1"/>
+      <w:numFmt w:val="bullet"/>
+      <w:lvlText w:val=""/>
+      <w:lvlJc w:val="left"/>
+      <w:pPr>
+        <w:tabs>
+          <w:tab w:val="num" w:pos="5040"/>
+        </w:tabs>
+        <w:ind w:left="5040" w:hanging="360"/>
+      </w:pPr>
+      <w:rPr>
+        <w:rFonts w:ascii="Wingdings" w:hAnsi="Wingdings" w:hint="default"/>
+        <w:sz w:val="20"/>
+      </w:rPr>
+    </w:lvl>
+    <w:lvl w:ilvl="7" w:tentative="1">
+      <w:start w:val="1"/>
+      <w:numFmt w:val="bullet"/>
+      <w:lvlText w:val=""/>
+      <w:lvlJc w:val="left"/>
+      <w:pPr>
+        <w:tabs>
+          <w:tab w:val="num" w:pos="5760"/>
+        </w:tabs>
+        <w:ind w:left="5760" w:hanging="360"/>
+      </w:pPr>
+      <w:rPr>
+        <w:rFonts w:ascii="Wingdings" w:hAnsi="Wingdings" w:hint="default"/>
+        <w:sz w:val="20"/>
+      </w:rPr>
+    </w:lvl>
+    <w:lvl w:ilvl="8" w:tentative="1">
+      <w:start w:val="1"/>
+      <w:numFmt w:val="bullet"/>
+      <w:lvlText w:val=""/>
+      <w:lvlJc w:val="left"/>
+      <w:pPr>
+        <w:tabs>
+          <w:tab w:val="num" w:pos="6480"/>
+        </w:tabs>
+        <w:ind w:left="6480" w:hanging="360"/>
+      </w:pPr>
+      <w:rPr>
+        <w:rFonts w:ascii="Wingdings" w:hAnsi="Wingdings" w:hint="default"/>
+        <w:sz w:val="20"/>
+      </w:rPr>
+    </w:lvl>
+  </w:abstractNum>
+  <w:abstractNum w:abstractNumId="16" w15:restartNumberingAfterBreak="0">
+    <w:nsid w:val="66384559"/>
+    <w:multiLevelType w:val="multilevel"/>
+    <w:tmpl w:val="558C2FC8"/>
+    <w:lvl w:ilvl="0">
+      <w:start w:val="1"/>
+      <w:numFmt w:val="bullet"/>
+      <w:lvlText w:val=""/>
+      <w:lvlJc w:val="left"/>
+      <w:pPr>
+        <w:tabs>
+          <w:tab w:val="num" w:pos="720"/>
+        </w:tabs>
+        <w:ind w:left="720" w:hanging="360"/>
+      </w:pPr>
+      <w:rPr>
+        <w:rFonts w:ascii="Symbol" w:hAnsi="Symbol" w:hint="default"/>
+        <w:sz w:val="20"/>
+      </w:rPr>
+    </w:lvl>
+    <w:lvl w:ilvl="1" w:tentative="1">
+      <w:start w:val="1"/>
+      <w:numFmt w:val="bullet"/>
+      <w:lvlText w:val="o"/>
+      <w:lvlJc w:val="left"/>
+      <w:pPr>
+        <w:tabs>
+          <w:tab w:val="num" w:pos="1440"/>
+        </w:tabs>
+        <w:ind w:left="1440" w:hanging="360"/>
+      </w:pPr>
+      <w:rPr>
+        <w:rFonts w:ascii="Courier New" w:hAnsi="Courier New" w:hint="default"/>
+        <w:sz w:val="20"/>
+      </w:rPr>
+    </w:lvl>
+    <w:lvl w:ilvl="2" w:tentative="1">
+      <w:start w:val="1"/>
+      <w:numFmt w:val="bullet"/>
+      <w:lvlText w:val=""/>
+      <w:lvlJc w:val="left"/>
+      <w:pPr>
+        <w:tabs>
+          <w:tab w:val="num" w:pos="2160"/>
+        </w:tabs>
+        <w:ind w:left="2160" w:hanging="360"/>
+      </w:pPr>
+      <w:rPr>
+        <w:rFonts w:ascii="Wingdings" w:hAnsi="Wingdings" w:hint="default"/>
+        <w:sz w:val="20"/>
+      </w:rPr>
+    </w:lvl>
+    <w:lvl w:ilvl="3" w:tentative="1">
+      <w:start w:val="1"/>
+      <w:numFmt w:val="bullet"/>
+      <w:lvlText w:val=""/>
+      <w:lvlJc w:val="left"/>
+      <w:pPr>
+        <w:tabs>
+          <w:tab w:val="num" w:pos="2880"/>
+        </w:tabs>
+        <w:ind w:left="2880" w:hanging="360"/>
+      </w:pPr>
+      <w:rPr>
+        <w:rFonts w:ascii="Wingdings" w:hAnsi="Wingdings" w:hint="default"/>
+        <w:sz w:val="20"/>
+      </w:rPr>
+    </w:lvl>
+    <w:lvl w:ilvl="4" w:tentative="1">
+      <w:start w:val="1"/>
+      <w:numFmt w:val="bullet"/>
+      <w:lvlText w:val=""/>
+      <w:lvlJc w:val="left"/>
+      <w:pPr>
+        <w:tabs>
+          <w:tab w:val="num" w:pos="3600"/>
+        </w:tabs>
+        <w:ind w:left="3600" w:hanging="360"/>
+      </w:pPr>
+      <w:rPr>
+        <w:rFonts w:ascii="Wingdings" w:hAnsi="Wingdings" w:hint="default"/>
+        <w:sz w:val="20"/>
+      </w:rPr>
+    </w:lvl>
+    <w:lvl w:ilvl="5" w:tentative="1">
+      <w:start w:val="1"/>
+      <w:numFmt w:val="bullet"/>
+      <w:lvlText w:val=""/>
+      <w:lvlJc w:val="left"/>
+      <w:pPr>
+        <w:tabs>
+          <w:tab w:val="num" w:pos="4320"/>
+        </w:tabs>
+        <w:ind w:left="4320" w:hanging="360"/>
+      </w:pPr>
+      <w:rPr>
+        <w:rFonts w:ascii="Wingdings" w:hAnsi="Wingdings" w:hint="default"/>
+        <w:sz w:val="20"/>
+      </w:rPr>
+    </w:lvl>
+    <w:lvl w:ilvl="6" w:tentative="1">
+      <w:start w:val="1"/>
+      <w:numFmt w:val="bullet"/>
+      <w:lvlText w:val=""/>
+      <w:lvlJc w:val="left"/>
+      <w:pPr>
+        <w:tabs>
+          <w:tab w:val="num" w:pos="5040"/>
+        </w:tabs>
+        <w:ind w:left="5040" w:hanging="360"/>
+      </w:pPr>
+      <w:rPr>
+        <w:rFonts w:ascii="Wingdings" w:hAnsi="Wingdings" w:hint="default"/>
+        <w:sz w:val="20"/>
+      </w:rPr>
+    </w:lvl>
+    <w:lvl w:ilvl="7" w:tentative="1">
+      <w:start w:val="1"/>
+      <w:numFmt w:val="bullet"/>
+      <w:lvlText w:val=""/>
+      <w:lvlJc w:val="left"/>
+      <w:pPr>
+        <w:tabs>
+          <w:tab w:val="num" w:pos="5760"/>
+        </w:tabs>
+        <w:ind w:left="5760" w:hanging="360"/>
+      </w:pPr>
+      <w:rPr>
+        <w:rFonts w:ascii="Wingdings" w:hAnsi="Wingdings" w:hint="default"/>
+        <w:sz w:val="20"/>
+      </w:rPr>
+    </w:lvl>
+    <w:lvl w:ilvl="8" w:tentative="1">
+      <w:start w:val="1"/>
+      <w:numFmt w:val="bullet"/>
+      <w:lvlText w:val=""/>
+      <w:lvlJc w:val="left"/>
+      <w:pPr>
+        <w:tabs>
+          <w:tab w:val="num" w:pos="6480"/>
+        </w:tabs>
+        <w:ind w:left="6480" w:hanging="360"/>
+      </w:pPr>
+      <w:rPr>
+        <w:rFonts w:ascii="Wingdings" w:hAnsi="Wingdings" w:hint="default"/>
+        <w:sz w:val="20"/>
+      </w:rPr>
+    </w:lvl>
+  </w:abstractNum>
+  <w:abstractNum w:abstractNumId="17" w15:restartNumberingAfterBreak="0">
+    <w:nsid w:val="6BC77AAF"/>
+    <w:multiLevelType w:val="multilevel"/>
+    <w:tmpl w:val="BC48C986"/>
+    <w:lvl w:ilvl="0">
+      <w:start w:val="1"/>
+      <w:numFmt w:val="bullet"/>
+      <w:lvlText w:val=""/>
+      <w:lvlJc w:val="left"/>
+      <w:pPr>
+        <w:tabs>
+          <w:tab w:val="num" w:pos="720"/>
+        </w:tabs>
+        <w:ind w:left="720" w:hanging="360"/>
+      </w:pPr>
+      <w:rPr>
+        <w:rFonts w:ascii="Symbol" w:hAnsi="Symbol" w:hint="default"/>
+        <w:sz w:val="20"/>
+      </w:rPr>
+    </w:lvl>
+    <w:lvl w:ilvl="1" w:tentative="1">
+      <w:start w:val="1"/>
+      <w:numFmt w:val="bullet"/>
+      <w:lvlText w:val="o"/>
+      <w:lvlJc w:val="left"/>
+      <w:pPr>
+        <w:tabs>
+          <w:tab w:val="num" w:pos="1440"/>
+        </w:tabs>
+        <w:ind w:left="1440" w:hanging="360"/>
+      </w:pPr>
+      <w:rPr>
+        <w:rFonts w:ascii="Courier New" w:hAnsi="Courier New" w:hint="default"/>
+        <w:sz w:val="20"/>
+      </w:rPr>
+    </w:lvl>
+    <w:lvl w:ilvl="2" w:tentative="1">
+      <w:start w:val="1"/>
+      <w:numFmt w:val="bullet"/>
+      <w:lvlText w:val=""/>
+      <w:lvlJc w:val="left"/>
+      <w:pPr>
+        <w:tabs>
+          <w:tab w:val="num" w:pos="2160"/>
+        </w:tabs>
+        <w:ind w:left="2160" w:hanging="360"/>
+      </w:pPr>
+      <w:rPr>
+        <w:rFonts w:ascii="Wingdings" w:hAnsi="Wingdings" w:hint="default"/>
+        <w:sz w:val="20"/>
+      </w:rPr>
+    </w:lvl>
+    <w:lvl w:ilvl="3" w:tentative="1">
+      <w:start w:val="1"/>
+      <w:numFmt w:val="bullet"/>
+      <w:lvlText w:val=""/>
+      <w:lvlJc w:val="left"/>
+      <w:pPr>
+        <w:tabs>
+          <w:tab w:val="num" w:pos="2880"/>
+        </w:tabs>
+        <w:ind w:left="2880" w:hanging="360"/>
+      </w:pPr>
+      <w:rPr>
+        <w:rFonts w:ascii="Wingdings" w:hAnsi="Wingdings" w:hint="default"/>
+        <w:sz w:val="20"/>
+      </w:rPr>
+    </w:lvl>
+    <w:lvl w:ilvl="4" w:tentative="1">
+      <w:start w:val="1"/>
+      <w:numFmt w:val="bullet"/>
+      <w:lvlText w:val=""/>
+      <w:lvlJc w:val="left"/>
+      <w:pPr>
+        <w:tabs>
+          <w:tab w:val="num" w:pos="3600"/>
+        </w:tabs>
+        <w:ind w:left="3600" w:hanging="360"/>
+      </w:pPr>
+      <w:rPr>
+        <w:rFonts w:ascii="Wingdings" w:hAnsi="Wingdings" w:hint="default"/>
+        <w:sz w:val="20"/>
+      </w:rPr>
+    </w:lvl>
+    <w:lvl w:ilvl="5" w:tentative="1">
+      <w:start w:val="1"/>
+      <w:numFmt w:val="bullet"/>
+      <w:lvlText w:val=""/>
+      <w:lvlJc w:val="left"/>
+      <w:pPr>
+        <w:tabs>
+          <w:tab w:val="num" w:pos="4320"/>
+        </w:tabs>
+        <w:ind w:left="4320" w:hanging="360"/>
+      </w:pPr>
+      <w:rPr>
+        <w:rFonts w:ascii="Wingdings" w:hAnsi="Wingdings" w:hint="default"/>
+        <w:sz w:val="20"/>
+      </w:rPr>
+    </w:lvl>
+    <w:lvl w:ilvl="6" w:tentative="1">
+      <w:start w:val="1"/>
+      <w:numFmt w:val="bullet"/>
+      <w:lvlText w:val=""/>
+      <w:lvlJc w:val="left"/>
+      <w:pPr>
+        <w:tabs>
+          <w:tab w:val="num" w:pos="5040"/>
+        </w:tabs>
+        <w:ind w:left="5040" w:hanging="360"/>
+      </w:pPr>
+      <w:rPr>
+        <w:rFonts w:ascii="Wingdings" w:hAnsi="Wingdings" w:hint="default"/>
+        <w:sz w:val="20"/>
+      </w:rPr>
+    </w:lvl>
+    <w:lvl w:ilvl="7" w:tentative="1">
+      <w:start w:val="1"/>
+      <w:numFmt w:val="bullet"/>
+      <w:lvlText w:val=""/>
+      <w:lvlJc w:val="left"/>
+      <w:pPr>
+        <w:tabs>
+          <w:tab w:val="num" w:pos="5760"/>
+        </w:tabs>
+        <w:ind w:left="5760" w:hanging="360"/>
+      </w:pPr>
+      <w:rPr>
+        <w:rFonts w:ascii="Wingdings" w:hAnsi="Wingdings" w:hint="default"/>
+        <w:sz w:val="20"/>
+      </w:rPr>
+    </w:lvl>
+    <w:lvl w:ilvl="8" w:tentative="1">
+      <w:start w:val="1"/>
+      <w:numFmt w:val="bullet"/>
+      <w:lvlText w:val=""/>
+      <w:lvlJc w:val="left"/>
+      <w:pPr>
+        <w:tabs>
+          <w:tab w:val="num" w:pos="6480"/>
+        </w:tabs>
+        <w:ind w:left="6480" w:hanging="360"/>
+      </w:pPr>
+      <w:rPr>
+        <w:rFonts w:ascii="Wingdings" w:hAnsi="Wingdings" w:hint="default"/>
+        <w:sz w:val="20"/>
+      </w:rPr>
+    </w:lvl>
+  </w:abstractNum>
+  <w:abstractNum w:abstractNumId="18" w15:restartNumberingAfterBreak="0">
+    <w:nsid w:val="79050420"/>
+    <w:multiLevelType w:val="multilevel"/>
+    <w:tmpl w:val="C722F73A"/>
+    <w:lvl w:ilvl="0">
+      <w:start w:val="1"/>
+      <w:numFmt w:val="decimal"/>
+      <w:lvlText w:val="%1."/>
+      <w:lvlJc w:val="left"/>
+      <w:pPr>
+        <w:tabs>
+          <w:tab w:val="num" w:pos="720"/>
+        </w:tabs>
+        <w:ind w:left="720" w:hanging="360"/>
+      </w:pPr>
+    </w:lvl>
+    <w:lvl w:ilvl="1" w:tentative="1">
+      <w:start w:val="1"/>
+      <w:numFmt w:val="decimal"/>
+      <w:lvlText w:val="%2."/>
+      <w:lvlJc w:val="left"/>
+      <w:pPr>
+        <w:tabs>
+          <w:tab w:val="num" w:pos="1440"/>
+        </w:tabs>
+        <w:ind w:left="1440" w:hanging="360"/>
+      </w:pPr>
+    </w:lvl>
+    <w:lvl w:ilvl="2" w:tentative="1">
+      <w:start w:val="1"/>
+      <w:numFmt w:val="decimal"/>
+      <w:lvlText w:val="%3."/>
+      <w:lvlJc w:val="left"/>
+      <w:pPr>
+        <w:tabs>
+          <w:tab w:val="num" w:pos="2160"/>
+        </w:tabs>
+        <w:ind w:left="2160" w:hanging="360"/>
+      </w:pPr>
+    </w:lvl>
+    <w:lvl w:ilvl="3" w:tentative="1">
+      <w:start w:val="1"/>
+      <w:numFmt w:val="decimal"/>
+      <w:lvlText w:val="%4."/>
+      <w:lvlJc w:val="left"/>
+      <w:pPr>
+        <w:tabs>
+          <w:tab w:val="num" w:pos="2880"/>
+        </w:tabs>
+        <w:ind w:left="2880" w:hanging="360"/>
+      </w:pPr>
+    </w:lvl>
+    <w:lvl w:ilvl="4" w:tentative="1">
+      <w:start w:val="1"/>
+      <w:numFmt w:val="decimal"/>
+      <w:lvlText w:val="%5."/>
+      <w:lvlJc w:val="left"/>
+      <w:pPr>
+        <w:tabs>
+          <w:tab w:val="num" w:pos="3600"/>
+        </w:tabs>
+        <w:ind w:left="3600" w:hanging="360"/>
+      </w:pPr>
+    </w:lvl>
+    <w:lvl w:ilvl="5" w:tentative="1">
+      <w:start w:val="1"/>
+      <w:numFmt w:val="decimal"/>
+      <w:lvlText w:val="%6."/>
+      <w:lvlJc w:val="left"/>
+      <w:pPr>
+        <w:tabs>
+          <w:tab w:val="num" w:pos="4320"/>
+        </w:tabs>
+        <w:ind w:left="4320" w:hanging="360"/>
+      </w:pPr>
+    </w:lvl>
+    <w:lvl w:ilvl="6" w:tentative="1">
+      <w:start w:val="1"/>
+      <w:numFmt w:val="decimal"/>
+      <w:lvlText w:val="%7."/>
+      <w:lvlJc w:val="left"/>
+      <w:pPr>
+        <w:tabs>
+          <w:tab w:val="num" w:pos="5040"/>
+        </w:tabs>
+        <w:ind w:left="5040" w:hanging="360"/>
+      </w:pPr>
+    </w:lvl>
+    <w:lvl w:ilvl="7" w:tentative="1">
+      <w:start w:val="1"/>
+      <w:numFmt w:val="decimal"/>
+      <w:lvlText w:val="%8."/>
+      <w:lvlJc w:val="left"/>
+      <w:pPr>
+        <w:tabs>
+          <w:tab w:val="num" w:pos="5760"/>
+        </w:tabs>
+        <w:ind w:left="5760" w:hanging="360"/>
+      </w:pPr>
+    </w:lvl>
+    <w:lvl w:ilvl="8" w:tentative="1">
+      <w:start w:val="1"/>
+      <w:numFmt w:val="decimal"/>
+      <w:lvlText w:val="%9."/>
+      <w:lvlJc w:val="left"/>
+      <w:pPr>
+        <w:tabs>
+          <w:tab w:val="num" w:pos="6480"/>
+        </w:tabs>
+        <w:ind w:left="6480" w:hanging="360"/>
+      </w:pPr>
+    </w:lvl>
+  </w:abstractNum>
+  <w:abstractNum w:abstractNumId="19" w15:restartNumberingAfterBreak="0">
+    <w:nsid w:val="7BF94302"/>
+    <w:multiLevelType w:val="multilevel"/>
+    <w:tmpl w:val="CB807922"/>
+    <w:lvl w:ilvl="0">
+      <w:start w:val="1"/>
+      <w:numFmt w:val="bullet"/>
+      <w:lvlText w:val=""/>
+      <w:lvlJc w:val="left"/>
+      <w:pPr>
+        <w:tabs>
+          <w:tab w:val="num" w:pos="720"/>
+        </w:tabs>
+        <w:ind w:left="720" w:hanging="360"/>
+      </w:pPr>
+      <w:rPr>
+        <w:rFonts w:ascii="Symbol" w:hAnsi="Symbol" w:hint="default"/>
+        <w:sz w:val="20"/>
+      </w:rPr>
+    </w:lvl>
+    <w:lvl w:ilvl="1" w:tentative="1">
+      <w:start w:val="1"/>
+      <w:numFmt w:val="bullet"/>
+      <w:lvlText w:val="o"/>
+      <w:lvlJc w:val="left"/>
+      <w:pPr>
+        <w:tabs>
+          <w:tab w:val="num" w:pos="1440"/>
+        </w:tabs>
+        <w:ind w:left="1440" w:hanging="360"/>
+      </w:pPr>
+      <w:rPr>
+        <w:rFonts w:ascii="Courier New" w:hAnsi="Courier New" w:hint="default"/>
+        <w:sz w:val="20"/>
+      </w:rPr>
+    </w:lvl>
+    <w:lvl w:ilvl="2" w:tentative="1">
+      <w:start w:val="1"/>
+      <w:numFmt w:val="bullet"/>
+      <w:lvlText w:val=""/>
+      <w:lvlJc w:val="left"/>
+      <w:pPr>
+        <w:tabs>
+          <w:tab w:val="num" w:pos="2160"/>
+        </w:tabs>
+        <w:ind w:left="2160" w:hanging="360"/>
+      </w:pPr>
+      <w:rPr>
+        <w:rFonts w:ascii="Wingdings" w:hAnsi="Wingdings" w:hint="default"/>
+        <w:sz w:val="20"/>
+      </w:rPr>
+    </w:lvl>
+    <w:lvl w:ilvl="3" w:tentative="1">
+      <w:start w:val="1"/>
+      <w:numFmt w:val="bullet"/>
+      <w:lvlText w:val=""/>
+      <w:lvlJc w:val="left"/>
+      <w:pPr>
+        <w:tabs>
+          <w:tab w:val="num" w:pos="2880"/>
+        </w:tabs>
+        <w:ind w:left="2880" w:hanging="360"/>
+      </w:pPr>
+      <w:rPr>
+        <w:rFonts w:ascii="Wingdings" w:hAnsi="Wingdings" w:hint="default"/>
+        <w:sz w:val="20"/>
+      </w:rPr>
+    </w:lvl>
+    <w:lvl w:ilvl="4" w:tentative="1">
+      <w:start w:val="1"/>
+      <w:numFmt w:val="bullet"/>
+      <w:lvlText w:val=""/>
+      <w:lvlJc w:val="left"/>
+      <w:pPr>
+        <w:tabs>
+          <w:tab w:val="num" w:pos="3600"/>
+        </w:tabs>
+        <w:ind w:left="3600" w:hanging="360"/>
+      </w:pPr>
+      <w:rPr>
+        <w:rFonts w:ascii="Wingdings" w:hAnsi="Wingdings" w:hint="default"/>
+        <w:sz w:val="20"/>
+      </w:rPr>
+    </w:lvl>
+    <w:lvl w:ilvl="5" w:tentative="1">
+      <w:start w:val="1"/>
+      <w:numFmt w:val="bullet"/>
+      <w:lvlText w:val=""/>
+      <w:lvlJc w:val="left"/>
+      <w:pPr>
+        <w:tabs>
+          <w:tab w:val="num" w:pos="4320"/>
+        </w:tabs>
+        <w:ind w:left="4320" w:hanging="360"/>
+      </w:pPr>
+      <w:rPr>
+        <w:rFonts w:ascii="Wingdings" w:hAnsi="Wingdings" w:hint="default"/>
+        <w:sz w:val="20"/>
+      </w:rPr>
+    </w:lvl>
+    <w:lvl w:ilvl="6" w:tentative="1">
+      <w:start w:val="1"/>
+      <w:numFmt w:val="bullet"/>
+      <w:lvlText w:val=""/>
+      <w:lvlJc w:val="left"/>
+      <w:pPr>
+        <w:tabs>
+          <w:tab w:val="num" w:pos="5040"/>
+        </w:tabs>
+        <w:ind w:left="5040" w:hanging="360"/>
+      </w:pPr>
+      <w:rPr>
+        <w:rFonts w:ascii="Wingdings" w:hAnsi="Wingdings" w:hint="default"/>
+        <w:sz w:val="20"/>
+      </w:rPr>
+    </w:lvl>
+    <w:lvl w:ilvl="7" w:tentative="1">
+      <w:start w:val="1"/>
+      <w:numFmt w:val="bullet"/>
+      <w:lvlText w:val=""/>
+      <w:lvlJc w:val="left"/>
+      <w:pPr>
+        <w:tabs>
+          <w:tab w:val="num" w:pos="5760"/>
+        </w:tabs>
+        <w:ind w:left="5760" w:hanging="360"/>
+      </w:pPr>
+      <w:rPr>
+        <w:rFonts w:ascii="Wingdings" w:hAnsi="Wingdings" w:hint="default"/>
+        <w:sz w:val="20"/>
+      </w:rPr>
+    </w:lvl>
+    <w:lvl w:ilvl="8" w:tentative="1">
+      <w:start w:val="1"/>
+      <w:numFmt w:val="bullet"/>
+      <w:lvlText w:val=""/>
+      <w:lvlJc w:val="left"/>
+      <w:pPr>
+        <w:tabs>
+          <w:tab w:val="num" w:pos="6480"/>
+        </w:tabs>
+        <w:ind w:left="6480" w:hanging="360"/>
+      </w:pPr>
+      <w:rPr>
+        <w:rFonts w:ascii="Wingdings" w:hAnsi="Wingdings" w:hint="default"/>
+        <w:sz w:val="20"/>
+      </w:rPr>
+    </w:lvl>
+  </w:abstractNum>
+  <w:num w:numId="1" w16cid:durableId="1904560480">
+    <w:abstractNumId w:val="9"/>
+  </w:num>
+  <w:num w:numId="2" w16cid:durableId="343283068">
+    <w:abstractNumId w:val="5"/>
+  </w:num>
+  <w:num w:numId="3" w16cid:durableId="1166553379">
+    <w:abstractNumId w:val="19"/>
+  </w:num>
+  <w:num w:numId="4" w16cid:durableId="1362827541">
+    <w:abstractNumId w:val="12"/>
+  </w:num>
+  <w:num w:numId="5" w16cid:durableId="1602183118">
+    <w:abstractNumId w:val="17"/>
+  </w:num>
+  <w:num w:numId="6" w16cid:durableId="1462311604">
+    <w:abstractNumId w:val="6"/>
+  </w:num>
+  <w:num w:numId="7" w16cid:durableId="648872832">
+    <w:abstractNumId w:val="4"/>
+  </w:num>
+  <w:num w:numId="8" w16cid:durableId="1053768152">
+    <w:abstractNumId w:val="0"/>
+  </w:num>
+  <w:num w:numId="9" w16cid:durableId="1544558680">
+    <w:abstractNumId w:val="15"/>
+  </w:num>
+  <w:num w:numId="10" w16cid:durableId="451171097">
+    <w:abstractNumId w:val="3"/>
+  </w:num>
+  <w:num w:numId="11" w16cid:durableId="1954095310">
+    <w:abstractNumId w:val="11"/>
+  </w:num>
+  <w:num w:numId="12" w16cid:durableId="2141604813">
+    <w:abstractNumId w:val="8"/>
+  </w:num>
+  <w:num w:numId="13" w16cid:durableId="1190951275">
+    <w:abstractNumId w:val="13"/>
+  </w:num>
+  <w:num w:numId="14" w16cid:durableId="1641306785">
+    <w:abstractNumId w:val="14"/>
+  </w:num>
+  <w:num w:numId="15" w16cid:durableId="1495874480">
+    <w:abstractNumId w:val="1"/>
+  </w:num>
+  <w:num w:numId="16" w16cid:durableId="1317220391">
+    <w:abstractNumId w:val="2"/>
+  </w:num>
+  <w:num w:numId="17" w16cid:durableId="267009366">
+    <w:abstractNumId w:val="18"/>
+  </w:num>
+  <w:num w:numId="18" w16cid:durableId="641740678">
+    <w:abstractNumId w:val="10"/>
+  </w:num>
+  <w:num w:numId="19" w16cid:durableId="889731190">
+    <w:abstractNumId w:val="16"/>
+  </w:num>
+  <w:num w:numId="20" w16cid:durableId="946229441">
+    <w:abstractNumId w:val="7"/>
+  </w:num>
+</w:numbering>
 </file>
 
 <file path=word/styles.xml><?xml version="1.0" encoding="utf-8"?>
@@ -678,6 +6475,7 @@
   <w:style w:type="character" w:default="1" w:styleId="Domylnaczcionkaakapitu">
     <w:name w:val="Default Paragraph Font"/>
     <w:uiPriority w:val="1"/>
+    <w:semiHidden/>
     <w:unhideWhenUsed/>
   </w:style>
   <w:style w:type="table" w:default="1" w:styleId="Standardowy">
@@ -991,6 +6789,25 @@
       <w:spacing w:val="5"/>
     </w:rPr>
   </w:style>
+  <w:style w:type="paragraph" w:styleId="NormalnyWeb">
+    <w:name w:val="Normal (Web)"/>
+    <w:basedOn w:val="Normalny"/>
+    <w:uiPriority w:val="99"/>
+    <w:semiHidden/>
+    <w:unhideWhenUsed/>
+    <w:rsid w:val="007E749E"/>
+    <w:pPr>
+      <w:spacing w:before="100" w:beforeAutospacing="1" w:after="100" w:afterAutospacing="1" w:line="240" w:lineRule="auto"/>
+    </w:pPr>
+    <w:rPr>
+      <w:rFonts w:ascii="Times New Roman" w:eastAsia="Times New Roman" w:hAnsi="Times New Roman" w:cs="Times New Roman"/>
+      <w:kern w:val="0"/>
+      <w:sz w:val="24"/>
+      <w:szCs w:val="24"/>
+      <w:lang w:eastAsia="pl-PL"/>
+      <w14:ligatures w14:val="none"/>
+    </w:rPr>
+  </w:style>
 </w:styles>
 </file>
 

--- a/TC(p. 4.1)/TC(p.4.1).docx
+++ b/TC(p. 4.1)/TC(p.4.1).docx
@@ -614,7 +614,35 @@
           <w:lang w:eastAsia="pl-PL"/>
           <w14:ligatures w14:val="none"/>
         </w:rPr>
-        <w:t>Złożenie wniosku leasingowego</w:t>
+        <w:t xml:space="preserve">Złożenie wniosku </w:t>
+      </w:r>
+      <w:r>
+        <w:rPr>
+          <w:rFonts w:ascii="Arial" w:eastAsia="Times New Roman" w:hAnsi="Arial" w:cs="Arial"/>
+          <w:b/>
+          <w:bCs/>
+          <w:color w:val="000000"/>
+          <w:kern w:val="0"/>
+          <w:sz w:val="26"/>
+          <w:szCs w:val="26"/>
+          <w:lang w:eastAsia="pl-PL"/>
+          <w14:ligatures w14:val="none"/>
+        </w:rPr>
+        <w:t xml:space="preserve">o </w:t>
+      </w:r>
+      <w:r>
+        <w:rPr>
+          <w:rFonts w:ascii="Arial" w:eastAsia="Times New Roman" w:hAnsi="Arial" w:cs="Arial"/>
+          <w:b/>
+          <w:bCs/>
+          <w:color w:val="000000"/>
+          <w:kern w:val="0"/>
+          <w:sz w:val="26"/>
+          <w:szCs w:val="26"/>
+          <w:lang w:eastAsia="pl-PL"/>
+          <w14:ligatures w14:val="none"/>
+        </w:rPr>
+        <w:t>leasing</w:t>
       </w:r>
     </w:p>
     <w:p>
@@ -1210,7 +1238,7 @@
           <w:lang w:eastAsia="pl-PL"/>
           <w14:ligatures w14:val="none"/>
         </w:rPr>
-        <w:t>Rejestrowanie czynności weterynaryjnej</w:t>
+        <w:t>Wystawienie protokołu leczenia</w:t>
       </w:r>
     </w:p>
     <w:p>
@@ -2404,7 +2432,21 @@
           <w:lang w:eastAsia="pl-PL"/>
           <w14:ligatures w14:val="none"/>
         </w:rPr>
-        <w:t>Anulowanie rezerwacji</w:t>
+        <w:t xml:space="preserve">Anulowanie </w:t>
+      </w:r>
+      <w:r>
+        <w:rPr>
+          <w:rFonts w:ascii="Arial" w:eastAsia="Times New Roman" w:hAnsi="Arial" w:cs="Arial"/>
+          <w:b/>
+          <w:bCs/>
+          <w:color w:val="000000"/>
+          <w:kern w:val="0"/>
+          <w:sz w:val="26"/>
+          <w:szCs w:val="26"/>
+          <w:lang w:eastAsia="pl-PL"/>
+          <w14:ligatures w14:val="none"/>
+        </w:rPr>
+        <w:t>leasingu</w:t>
       </w:r>
     </w:p>
     <w:p>

--- a/TC(p. 4.1)/TC(p.4.1).docx
+++ b/TC(p. 4.1)/TC(p.4.1).docx
@@ -695,7 +695,7 @@
           <w:lang w:eastAsia="pl-PL"/>
           <w14:ligatures w14:val="none"/>
         </w:rPr>
-        <w:t>Klient</w:t>
+        <w:t>Użytkownik zalogowany</w:t>
       </w:r>
     </w:p>
     <w:p>
@@ -745,7 +745,17 @@
           <w:lang w:eastAsia="pl-PL"/>
           <w14:ligatures w14:val="none"/>
         </w:rPr>
-        <w:t>Klient wybiera dostępnego chomika i składa wniosek o jego wypożyczenie na określony czas.</w:t>
+        <w:t>Użytkownik</w:t>
+      </w:r>
+      <w:r>
+        <w:rPr>
+          <w:rFonts w:ascii="Arial" w:eastAsia="Times New Roman" w:hAnsi="Arial" w:cs="Arial"/>
+          <w:color w:val="000000"/>
+          <w:kern w:val="0"/>
+          <w:lang w:eastAsia="pl-PL"/>
+          <w14:ligatures w14:val="none"/>
+        </w:rPr>
+        <w:t xml:space="preserve"> wybiera dostępnego chomika i składa wniosek o jego wypożyczenie na określony czas.</w:t>
       </w:r>
     </w:p>
     <w:p>
@@ -798,7 +808,17 @@
           <w:lang w:eastAsia="pl-PL"/>
           <w14:ligatures w14:val="none"/>
         </w:rPr>
-        <w:t>Klient loguje się do systemu</w:t>
+        <w:t xml:space="preserve">Użytkownik </w:t>
+      </w:r>
+      <w:r>
+        <w:rPr>
+          <w:rFonts w:ascii="Arial" w:eastAsia="Times New Roman" w:hAnsi="Arial" w:cs="Arial"/>
+          <w:color w:val="000000"/>
+          <w:kern w:val="0"/>
+          <w:lang w:eastAsia="pl-PL"/>
+          <w14:ligatures w14:val="none"/>
+        </w:rPr>
+        <w:t>loguje się do systemu</w:t>
       </w:r>
     </w:p>
     <w:p>
@@ -1915,7 +1935,7 @@
           <w:lang w:eastAsia="pl-PL"/>
           <w14:ligatures w14:val="none"/>
         </w:rPr>
-        <w:t>niezalogowany użytkownik</w:t>
+        <w:t>Użytkownik niezalogowany</w:t>
       </w:r>
     </w:p>
     <w:p>
@@ -2499,7 +2519,7 @@
           <w:lang w:eastAsia="pl-PL"/>
           <w14:ligatures w14:val="none"/>
         </w:rPr>
-        <w:t>Klient </w:t>
+        <w:t>Użytkownik zalogowany</w:t>
       </w:r>
     </w:p>
     <w:p>
@@ -2549,7 +2569,17 @@
           <w:lang w:eastAsia="pl-PL"/>
           <w14:ligatures w14:val="none"/>
         </w:rPr>
-        <w:t>Klient rezygnuje z wcześniej złożonego wniosku leasingowego.</w:t>
+        <w:t>Użytkownik</w:t>
+      </w:r>
+      <w:r>
+        <w:rPr>
+          <w:rFonts w:ascii="Arial" w:eastAsia="Times New Roman" w:hAnsi="Arial" w:cs="Arial"/>
+          <w:color w:val="000000"/>
+          <w:kern w:val="0"/>
+          <w:lang w:eastAsia="pl-PL"/>
+          <w14:ligatures w14:val="none"/>
+        </w:rPr>
+        <w:t xml:space="preserve"> rezygnuje z wcześniej złożonego wniosku leasingowego.</w:t>
       </w:r>
     </w:p>
     <w:p>
@@ -2602,7 +2632,17 @@
           <w:lang w:eastAsia="pl-PL"/>
           <w14:ligatures w14:val="none"/>
         </w:rPr>
-        <w:t>Klient przechodzi do listy rezerwacji</w:t>
+        <w:t xml:space="preserve">Użytkownik </w:t>
+      </w:r>
+      <w:r>
+        <w:rPr>
+          <w:rFonts w:ascii="Arial" w:eastAsia="Times New Roman" w:hAnsi="Arial" w:cs="Arial"/>
+          <w:color w:val="000000"/>
+          <w:kern w:val="0"/>
+          <w:lang w:eastAsia="pl-PL"/>
+          <w14:ligatures w14:val="none"/>
+        </w:rPr>
+        <w:t>przechodzi do listy rezerwacji</w:t>
       </w:r>
     </w:p>
     <w:p>
